--- a/BaoCao/cn-da22ttc-nguyenhuynhphuvinh-110122203-linvnix.docx
+++ b/BaoCao/cn-da22ttc-nguyenhuynhphuvinh-110122203-linvnix.docx
@@ -1857,21 +1857,7 @@
                               <w:rPr>
                                 <w:i/>
                               </w:rPr>
-                              <w:t xml:space="preserve">Trà Vinh, ngày </w:t>
-                            </w:r>
-                            <w:proofErr w:type="gramStart"/>
-                            <w:r>
-                              <w:rPr>
-                                <w:i/>
-                              </w:rPr>
-                              <w:t>…..</w:t>
-                            </w:r>
-                            <w:proofErr w:type="gramEnd"/>
-                            <w:r>
-                              <w:rPr>
-                                <w:i/>
-                              </w:rPr>
-                              <w:t xml:space="preserve"> tháng …… năm ……</w:t>
+                              <w:t>Trà Vinh, ngày ….. tháng …… năm ……</w:t>
                             </w:r>
                           </w:p>
                           <w:p>
@@ -2502,21 +2488,7 @@
                         <w:rPr>
                           <w:i/>
                         </w:rPr>
-                        <w:t xml:space="preserve">Trà Vinh, ngày </w:t>
-                      </w:r>
-                      <w:proofErr w:type="gramStart"/>
-                      <w:r>
-                        <w:rPr>
-                          <w:i/>
-                        </w:rPr>
-                        <w:t>…..</w:t>
-                      </w:r>
-                      <w:proofErr w:type="gramEnd"/>
-                      <w:r>
-                        <w:rPr>
-                          <w:i/>
-                        </w:rPr>
-                        <w:t xml:space="preserve"> tháng …… năm ……</w:t>
+                        <w:t>Trà Vinh, ngày ….. tháng …… năm ……</w:t>
                       </w:r>
                     </w:p>
                     <w:p>
@@ -2906,23 +2878,7 @@
           <w:i/>
           <w:szCs w:val="26"/>
         </w:rPr>
-        <w:t xml:space="preserve">Trà Vinh, ngày </w:t>
-      </w:r>
-      <w:proofErr w:type="gramStart"/>
-      <w:r>
-        <w:rPr>
-          <w:i/>
-          <w:szCs w:val="26"/>
-        </w:rPr>
-        <w:t>…..</w:t>
-      </w:r>
-      <w:proofErr w:type="gramEnd"/>
-      <w:r>
-        <w:rPr>
-          <w:i/>
-          <w:szCs w:val="26"/>
-        </w:rPr>
-        <w:t xml:space="preserve"> tháng …… năm ……</w:t>
+        <w:t>Trà Vinh, ngày ….. tháng …… năm ……</w:t>
       </w:r>
     </w:p>
     <w:p>
@@ -6051,23 +6007,7 @@
           <w:i/>
           <w:szCs w:val="26"/>
         </w:rPr>
-        <w:t xml:space="preserve">Vĩnh Long, ngày </w:t>
-      </w:r>
-      <w:proofErr w:type="gramStart"/>
-      <w:r>
-        <w:rPr>
-          <w:i/>
-          <w:szCs w:val="26"/>
-        </w:rPr>
-        <w:t>…..</w:t>
-      </w:r>
-      <w:proofErr w:type="gramEnd"/>
-      <w:r>
-        <w:rPr>
-          <w:i/>
-          <w:szCs w:val="26"/>
-        </w:rPr>
-        <w:t xml:space="preserve"> tháng …… năm ……</w:t>
+        <w:t>Vĩnh Long, ngày ….. tháng …… năm ……</w:t>
       </w:r>
     </w:p>
     <w:p>
@@ -6367,23 +6307,7 @@
           <w:i/>
           <w:szCs w:val="26"/>
         </w:rPr>
-        <w:t xml:space="preserve">Vĩnh Long, ngày </w:t>
-      </w:r>
-      <w:proofErr w:type="gramStart"/>
-      <w:r>
-        <w:rPr>
-          <w:i/>
-          <w:szCs w:val="26"/>
-        </w:rPr>
-        <w:t>…..</w:t>
-      </w:r>
-      <w:proofErr w:type="gramEnd"/>
-      <w:r>
-        <w:rPr>
-          <w:i/>
-          <w:szCs w:val="26"/>
-        </w:rPr>
-        <w:t xml:space="preserve"> tháng …… năm ……</w:t>
+        <w:t>Vĩnh Long, ngày ….. tháng …… năm ……</w:t>
       </w:r>
     </w:p>
     <w:p>
@@ -7283,7 +7207,7 @@
         </w:tabs>
       </w:pPr>
       <w:r>
-        <w:t>3.4.2 Tổ chức ứng dụng nền</w:t>
+        <w:t>3.4.2 Tổ chức backend</w:t>
       </w:r>
       <w:r>
         <w:tab/>
@@ -9226,161 +9150,7 @@
         <w:rPr>
           <w:szCs w:val="26"/>
         </w:rPr>
-        <w:t xml:space="preserve">Quản trị viên soạn học </w:t>
-      </w:r>
-      <w:proofErr w:type="spellStart"/>
-      <w:r>
-        <w:rPr>
-          <w:szCs w:val="26"/>
-        </w:rPr>
-        <w:t>liệu</w:t>
-      </w:r>
-      <w:proofErr w:type="spellEnd"/>
-      <w:r>
-        <w:rPr>
-          <w:szCs w:val="26"/>
-        </w:rPr>
-        <w:t xml:space="preserve">, </w:t>
-      </w:r>
-      <w:proofErr w:type="spellStart"/>
-      <w:r>
-        <w:rPr>
-          <w:szCs w:val="26"/>
-        </w:rPr>
-        <w:t>quản</w:t>
-      </w:r>
-      <w:proofErr w:type="spellEnd"/>
-      <w:r>
-        <w:rPr>
-          <w:szCs w:val="26"/>
-        </w:rPr>
-        <w:t xml:space="preserve"> </w:t>
-      </w:r>
-      <w:proofErr w:type="spellStart"/>
-      <w:r>
-        <w:rPr>
-          <w:szCs w:val="26"/>
-        </w:rPr>
-        <w:t>lý</w:t>
-      </w:r>
-      <w:proofErr w:type="spellEnd"/>
-      <w:r>
-        <w:rPr>
-          <w:szCs w:val="26"/>
-        </w:rPr>
-        <w:t xml:space="preserve"> </w:t>
-      </w:r>
-      <w:proofErr w:type="spellStart"/>
-      <w:r>
-        <w:rPr>
-          <w:szCs w:val="26"/>
-        </w:rPr>
-        <w:t>các</w:t>
-      </w:r>
-      <w:proofErr w:type="spellEnd"/>
-      <w:r>
-        <w:rPr>
-          <w:szCs w:val="26"/>
-        </w:rPr>
-        <w:t xml:space="preserve"> </w:t>
-      </w:r>
-      <w:proofErr w:type="spellStart"/>
-      <w:r>
-        <w:rPr>
-          <w:szCs w:val="26"/>
-        </w:rPr>
-        <w:t>hội</w:t>
-      </w:r>
-      <w:proofErr w:type="spellEnd"/>
-      <w:r>
-        <w:rPr>
-          <w:szCs w:val="26"/>
-        </w:rPr>
-        <w:t xml:space="preserve"> </w:t>
-      </w:r>
-      <w:proofErr w:type="spellStart"/>
-      <w:r>
-        <w:rPr>
-          <w:szCs w:val="26"/>
-        </w:rPr>
-        <w:t>thoại</w:t>
-      </w:r>
-      <w:proofErr w:type="spellEnd"/>
-      <w:r>
-        <w:rPr>
-          <w:szCs w:val="26"/>
-        </w:rPr>
-        <w:t xml:space="preserve"> </w:t>
-      </w:r>
-      <w:proofErr w:type="spellStart"/>
-      <w:r>
-        <w:rPr>
-          <w:szCs w:val="26"/>
-        </w:rPr>
-        <w:t>mô</w:t>
-      </w:r>
-      <w:proofErr w:type="spellEnd"/>
-      <w:r>
-        <w:rPr>
-          <w:szCs w:val="26"/>
-        </w:rPr>
-        <w:t xml:space="preserve"> </w:t>
-      </w:r>
-      <w:proofErr w:type="spellStart"/>
-      <w:r>
-        <w:rPr>
-          <w:szCs w:val="26"/>
-        </w:rPr>
-        <w:t>phỏng</w:t>
-      </w:r>
-      <w:proofErr w:type="spellEnd"/>
-      <w:r>
-        <w:rPr>
-          <w:szCs w:val="26"/>
-        </w:rPr>
-        <w:t xml:space="preserve"> </w:t>
-      </w:r>
-      <w:proofErr w:type="spellStart"/>
-      <w:r>
-        <w:rPr>
-          <w:szCs w:val="26"/>
-        </w:rPr>
-        <w:t>và</w:t>
-      </w:r>
-      <w:proofErr w:type="spellEnd"/>
-      <w:r>
-        <w:rPr>
-          <w:szCs w:val="26"/>
-        </w:rPr>
-        <w:t xml:space="preserve"> </w:t>
-      </w:r>
-      <w:proofErr w:type="spellStart"/>
-      <w:r>
-        <w:rPr>
-          <w:szCs w:val="26"/>
-        </w:rPr>
-        <w:t>xem</w:t>
-      </w:r>
-      <w:proofErr w:type="spellEnd"/>
-      <w:r>
-        <w:rPr>
-          <w:szCs w:val="26"/>
-        </w:rPr>
-        <w:t xml:space="preserve"> </w:t>
-      </w:r>
-      <w:proofErr w:type="spellStart"/>
-      <w:r>
-        <w:rPr>
-          <w:szCs w:val="26"/>
-        </w:rPr>
-        <w:t>thống</w:t>
-      </w:r>
-      <w:proofErr w:type="spellEnd"/>
-      <w:r>
-        <w:rPr>
-          <w:szCs w:val="26"/>
-        </w:rPr>
-        <w:t xml:space="preserve"> kê qua trang quản trị.</w:t>
+        <w:t>Quản trị viên soạn học liệu, quản lý các hội thoại mô phỏng và xem thống kê qua trang quản trị.</w:t>
       </w:r>
     </w:p>
     <w:p>
@@ -9396,105 +9166,7 @@
           <w:szCs w:val="26"/>
         </w:rPr>
         <w:lastRenderedPageBreak/>
-        <w:t xml:space="preserve">Bên cạnh các </w:t>
-      </w:r>
-      <w:proofErr w:type="spellStart"/>
-      <w:r>
-        <w:rPr>
-          <w:szCs w:val="26"/>
-        </w:rPr>
-        <w:t>kết</w:t>
-      </w:r>
-      <w:proofErr w:type="spellEnd"/>
-      <w:r>
-        <w:rPr>
-          <w:szCs w:val="26"/>
-        </w:rPr>
-        <w:t xml:space="preserve"> </w:t>
-      </w:r>
-      <w:proofErr w:type="spellStart"/>
-      <w:r>
-        <w:rPr>
-          <w:szCs w:val="26"/>
-        </w:rPr>
-        <w:t>quả</w:t>
-      </w:r>
-      <w:proofErr w:type="spellEnd"/>
-      <w:r>
-        <w:rPr>
-          <w:szCs w:val="26"/>
-        </w:rPr>
-        <w:t xml:space="preserve"> </w:t>
-      </w:r>
-      <w:proofErr w:type="spellStart"/>
-      <w:r>
-        <w:rPr>
-          <w:szCs w:val="26"/>
-        </w:rPr>
-        <w:t>trên</w:t>
-      </w:r>
-      <w:proofErr w:type="spellEnd"/>
-      <w:r>
-        <w:rPr>
-          <w:szCs w:val="26"/>
-        </w:rPr>
-        <w:t xml:space="preserve">, </w:t>
-      </w:r>
-      <w:proofErr w:type="spellStart"/>
-      <w:r>
-        <w:rPr>
-          <w:szCs w:val="26"/>
-        </w:rPr>
-        <w:t>tôi</w:t>
-      </w:r>
-      <w:proofErr w:type="spellEnd"/>
-      <w:r>
-        <w:rPr>
-          <w:szCs w:val="26"/>
-        </w:rPr>
-        <w:t xml:space="preserve"> </w:t>
-      </w:r>
-      <w:proofErr w:type="spellStart"/>
-      <w:r>
-        <w:rPr>
-          <w:szCs w:val="26"/>
-        </w:rPr>
-        <w:t>cũng</w:t>
-      </w:r>
-      <w:proofErr w:type="spellEnd"/>
-      <w:r>
-        <w:rPr>
-          <w:szCs w:val="26"/>
-        </w:rPr>
-        <w:t xml:space="preserve"> </w:t>
-      </w:r>
-      <w:proofErr w:type="spellStart"/>
-      <w:r>
-        <w:rPr>
-          <w:szCs w:val="26"/>
-        </w:rPr>
-        <w:t>có</w:t>
-      </w:r>
-      <w:proofErr w:type="spellEnd"/>
-      <w:r>
-        <w:rPr>
-          <w:szCs w:val="26"/>
-        </w:rPr>
-        <w:t xml:space="preserve"> </w:t>
-      </w:r>
-      <w:proofErr w:type="spellStart"/>
-      <w:r>
-        <w:rPr>
-          <w:szCs w:val="26"/>
-        </w:rPr>
-        <w:t>được</w:t>
-      </w:r>
-      <w:proofErr w:type="spellEnd"/>
-      <w:r>
-        <w:rPr>
-          <w:szCs w:val="26"/>
-        </w:rPr>
-        <w:t xml:space="preserve"> kinh nghiệm làm việc trên một sản phẩm có đủ ba phần mobile, web quản trị và máy chủ, cùng cách tích hợp một mô hình AI đa phương thức vào quy trình thật.</w:t>
+        <w:t>Bên cạnh các kết quả trên, tôi cũng có được kinh nghiệm làm việc trên một sản phẩm có đủ ba phần mobile, web quản trị và máy chủ, cùng cách tích hợp một mô hình AI đa phương thức vào quy trình thật.</w:t>
       </w:r>
     </w:p>
     <w:p>
@@ -9530,55 +9202,7 @@
         <w:t>Lý do chọn đề tài:</w:t>
       </w:r>
       <w:r>
-        <w:t xml:space="preserve"> Tiếng Việt có nhiều đặc điểm khó với người nước ngoài: hệ thống thanh điệu, nhiều âm tiết, các phương ngữ vùng miền và ngữ pháp khác xa các ngôn ngữ châu Âu. Hiện nay đã có một số ứng dụng học ngôn ngữ phổ biến nhưng phần dành cho tiếng Việt còn ít, chưa chú trọng phát âm và phương ngữ, và chưa tận dụng các tính năng AI hiện có. </w:t>
-      </w:r>
-      <w:proofErr w:type="spellStart"/>
-      <w:r>
-        <w:t>Vì</w:t>
-      </w:r>
-      <w:proofErr w:type="spellEnd"/>
-      <w:r>
-        <w:t xml:space="preserve"> </w:t>
-      </w:r>
-      <w:proofErr w:type="spellStart"/>
-      <w:r>
-        <w:t>vậy</w:t>
-      </w:r>
-      <w:proofErr w:type="spellEnd"/>
-      <w:r>
-        <w:t xml:space="preserve"> </w:t>
-      </w:r>
-      <w:proofErr w:type="spellStart"/>
-      <w:r>
-        <w:t>tôi</w:t>
-      </w:r>
-      <w:proofErr w:type="spellEnd"/>
-      <w:r>
-        <w:t xml:space="preserve"> </w:t>
-      </w:r>
-      <w:proofErr w:type="spellStart"/>
-      <w:r>
-        <w:t>chọn</w:t>
-      </w:r>
-      <w:proofErr w:type="spellEnd"/>
-      <w:r>
-        <w:t xml:space="preserve"> </w:t>
-      </w:r>
-      <w:proofErr w:type="spellStart"/>
-      <w:r>
-        <w:t>đề</w:t>
-      </w:r>
-      <w:proofErr w:type="spellEnd"/>
-      <w:r>
-        <w:t xml:space="preserve"> </w:t>
-      </w:r>
-      <w:proofErr w:type="spellStart"/>
-      <w:r>
-        <w:t>tài</w:t>
-      </w:r>
-      <w:proofErr w:type="spellEnd"/>
-      <w:r>
-        <w:t xml:space="preserve"> này để xây dựng một ứng dụng học tiếng Việt vừa có học liệu được tổ chức theo cấp độ chuẩn châu Âu vừa có các tính năng AI hỗ trợ học viên trong quá trình học.</w:t>
+        <w:t xml:space="preserve"> Tiếng Việt có nhiều đặc điểm khó với người nước ngoài: hệ thống thanh điệu, nhiều âm tiết, các phương ngữ vùng miền và ngữ pháp khác xa các ngôn ngữ châu Âu. Hiện nay đã có một số ứng dụng học ngôn ngữ phổ biến nhưng phần dành cho tiếng Việt còn ít, chưa chú trọng phát âm và phương ngữ, và chưa tận dụng các tính năng AI hiện có. Vì vậy tôi chọn đề tài này để xây dựng một ứng dụng học tiếng Việt vừa có học liệu được tổ chức theo cấp độ chuẩn châu Âu vừa có các tính năng AI hỗ trợ học viên trong quá trình học.</w:t>
       </w:r>
     </w:p>
     <w:p>
@@ -9775,141 +9399,8 @@
       <w:pPr>
         <w:pStyle w:val="BodyText1"/>
       </w:pPr>
-      <w:proofErr w:type="spellStart"/>
-      <w:r>
-        <w:t>Đề</w:t>
-      </w:r>
-      <w:proofErr w:type="spellEnd"/>
-      <w:r>
-        <w:t xml:space="preserve"> </w:t>
-      </w:r>
-      <w:proofErr w:type="spellStart"/>
-      <w:r>
-        <w:t>tài</w:t>
-      </w:r>
-      <w:proofErr w:type="spellEnd"/>
-      <w:r>
-        <w:t xml:space="preserve"> “</w:t>
-      </w:r>
-      <w:proofErr w:type="spellStart"/>
-      <w:r>
-        <w:t>Ứng</w:t>
-      </w:r>
-      <w:proofErr w:type="spellEnd"/>
-      <w:r>
-        <w:t xml:space="preserve"> </w:t>
-      </w:r>
-      <w:proofErr w:type="spellStart"/>
-      <w:r>
-        <w:t>dụng</w:t>
-      </w:r>
-      <w:proofErr w:type="spellEnd"/>
-      <w:r>
-        <w:t xml:space="preserve"> hỗ trợ dạy học tiếng Việt với trí tuệ nhân tạo” hướng đến xây dựng một ứng dụng học tiếng Việt cho người nước ngoài có học liệu được tổ chức bài bản và có sự hỗ trợ của AI. Sản phẩm gồm </w:t>
-      </w:r>
-      <w:proofErr w:type="spellStart"/>
-      <w:r>
-        <w:t>ba</w:t>
-      </w:r>
-      <w:proofErr w:type="spellEnd"/>
-      <w:r>
-        <w:t xml:space="preserve"> phần chính là ứng dụng di động dành cho học viên, trang quản trị dành </w:t>
-      </w:r>
-      <w:proofErr w:type="spellStart"/>
-      <w:r>
-        <w:t>cho</w:t>
-      </w:r>
-      <w:proofErr w:type="spellEnd"/>
-      <w:r>
-        <w:t xml:space="preserve"> </w:t>
-      </w:r>
-      <w:proofErr w:type="spellStart"/>
-      <w:r>
-        <w:t>quản</w:t>
-      </w:r>
-      <w:proofErr w:type="spellEnd"/>
-      <w:r>
-        <w:t xml:space="preserve"> </w:t>
-      </w:r>
-      <w:proofErr w:type="spellStart"/>
-      <w:r>
-        <w:t>trị</w:t>
-      </w:r>
-      <w:proofErr w:type="spellEnd"/>
-      <w:r>
-        <w:t xml:space="preserve"> </w:t>
-      </w:r>
-      <w:proofErr w:type="spellStart"/>
-      <w:r>
-        <w:t>viên</w:t>
-      </w:r>
-      <w:proofErr w:type="spellEnd"/>
-      <w:r>
-        <w:t xml:space="preserve"> </w:t>
-      </w:r>
-      <w:proofErr w:type="spellStart"/>
-      <w:r>
-        <w:t>và</w:t>
-      </w:r>
-      <w:proofErr w:type="spellEnd"/>
-      <w:r>
-        <w:t xml:space="preserve"> </w:t>
-      </w:r>
-      <w:proofErr w:type="spellStart"/>
-      <w:r>
-        <w:t>máy</w:t>
-      </w:r>
-      <w:proofErr w:type="spellEnd"/>
-      <w:r>
-        <w:t xml:space="preserve"> </w:t>
-      </w:r>
-      <w:proofErr w:type="spellStart"/>
-      <w:r>
-        <w:t>chủ</w:t>
-      </w:r>
-      <w:proofErr w:type="spellEnd"/>
-      <w:r>
-        <w:t xml:space="preserve"> </w:t>
-      </w:r>
-      <w:proofErr w:type="spellStart"/>
-      <w:r>
-        <w:t>dùng</w:t>
-      </w:r>
-      <w:proofErr w:type="spellEnd"/>
-      <w:r>
-        <w:t xml:space="preserve"> </w:t>
-      </w:r>
-      <w:proofErr w:type="spellStart"/>
-      <w:r>
-        <w:t>chung</w:t>
-      </w:r>
-      <w:proofErr w:type="spellEnd"/>
-      <w:r>
-        <w:t xml:space="preserve"> </w:t>
-      </w:r>
-      <w:proofErr w:type="spellStart"/>
-      <w:r>
-        <w:t>cho</w:t>
-      </w:r>
-      <w:proofErr w:type="spellEnd"/>
-      <w:r>
-        <w:t xml:space="preserve"> </w:t>
-      </w:r>
-      <w:proofErr w:type="spellStart"/>
-      <w:r>
-        <w:t>cả</w:t>
-      </w:r>
-      <w:proofErr w:type="spellEnd"/>
-      <w:r>
-        <w:t xml:space="preserve"> </w:t>
-      </w:r>
-      <w:proofErr w:type="spellStart"/>
-      <w:r>
-        <w:t>hai</w:t>
-      </w:r>
-      <w:proofErr w:type="spellEnd"/>
-      <w:r>
-        <w:t>.</w:t>
+      <w:r>
+        <w:t>Đề tài “Ứng dụng hỗ trợ dạy học tiếng Việt với trí tuệ nhân tạo” hướng đến xây dựng một ứng dụng học tiếng Việt cho người nước ngoài có học liệu được tổ chức bài bản và có sự hỗ trợ của AI. Sản phẩm gồm ba phần chính là ứng dụng di động dành cho học viên, trang quản trị dành cho quản trị viên và máy chủ dùng chung cho cả hai.</w:t>
       </w:r>
     </w:p>
     <w:p>
@@ -9925,167 +9416,7 @@
         <w:pStyle w:val="BodyText1"/>
       </w:pPr>
       <w:r>
-        <w:t xml:space="preserve">Ngoài học liệu cố định, ứng dụng tích hợp bốn tính năng AI để việc học sát với thực tế hơn. Tính năng sinh bài tập tự động tạo bài tập theo </w:t>
-      </w:r>
-      <w:proofErr w:type="spellStart"/>
-      <w:r>
-        <w:t>nội</w:t>
-      </w:r>
-      <w:proofErr w:type="spellEnd"/>
-      <w:r>
-        <w:t xml:space="preserve"> dung </w:t>
-      </w:r>
-      <w:proofErr w:type="spellStart"/>
-      <w:r>
-        <w:t>bài</w:t>
-      </w:r>
-      <w:proofErr w:type="spellEnd"/>
-      <w:r>
-        <w:t xml:space="preserve"> </w:t>
-      </w:r>
-      <w:proofErr w:type="spellStart"/>
-      <w:r>
-        <w:t>học</w:t>
-      </w:r>
-      <w:proofErr w:type="spellEnd"/>
-      <w:r>
-        <w:t xml:space="preserve">. Tính năng khám phá ảnh cho phép học viên chụp ảnh đồ vật xung quanh để AI giải thích và đưa ra từ vựng tiếng Việt liên quan. Tính năng hội thoại mô phỏng đặt học viên vào các tình huống giao tiếp như đi mua sắm hay đi nhà hàng và để AI đóng vai nhân vật trao đổi tin </w:t>
-      </w:r>
-      <w:proofErr w:type="spellStart"/>
-      <w:r>
-        <w:t>nhắn</w:t>
-      </w:r>
-      <w:proofErr w:type="spellEnd"/>
-      <w:r>
-        <w:t xml:space="preserve"> </w:t>
-      </w:r>
-      <w:proofErr w:type="spellStart"/>
-      <w:r>
-        <w:t>cùng</w:t>
-      </w:r>
-      <w:proofErr w:type="spellEnd"/>
-      <w:r>
-        <w:t xml:space="preserve"> </w:t>
-      </w:r>
-      <w:proofErr w:type="spellStart"/>
-      <w:r>
-        <w:t>học</w:t>
-      </w:r>
-      <w:proofErr w:type="spellEnd"/>
-      <w:r>
-        <w:t xml:space="preserve"> </w:t>
-      </w:r>
-      <w:proofErr w:type="spellStart"/>
-      <w:r>
-        <w:t>viên</w:t>
-      </w:r>
-      <w:proofErr w:type="spellEnd"/>
-      <w:r>
-        <w:t xml:space="preserve"> </w:t>
-      </w:r>
-      <w:proofErr w:type="spellStart"/>
-      <w:r>
-        <w:t>và</w:t>
-      </w:r>
-      <w:proofErr w:type="spellEnd"/>
-      <w:r>
-        <w:t xml:space="preserve"> </w:t>
-      </w:r>
-      <w:proofErr w:type="spellStart"/>
-      <w:r>
-        <w:t>phản</w:t>
-      </w:r>
-      <w:proofErr w:type="spellEnd"/>
-      <w:r>
-        <w:t xml:space="preserve"> </w:t>
-      </w:r>
-      <w:proofErr w:type="spellStart"/>
-      <w:r>
-        <w:t>hồi</w:t>
-      </w:r>
-      <w:proofErr w:type="spellEnd"/>
-      <w:r>
-        <w:t xml:space="preserve"> </w:t>
-      </w:r>
-      <w:proofErr w:type="spellStart"/>
-      <w:r>
-        <w:t>ngữ</w:t>
-      </w:r>
-      <w:proofErr w:type="spellEnd"/>
-      <w:r>
-        <w:t xml:space="preserve"> </w:t>
-      </w:r>
-      <w:proofErr w:type="spellStart"/>
-      <w:r>
-        <w:t>pháp</w:t>
-      </w:r>
-      <w:proofErr w:type="spellEnd"/>
-      <w:r>
-        <w:t xml:space="preserve"> </w:t>
-      </w:r>
-      <w:proofErr w:type="spellStart"/>
-      <w:r>
-        <w:t>sau</w:t>
-      </w:r>
-      <w:proofErr w:type="spellEnd"/>
-      <w:r>
-        <w:t xml:space="preserve"> </w:t>
-      </w:r>
-      <w:proofErr w:type="spellStart"/>
-      <w:r>
-        <w:t>mỗi</w:t>
-      </w:r>
-      <w:proofErr w:type="spellEnd"/>
-      <w:r>
-        <w:t xml:space="preserve"> </w:t>
-      </w:r>
-      <w:proofErr w:type="spellStart"/>
-      <w:r>
-        <w:t>câu</w:t>
-      </w:r>
-      <w:proofErr w:type="spellEnd"/>
-      <w:r>
-        <w:t xml:space="preserve"> </w:t>
-      </w:r>
-      <w:proofErr w:type="spellStart"/>
-      <w:r>
-        <w:t>trả</w:t>
-      </w:r>
-      <w:proofErr w:type="spellEnd"/>
-      <w:r>
-        <w:t xml:space="preserve"> </w:t>
-      </w:r>
-      <w:proofErr w:type="spellStart"/>
-      <w:r>
-        <w:t>lời</w:t>
-      </w:r>
-      <w:proofErr w:type="spellEnd"/>
-      <w:r>
-        <w:t xml:space="preserve"> </w:t>
-      </w:r>
-      <w:proofErr w:type="spellStart"/>
-      <w:r>
-        <w:t>của</w:t>
-      </w:r>
-      <w:proofErr w:type="spellEnd"/>
-      <w:r>
-        <w:t xml:space="preserve"> </w:t>
-      </w:r>
-      <w:proofErr w:type="spellStart"/>
-      <w:r>
-        <w:t>học</w:t>
-      </w:r>
-      <w:proofErr w:type="spellEnd"/>
-      <w:r>
-        <w:t xml:space="preserve"> </w:t>
-      </w:r>
-      <w:proofErr w:type="spellStart"/>
-      <w:r>
-        <w:t>viên</w:t>
-      </w:r>
-      <w:proofErr w:type="spellEnd"/>
-      <w:r>
-        <w:t>. Tính năng trợ lý AI trả lời câu hỏi của học viên dựa trên màn hình hiện tại và dữ liệu học tập cá nhân.</w:t>
+        <w:t>Ngoài học liệu cố định, ứng dụng tích hợp bốn tính năng AI để việc học sát với thực tế hơn. Tính năng sinh bài tập tự động tạo bài tập theo nội dung bài học. Tính năng khám phá ảnh cho phép học viên chụp ảnh đồ vật xung quanh để AI giải thích và đưa ra từ vựng tiếng Việt liên quan. Tính năng hội thoại mô phỏng đặt học viên vào các tình huống giao tiếp như đi mua sắm hay đi nhà hàng và để AI đóng vai nhân vật trao đổi tin nhắn cùng học viên và phản hồi ngữ pháp sau mỗi câu trả lời của học viên. Tính năng trợ lý AI trả lời câu hỏi của học viên dựa trên màn hình hiện tại và dữ liệu học tập cá nhân.</w:t>
       </w:r>
     </w:p>
     <w:p>
@@ -10093,39 +9424,7 @@
         <w:pStyle w:val="BodyText1"/>
       </w:pPr>
       <w:r>
-        <w:t xml:space="preserve">Trang quản trị giúp quản trị viên soạn khóa học, chủ đề, bài học, từ vựng, quy tắc ngữ pháp và bài tập; quản lý tình huống cho tính năng </w:t>
-      </w:r>
-      <w:proofErr w:type="spellStart"/>
-      <w:r>
-        <w:t>hội</w:t>
-      </w:r>
-      <w:proofErr w:type="spellEnd"/>
-      <w:r>
-        <w:t xml:space="preserve"> </w:t>
-      </w:r>
-      <w:proofErr w:type="spellStart"/>
-      <w:r>
-        <w:t>thoại</w:t>
-      </w:r>
-      <w:proofErr w:type="spellEnd"/>
-      <w:r>
-        <w:t xml:space="preserve"> </w:t>
-      </w:r>
-      <w:proofErr w:type="spellStart"/>
-      <w:r>
-        <w:t>mô</w:t>
-      </w:r>
-      <w:proofErr w:type="spellEnd"/>
-      <w:r>
-        <w:t xml:space="preserve"> </w:t>
-      </w:r>
-      <w:proofErr w:type="spellStart"/>
-      <w:r>
-        <w:t>phỏng</w:t>
-      </w:r>
-      <w:proofErr w:type="spellEnd"/>
-      <w:r>
-        <w:t>. Toàn bộ dữ liệu được lưu trên máy chủ và đồng bộ với ứng dụng di động.</w:t>
+        <w:t>Trang quản trị giúp quản trị viên soạn khóa học, chủ đề, bài học, từ vựng, quy tắc ngữ pháp và bài tập; quản lý tình huống cho tính năng hội thoại mô phỏng. Toàn bộ dữ liệu được lưu trên máy chủ và đồng bộ với ứng dụng di động.</w:t>
       </w:r>
     </w:p>
     <w:p>
@@ -10180,55 +9479,7 @@
         <w:pStyle w:val="BodyText1"/>
       </w:pPr>
       <w:r>
-        <w:t xml:space="preserve">Khung tham chiếu chung châu Âu về ngôn ngữ (Common European Framework of Reference for Languages, viết tắt CEFR) là chuẩn quốc tế do Hội đồng châu Âu xây dựng để mô tả năng lực ngôn ngữ ở các kỹ năng nghe, nói, đọc, viết. CEFR chia năng lực thành ba nhóm với sáu cấp độ: A1 và A2 cho người mới </w:t>
-      </w:r>
-      <w:proofErr w:type="spellStart"/>
-      <w:r>
-        <w:t>học</w:t>
-      </w:r>
-      <w:proofErr w:type="spellEnd"/>
-      <w:r>
-        <w:t xml:space="preserve">, B1 và B2 cho người dùng độc </w:t>
-      </w:r>
-      <w:proofErr w:type="spellStart"/>
-      <w:r>
-        <w:t>lập</w:t>
-      </w:r>
-      <w:proofErr w:type="spellEnd"/>
-      <w:r>
-        <w:t xml:space="preserve">, C1 và C2 cho </w:t>
-      </w:r>
-      <w:proofErr w:type="spellStart"/>
-      <w:r>
-        <w:t>người</w:t>
-      </w:r>
-      <w:proofErr w:type="spellEnd"/>
-      <w:r>
-        <w:t xml:space="preserve"> </w:t>
-      </w:r>
-      <w:proofErr w:type="spellStart"/>
-      <w:r>
-        <w:t>dùng</w:t>
-      </w:r>
-      <w:proofErr w:type="spellEnd"/>
-      <w:r>
-        <w:t xml:space="preserve"> </w:t>
-      </w:r>
-      <w:proofErr w:type="spellStart"/>
-      <w:r>
-        <w:t>thành</w:t>
-      </w:r>
-      <w:proofErr w:type="spellEnd"/>
-      <w:r>
-        <w:t xml:space="preserve"> </w:t>
-      </w:r>
-      <w:proofErr w:type="spellStart"/>
-      <w:r>
-        <w:t>thạo</w:t>
-      </w:r>
-      <w:proofErr w:type="spellEnd"/>
-      <w:r>
-        <w:t>. [1]</w:t>
+        <w:t>Khung tham chiếu chung châu Âu về ngôn ngữ (Common European Framework of Reference for Languages, viết tắt CEFR) là chuẩn quốc tế do Hội đồng châu Âu xây dựng để mô tả năng lực ngôn ngữ ở các kỹ năng nghe, nói, đọc, viết. CEFR chia năng lực thành ba nhóm với sáu cấp độ: A1 và A2 cho người mới học, B1 và B2 cho người dùng độc lập, C1 và C2 cho người dùng thành thạo. [1]</w:t>
       </w:r>
     </w:p>
     <w:p>
@@ -10251,37 +9502,8 @@
       <w:pPr>
         <w:pStyle w:val="BodyText1"/>
       </w:pPr>
-      <w:proofErr w:type="spellStart"/>
-      <w:r>
-        <w:t>Đề</w:t>
-      </w:r>
-      <w:proofErr w:type="spellEnd"/>
-      <w:r>
-        <w:t xml:space="preserve"> </w:t>
-      </w:r>
-      <w:proofErr w:type="spellStart"/>
-      <w:r>
-        <w:t>tài</w:t>
-      </w:r>
-      <w:proofErr w:type="spellEnd"/>
-      <w:r>
-        <w:t xml:space="preserve"> </w:t>
-      </w:r>
-      <w:proofErr w:type="spellStart"/>
-      <w:r>
-        <w:t>lấy</w:t>
-      </w:r>
-      <w:proofErr w:type="spellEnd"/>
-      <w:r>
-        <w:t xml:space="preserve"> </w:t>
-      </w:r>
-      <w:proofErr w:type="spellStart"/>
-      <w:r>
-        <w:t>khung</w:t>
-      </w:r>
-      <w:proofErr w:type="spellEnd"/>
-      <w:r>
-        <w:t xml:space="preserve"> sáu bậc nói trên làm chuẩn để chia các khóa học trong ứng dụng. Mỗi khóa học gắn với một bậc, các chủ đề và bài học bên trong được sắp xếp tăng dần độ khó. Cách chia này giúp học viên biết được mình đang ở đâu, cần học gì </w:t>
+      <w:r>
+        <w:t xml:space="preserve">Đề tài lấy khung sáu bậc nói trên làm chuẩn để chia các khóa học trong ứng dụng. Mỗi khóa học gắn với một bậc, các chủ đề và bài học bên trong được sắp xếp tăng dần độ khó. Cách chia này giúp học viên biết được mình đang ở đâu, cần học gì </w:t>
       </w:r>
       <w:r>
         <w:lastRenderedPageBreak/>
@@ -10592,15 +9814,7 @@
         <w:pStyle w:val="BodyText1"/>
       </w:pPr>
       <w:r>
-        <w:t xml:space="preserve">Mô hình lập trình của Flutter dựa trên triết lý "everything is a widget". Mỗi phần giao diện là một widget bất biến mô tả nó trông như thế nào và phản ứng ra sao theo trạng thái. Widget được chia thành hai nhóm: StatelessWidget không có trạng thái nội bộ, và StatefulWidget có trạng thái và gọi </w:t>
-      </w:r>
-      <w:proofErr w:type="gramStart"/>
-      <w:r>
-        <w:t>setState(</w:t>
-      </w:r>
-      <w:proofErr w:type="gramEnd"/>
-      <w:r>
-        <w:t>) để yêu cầu Flutter dựng lại giao diện khi trạng thái thay đổi. Quá trình phát triển được hỗ trợ bởi tính năng hot reload, tức thay đổi trong mã được áp dụng ngay vào ứng dụng đang chạy mà không cần khởi động lại.</w:t>
+        <w:t>Mô hình lập trình của Flutter dựa trên triết lý "everything is a widget". Mỗi phần giao diện là một widget bất biến mô tả nó trông như thế nào và phản ứng ra sao theo trạng thái. Widget được chia thành hai nhóm: StatelessWidget không có trạng thái nội bộ, và StatefulWidget có trạng thái và gọi setState() để yêu cầu Flutter dựng lại giao diện khi trạng thái thay đổi. Quá trình phát triển được hỗ trợ bởi tính năng hot reload, tức thay đổi trong mã được áp dụng ngay vào ứng dụng đang chạy mà không cần khởi động lại.</w:t>
       </w:r>
     </w:p>
     <w:p>
@@ -10758,15 +9972,7 @@
         <w:pStyle w:val="BodyText1"/>
       </w:pPr>
       <w:r>
-        <w:t xml:space="preserve">React tổ chức giao diện theo các thành phần (component) tái sử dụng được. Mỗi component nhận dữ liệu vào qua các thuộc tính (props) và quản lý trạng thái nội bộ (state) của riêng nó. Khi state hoặc props thay đổi, </w:t>
-      </w:r>
-      <w:proofErr w:type="gramStart"/>
-      <w:r>
-        <w:t>React</w:t>
-      </w:r>
-      <w:proofErr w:type="gramEnd"/>
-      <w:r>
-        <w:t xml:space="preserve"> tự dựng lại phần giao diện do component đó sinh ra. Dữ liệu trong React đi theo một chiều từ trên xuống: component cha truyền props cho component con, hành động từ con báo lên cha qua các callback. Mô hình một chiều này giúp luồng dữ liệu rõ ràng và dễ suy luận.</w:t>
+        <w:t>React tổ chức giao diện theo các thành phần (component) tái sử dụng được. Mỗi component nhận dữ liệu vào qua các thuộc tính (props) và quản lý trạng thái nội bộ (state) của riêng nó. Khi state hoặc props thay đổi, React tự dựng lại phần giao diện do component đó sinh ra. Dữ liệu trong React đi theo một chiều từ trên xuống: component cha truyền props cho component con, hành động từ con báo lên cha qua các callback. Mô hình một chiều này giúp luồng dữ liệu rõ ràng và dễ suy luận.</w:t>
       </w:r>
     </w:p>
     <w:p>
@@ -10774,15 +9980,7 @@
         <w:pStyle w:val="BodyText1"/>
       </w:pPr>
       <w:r>
-        <w:t xml:space="preserve">Để tránh thao tác trực tiếp lên DOM của trình duyệt vốn tốn chi phí, </w:t>
-      </w:r>
-      <w:proofErr w:type="gramStart"/>
-      <w:r>
-        <w:t>React</w:t>
-      </w:r>
-      <w:proofErr w:type="gramEnd"/>
-      <w:r>
-        <w:t xml:space="preserve"> dùng một cấu trúc trung gian là Virtual DOM. Khi state thay đổi, React dựng một cây Virtual DOM mới, so sánh với cây cũ rồi chỉ áp các thay đổi cần thiết lên DOM thật. Quá trình so sánh được gọi là reconciliation và được điều phối bởi cơ chế Fiber giới thiệu từ năm 2017, chia công việc dựng lại giao diện thành các phần nhỏ trải qua nhiều khung hình để giao diện không bị giật.</w:t>
+        <w:t>Để tránh thao tác trực tiếp lên DOM của trình duyệt vốn tốn chi phí, React dùng một cấu trúc trung gian là Virtual DOM. Khi state thay đổi, React dựng một cây Virtual DOM mới, so sánh với cây cũ rồi chỉ áp các thay đổi cần thiết lên DOM thật. Quá trình so sánh được gọi là reconciliation và được điều phối bởi cơ chế Fiber giới thiệu từ năm 2017, chia công việc dựng lại giao diện thành các phần nhỏ trải qua nhiều khung hình để giao diện không bị giật.</w:t>
       </w:r>
     </w:p>
     <w:p>
@@ -10842,15 +10040,7 @@
         <w:pStyle w:val="BodyText1"/>
       </w:pPr>
       <w:r>
-        <w:t xml:space="preserve">Trong đề tài, </w:t>
-      </w:r>
-      <w:proofErr w:type="gramStart"/>
-      <w:r>
-        <w:t>React</w:t>
-      </w:r>
-      <w:proofErr w:type="gramEnd"/>
-      <w:r>
-        <w:t xml:space="preserve"> được dùng cho trang quản trị vì giao diện phía quản trị viên gồm nhiều form soạn học liệu, bảng danh sách, biểu đồ thống kê, đều là các tình huống React xử lý tốt. Hệ sinh thái thư viện như TanStack Query cho quản lý dữ liệu phía client, TanStack Router cho điều hướng, shadcn/ui cho thành phần giao diện giúp tốc độ phát triển nhanh.</w:t>
+        <w:t>Trong đề tài, React được dùng cho trang quản trị vì giao diện phía quản trị viên gồm nhiều form soạn học liệu, bảng danh sách, biểu đồ thống kê, đều là các tình huống React xử lý tốt. Hệ sinh thái thư viện như TanStack Query cho quản lý dữ liệu phía client, TanStack Router cho điều hướng, shadcn/ui cho thành phần giao diện giúp tốc độ phát triển nhanh.</w:t>
       </w:r>
     </w:p>
     <w:p>
@@ -11224,39 +10414,7 @@
         </w:rPr>
       </w:pPr>
       <w:r>
-        <w:t xml:space="preserve">Một mô hình thị giác - ngôn ngữ tổng quát thường gồm ba phần. Phần encoder ảnh nhận ảnh đầu vào và biến nó thành một dãy embedding biểu diễn nội dung. Phần encoder văn bản biến chuỗi token chữ thành embedding theo cách tương tự. Hai dãy embedding được đưa vào một không gian biểu diễn chung, và phần decoder ngôn ngữ sinh ra văn bản đầu ra </w:t>
-      </w:r>
-      <w:proofErr w:type="spellStart"/>
-      <w:r>
-        <w:t>từ</w:t>
-      </w:r>
-      <w:proofErr w:type="spellEnd"/>
-      <w:r>
-        <w:t xml:space="preserve"> </w:t>
-      </w:r>
-      <w:proofErr w:type="spellStart"/>
-      <w:r>
-        <w:t>không</w:t>
-      </w:r>
-      <w:proofErr w:type="spellEnd"/>
-      <w:r>
-        <w:t xml:space="preserve"> </w:t>
-      </w:r>
-      <w:proofErr w:type="spellStart"/>
-      <w:r>
-        <w:t>gian</w:t>
-      </w:r>
-      <w:proofErr w:type="spellEnd"/>
-      <w:r>
-        <w:t xml:space="preserve"> </w:t>
-      </w:r>
-      <w:proofErr w:type="spellStart"/>
-      <w:r>
-        <w:t>đó</w:t>
-      </w:r>
-      <w:proofErr w:type="spellEnd"/>
-      <w:r>
-        <w:t>.</w:t>
+        <w:t>Một mô hình thị giác - ngôn ngữ tổng quát thường gồm ba phần. Phần encoder ảnh nhận ảnh đầu vào và biến nó thành một dãy embedding biểu diễn nội dung. Phần encoder văn bản biến chuỗi token chữ thành embedding theo cách tương tự. Hai dãy embedding được đưa vào một không gian biểu diễn chung, và phần decoder ngôn ngữ sinh ra văn bản đầu ra từ không gian đó.</w:t>
       </w:r>
     </w:p>
     <w:p>
@@ -11395,7 +10553,15 @@
         <w:pStyle w:val="BodyText1"/>
       </w:pPr>
       <w:r>
-        <w:t>LinVNix gồm ba ứng dụng chia sẻ chung một dịch vụ nền: ứng dụng di động cho học viên, trang quản trị cho người soạn học liệu, và máy chủ nghiệp vụ chạy các API cùng logic AI. Đặc tả ở phần này gọi tên các đối tượng người dùng, khoanh phạm vi tính năng và ghi nhận các ràng buộc nghiệp vụ; những quyết định thiết kế chi tiết hơn được trả về cho các mục sau.</w:t>
+        <w:t xml:space="preserve">LinVNix gồm ba ứng dụng chia sẻ chung một backend: ứng dụng di động cho học viên, trang quản trị cho người soạn học liệu, và máy chủ nghiệp vụ chạy các API </w:t>
+      </w:r>
+      <w:proofErr w:type="spellStart"/>
+      <w:r>
+        <w:t>cùng</w:t>
+      </w:r>
+      <w:proofErr w:type="spellEnd"/>
+      <w:r>
+        <w:t xml:space="preserve"> logic AI.</w:t>
       </w:r>
     </w:p>
     <w:p>
@@ -11421,7 +10587,61 @@
         <w:pStyle w:val="BodyText1"/>
       </w:pPr>
       <w:r>
-        <w:t>Sản phẩm phải đạt các mục tiêu kỹ thuật cụ thể như sau: chạy được trên cả ba nền tảng Android, iOS, máy tính để bàn cho hai vai trò học viên và quản trị viên; hỗ trợ chín ngôn ngữ giao diện để học viên đến từ nhiều quốc gia có thể dùng được; lưu trữ dữ liệu học liệu, tiến trình và hội thoại tập trung trên một cơ sở dữ liệu duy nhất; cho phép gọi mô hình AI đa phương thức cùng các công cụ tra cứu dữ liệu hệ thống; có khả năng triển khai trên hạ tầng đám mây ở mức chi phí thấp phù hợp với một đồ án sinh viên.</w:t>
+        <w:t xml:space="preserve">Sản phẩm phải đạt các mục tiêu kỹ thuật cụ thể như sau: chạy được trên cả </w:t>
+      </w:r>
+      <w:proofErr w:type="spellStart"/>
+      <w:r>
+        <w:t>hai</w:t>
+      </w:r>
+      <w:proofErr w:type="spellEnd"/>
+      <w:r>
+        <w:t xml:space="preserve"> </w:t>
+      </w:r>
+      <w:proofErr w:type="spellStart"/>
+      <w:r>
+        <w:t>nền</w:t>
+      </w:r>
+      <w:proofErr w:type="spellEnd"/>
+      <w:r>
+        <w:t xml:space="preserve"> </w:t>
+      </w:r>
+      <w:proofErr w:type="spellStart"/>
+      <w:r>
+        <w:t>tảng</w:t>
+      </w:r>
+      <w:proofErr w:type="spellEnd"/>
+      <w:r>
+        <w:t xml:space="preserve"> Android, </w:t>
+      </w:r>
+      <w:r>
+        <w:t>web</w:t>
+      </w:r>
+      <w:r>
+        <w:t xml:space="preserve"> </w:t>
+      </w:r>
+      <w:proofErr w:type="spellStart"/>
+      <w:r>
+        <w:t>cho</w:t>
+      </w:r>
+      <w:proofErr w:type="spellEnd"/>
+      <w:r>
+        <w:t xml:space="preserve"> </w:t>
+      </w:r>
+      <w:proofErr w:type="spellStart"/>
+      <w:r>
+        <w:t>hai</w:t>
+      </w:r>
+      <w:proofErr w:type="spellEnd"/>
+      <w:r>
+        <w:t xml:space="preserve"> </w:t>
+      </w:r>
+      <w:proofErr w:type="spellStart"/>
+      <w:r>
+        <w:t>vai</w:t>
+      </w:r>
+      <w:proofErr w:type="spellEnd"/>
+      <w:r>
+        <w:t xml:space="preserve"> trò học viên và quản trị viên; hỗ trợ chín ngôn ngữ giao diện để học viên đến từ nhiều quốc gia có thể dùng được; lưu trữ dữ liệu học liệu, tiến trình và hội thoại tập trung trên một cơ sở dữ liệu duy nhất; cho phép gọi mô hình AI đa phương thức cùng các công cụ tra cứu dữ liệu hệ thống; có khả năng triển khai trên hạ tầng đám mây ở mức chi phí thấp phù hợp với một đồ án sinh viên.</w:t>
       </w:r>
     </w:p>
     <w:p>
@@ -11474,11 +10694,14 @@
           <w:b/>
           <w:bCs/>
         </w:rPr>
+        <w:t>Quản trị viên (vai trò ADMIN):</w:t>
+      </w:r>
+      <w:r>
+        <w:t xml:space="preserve"> người chịu trách nhiệm soạn nội dung, theo dõi hoạt động hệ thống. Tài khoản quản trị viên được tạo qua công cụ dòng lệnh, không có quy trình tự đăng ký từ ứng dụng. Quản trị viên truy cập trang </w:t>
+      </w:r>
+      <w:r>
         <w:lastRenderedPageBreak/>
-        <w:t>Quản trị viên (vai trò ADMIN):</w:t>
-      </w:r>
-      <w:r>
-        <w:t xml:space="preserve"> người chịu trách nhiệm soạn nội dung, theo dõi hoạt động hệ thống. Tài khoản quản trị viên được tạo qua công cụ dòng lệnh, không có quy trình tự đăng ký từ ứng dụng. Quản trị viên truy cập trang quản trị để soạn khóa học, chủ đề, bài học, từ vựng, ngữ pháp, bài tập, tình huống mô phỏng, đồng thời theo dõi thống kê học tập của học viên.</w:t>
+        <w:t>quản trị để soạn khóa học, chủ đề, bài học, từ vựng, ngữ pháp, bài tập, tình huống mô phỏng, đồng thời theo dõi thống kê học tập của học viên.</w:t>
       </w:r>
     </w:p>
     <w:p>
@@ -11581,17 +10804,20 @@
       </w:pPr>
       <w:bookmarkStart w:id="30" w:name="_LinVNix854"/>
       <w:r>
+        <w:t>3.2 Phân tích chức năng</w:t>
+      </w:r>
+      <w:bookmarkEnd w:id="30"/>
+    </w:p>
+    <w:p>
+      <w:pPr>
+        <w:pStyle w:val="BodyText1"/>
+      </w:pPr>
+      <w:r>
+        <w:t xml:space="preserve">Sơ đồ ca sử dụng dưới đây liên kết hai tác nhân Học viên và Quản trị viên với các nhóm chức năng đã nêu ở mục 3.1.3. Bảng đi kèm chỉ chọn ra các ca quan trọng </w:t>
+      </w:r>
+      <w:r>
         <w:lastRenderedPageBreak/>
-        <w:t>3.2 Phân tích chức năng</w:t>
-      </w:r>
-      <w:bookmarkEnd w:id="30"/>
-    </w:p>
-    <w:p>
-      <w:pPr>
-        <w:pStyle w:val="BodyText1"/>
-      </w:pPr>
-      <w:r>
-        <w:t>Sơ đồ ca sử dụng dưới đây liên kết hai tác nhân Học viên và Quản trị viên với các nhóm chức năng đã nêu ở mục 3.1.3. Bảng đi kèm chỉ chọn ra các ca quan trọng nhất, ghi tiền điều kiện và kết quả mong đợi để làm điểm xuất phát cho thiết kế ở các mục sau.</w:t>
+        <w:t>nhất, ghi tiền điều kiện và kết quả mong đợi để làm điểm xuất phát cho thiết kế ở các mục sau.</w:t>
       </w:r>
     </w:p>
     <w:p>
@@ -11891,17 +11117,20 @@
       </w:pPr>
       <w:bookmarkStart w:id="33" w:name="_LinVNix857"/>
       <w:r>
+        <w:t>3.2.3 Mô tả các ca sử dụng chính</w:t>
+      </w:r>
+      <w:bookmarkEnd w:id="33"/>
+    </w:p>
+    <w:p>
+      <w:pPr>
+        <w:pStyle w:val="BodyText1"/>
+      </w:pPr>
+      <w:r>
+        <w:t xml:space="preserve">Bảng 3.2 mô tả tóm tắt sáu ca sử dụng tiêu biểu của Học viên, được chọn vì gắn trực tiếp với phần thiết kế dữ liệu, kiến trúc và quy trình AI ở các mục sau. Các </w:t>
+      </w:r>
+      <w:r>
         <w:lastRenderedPageBreak/>
-        <w:t>3.2.3 Mô tả các ca sử dụng chính</w:t>
-      </w:r>
-      <w:bookmarkEnd w:id="33"/>
-    </w:p>
-    <w:p>
-      <w:pPr>
-        <w:pStyle w:val="BodyText1"/>
-      </w:pPr>
-      <w:r>
-        <w:t>Bảng 3.2 mô tả tóm tắt sáu ca sử dụng tiêu biểu của Học viên, được chọn vì gắn trực tiếp với phần thiết kế dữ liệu, kiến trúc và quy trình AI ở các mục sau. Các ca khác có cấu trúc tương tự, được thực thi theo cùng cơ chế xác thực, phân quyền và lưu trữ.</w:t>
+        <w:t>ca khác có cấu trúc tương tự, được thực thi theo cùng cơ chế xác thực, phân quyền và lưu trữ.</w:t>
       </w:r>
     </w:p>
     <w:p>
@@ -12403,19 +11632,16 @@
         <w:pStyle w:val="BodyText1"/>
       </w:pPr>
       <w:r>
-        <w:t xml:space="preserve">Hệ thống dùng một cơ sở dữ liệu quan hệ duy nhất cho mọi mô đun nghiệp vụ. Lựa chọn này giúp đảm bảo tính toàn vẹn tham chiếu khi các thực thể có nhiều quan hệ chéo, đồng thời cho phép viết các truy vấn thống kê phức tạp cho trang quản trị. </w:t>
-      </w:r>
+        <w:t>Hệ thống dùng một cơ sở dữ liệu quan hệ duy nhất cho mọi mô đun nghiệp vụ. Lựa chọn này giúp đảm bảo tính toàn vẹn tham chiếu khi các thực thể có nhiều quan hệ chéo, đồng thời cho phép viết các truy vấn thống kê phức tạp cho trang quản trị. Lược đồ gồm 27 bảng được nhóm thành sáu cụm: tài khoản và xác thực, học liệu, luyện tập, tiến trình và mục tiêu, hội thoại với AI, hội thoại mô phỏng theo tình huống.</w:t>
+      </w:r>
+    </w:p>
+    <w:p>
+      <w:pPr>
+        <w:pStyle w:val="Heading3"/>
+      </w:pPr>
+      <w:bookmarkStart w:id="35" w:name="_LinVNix859"/>
       <w:r>
         <w:lastRenderedPageBreak/>
-        <w:t>Lược đồ gồm 27 bảng được nhóm thành sáu cụm: tài khoản và xác thực, học liệu, luyện tập, tiến trình và mục tiêu, hội thoại với AI, hội thoại mô phỏng theo tình huống.</w:t>
-      </w:r>
-    </w:p>
-    <w:p>
-      <w:pPr>
-        <w:pStyle w:val="Heading3"/>
-      </w:pPr>
-      <w:bookmarkStart w:id="35" w:name="_LinVNix859"/>
-      <w:r>
         <w:t>3.3.1 Sơ đồ thực thể liên kết</w:t>
       </w:r>
       <w:bookmarkEnd w:id="35"/>
@@ -12730,7 +11956,6 @@
               <w:spacing w:before="120" w:after="120"/>
             </w:pPr>
             <w:r>
-              <w:lastRenderedPageBreak/>
               <w:t>2</w:t>
             </w:r>
           </w:p>
@@ -12862,7 +12087,11 @@
               <w:spacing w:before="120" w:after="120"/>
             </w:pPr>
             <w:r>
-              <w:t>Mật khẩu đã băm. Tài khoản đăng nhập qua Google có thể không có giá trị.</w:t>
+              <w:t xml:space="preserve">Mật khẩu đã băm. Tài khoản đăng </w:t>
+            </w:r>
+            <w:r>
+              <w:lastRenderedPageBreak/>
+              <w:t>nhập qua Google có thể không có giá trị.</w:t>
             </w:r>
           </w:p>
         </w:tc>
@@ -12881,6 +12110,7 @@
               <w:spacing w:before="120" w:after="120"/>
             </w:pPr>
             <w:r>
+              <w:lastRenderedPageBreak/>
               <w:t>4</w:t>
             </w:r>
           </w:p>
@@ -13612,11 +12842,7 @@
               <w:spacing w:before="120" w:after="120"/>
             </w:pPr>
             <w:r>
-              <w:t xml:space="preserve">Thời điểm xóa mềm; bản ghi có giá </w:t>
-            </w:r>
-            <w:r>
-              <w:lastRenderedPageBreak/>
-              <w:t>trị này không lộ qua API.</w:t>
+              <w:t>Thời điểm xóa mềm; bản ghi có giá trị này không lộ qua API.</w:t>
             </w:r>
           </w:p>
         </w:tc>
@@ -13632,7 +12858,11 @@
         <w:pStyle w:val="BodyText1"/>
       </w:pPr>
       <w:r>
-        <w:t>Mọi bảng trong lược đồ đều kế thừa một bảng cơ sở quy định ba cột tạo lúc, sửa lúc và xóa lúc. Cơ chế xóa mềm được dùng nhất quán để hỗ trợ phục hồi dữ liệu và lưu vết. Các cột chứa dữ liệu thay đổi cấu trúc theo mục đích như danh sách biến thể phương ngữ trên bảng vocabularies, danh sách ví dụ trên bảng grammar_rules, cấu hình bài tập tùy chỉnh trên bảng exercises, ngữ cảnh màn hình trên bảng conversations, tiêu chí chấm điểm trên bảng scenarios đều dùng kiểu JSONB. Lựa chọn JSONB cho phép thay đổi cấu trúc dữ liệu phụ mà không phải sửa lược đồ, đồng thời vẫn truy vấn được bằng các toán tử của PostgreSQL.</w:t>
+        <w:t xml:space="preserve">Mọi bảng trong lược đồ đều kế thừa một bảng cơ sở quy định ba cột tạo lúc, sửa lúc và xóa lúc. Cơ chế xóa mềm được dùng nhất quán để hỗ trợ phục hồi dữ liệu </w:t>
+      </w:r>
+      <w:r>
+        <w:lastRenderedPageBreak/>
+        <w:t>và lưu vết. Các cột chứa dữ liệu thay đổi cấu trúc theo mục đích như danh sách biến thể phương ngữ trên bảng vocabularies, danh sách ví dụ trên bảng grammar_rules, cấu hình bài tập tùy chỉnh trên bảng exercises, ngữ cảnh màn hình trên bảng conversations, tiêu chí chấm điểm trên bảng scenarios đều dùng kiểu JSONB. Lựa chọn JSONB cho phép thay đổi cấu trúc dữ liệu phụ mà không phải sửa lược đồ, đồng thời vẫn truy vấn được bằng các toán tử của PostgreSQL.</w:t>
       </w:r>
     </w:p>
     <w:p>
@@ -14499,7 +13729,6 @@
                 <w:b/>
                 <w:bCs/>
               </w:rPr>
-              <w:lastRenderedPageBreak/>
               <w:t>STT</w:t>
             </w:r>
           </w:p>
@@ -14895,6 +14124,7 @@
               <w:spacing w:before="120" w:after="120"/>
             </w:pPr>
             <w:r>
+              <w:lastRenderedPageBreak/>
               <w:t>5</w:t>
             </w:r>
           </w:p>
@@ -16146,7 +15376,6 @@
               <w:spacing w:before="120" w:after="120"/>
             </w:pPr>
             <w:r>
-              <w:lastRenderedPageBreak/>
               <w:t>4</w:t>
             </w:r>
           </w:p>
@@ -16372,6 +15601,7 @@
               <w:spacing w:before="120" w:after="120"/>
             </w:pPr>
             <w:r>
+              <w:lastRenderedPageBreak/>
               <w:t>7</w:t>
             </w:r>
           </w:p>
@@ -17560,7 +16790,6 @@
               <w:spacing w:before="120" w:after="120"/>
             </w:pPr>
             <w:r>
-              <w:lastRenderedPageBreak/>
               <w:t>14</w:t>
             </w:r>
           </w:p>
@@ -17679,6 +16908,7 @@
                 <w:b/>
                 <w:bCs/>
               </w:rPr>
+              <w:lastRenderedPageBreak/>
               <w:t>STT</w:t>
             </w:r>
           </w:p>
@@ -18101,13 +17331,8 @@
             <w:pPr>
               <w:spacing w:before="120" w:after="120"/>
             </w:pPr>
-            <w:proofErr w:type="gramStart"/>
-            <w:r>
-              <w:t>varchar(</w:t>
-            </w:r>
-            <w:proofErr w:type="gramEnd"/>
-            <w:r>
-              <w:t>500)</w:t>
+            <w:r>
+              <w:t>varchar(500)</w:t>
             </w:r>
           </w:p>
         </w:tc>
@@ -18631,13 +17856,8 @@
             <w:pPr>
               <w:spacing w:before="120" w:after="120"/>
             </w:pPr>
-            <w:proofErr w:type="gramStart"/>
-            <w:r>
-              <w:t>varchar(</w:t>
-            </w:r>
-            <w:proofErr w:type="gramEnd"/>
-            <w:r>
-              <w:t>20)</w:t>
+            <w:r>
+              <w:t>varchar(20)</w:t>
             </w:r>
           </w:p>
         </w:tc>
@@ -18840,7 +18060,6 @@
           <w:i/>
           <w:iCs/>
         </w:rPr>
-        <w:lastRenderedPageBreak/>
         <w:t>Bảng 3.10. Mô tả các thuộc tính của thực thể "questions".</w:t>
       </w:r>
     </w:p>
@@ -19048,6 +18267,7 @@
               <w:spacing w:before="120" w:after="120"/>
             </w:pPr>
             <w:r>
+              <w:lastRenderedPageBreak/>
               <w:t>2</w:t>
             </w:r>
           </w:p>
@@ -20236,7 +19456,6 @@
               <w:spacing w:before="120" w:after="120"/>
             </w:pPr>
             <w:r>
-              <w:lastRenderedPageBreak/>
               <w:t>6</w:t>
             </w:r>
           </w:p>
@@ -20312,6 +19531,7 @@
               <w:spacing w:before="120" w:after="120"/>
             </w:pPr>
             <w:r>
+              <w:lastRenderedPageBreak/>
               <w:t>7</w:t>
             </w:r>
           </w:p>
@@ -21481,11 +20701,7 @@
               <w:spacing w:before="120" w:after="120"/>
             </w:pPr>
             <w:r>
-              <w:t xml:space="preserve">Danh sách tiêu chí chấm điểm; mỗi tiêu chí có tên, mô tả và </w:t>
-            </w:r>
-            <w:r>
-              <w:lastRenderedPageBreak/>
-              <w:t>trọng số phần trăm, tổng các trọng số bằng 100.</w:t>
+              <w:t>Danh sách tiêu chí chấm điểm; mỗi tiêu chí có tên, mô tả và trọng số phần trăm, tổng các trọng số bằng 100.</w:t>
             </w:r>
           </w:p>
         </w:tc>
@@ -21504,7 +20720,6 @@
               <w:spacing w:before="120" w:after="120"/>
             </w:pPr>
             <w:r>
-              <w:lastRenderedPageBreak/>
               <w:t>10</w:t>
             </w:r>
           </w:p>
@@ -21580,6 +20795,7 @@
               <w:spacing w:before="120" w:after="120"/>
             </w:pPr>
             <w:r>
+              <w:lastRenderedPageBreak/>
               <w:t>11</w:t>
             </w:r>
           </w:p>
@@ -22768,7 +21984,6 @@
               <w:spacing w:before="120" w:after="120"/>
             </w:pPr>
             <w:r>
-              <w:lastRenderedPageBreak/>
               <w:t>12</w:t>
             </w:r>
           </w:p>
@@ -22919,6 +22134,7 @@
               <w:spacing w:before="120" w:after="120"/>
             </w:pPr>
             <w:r>
+              <w:lastRenderedPageBreak/>
               <w:t>14</w:t>
             </w:r>
           </w:p>
@@ -23730,7 +22946,6 @@
               <w:spacing w:before="120" w:after="120"/>
             </w:pPr>
             <w:r>
-              <w:lastRenderedPageBreak/>
               <w:t>11</w:t>
             </w:r>
           </w:p>
@@ -23792,6 +23007,7 @@
               <w:spacing w:before="120" w:after="120"/>
             </w:pPr>
             <w:r>
+              <w:lastRenderedPageBreak/>
               <w:t>12</w:t>
             </w:r>
           </w:p>
@@ -24104,7 +23320,7 @@
         <w:pStyle w:val="BodyText1"/>
       </w:pPr>
       <w:r>
-        <w:t>Kiến trúc LinVNix tách thành ba tầng tách bạch: giao diện trên các ứng dụng khách, nghiệp vụ tập trung ở dịch vụ nền, và dữ liệu dùng chung cho toàn hệ thống. Phần dưới mô tả từng tầng, kèm hai luồng hoạt động cốt lõi của các tính năng AI là Trợ lý AI và Hội thoại mô phỏng.</w:t>
+        <w:t>Kiến trúc LinVNix tách thành ba tầng tách bạch: giao diện trên các ứng dụng khách, nghiệp vụ tập trung ở backend, và dữ liệu dùng chung cho toàn hệ thống. Phần dưới mô tả từng tầng, kèm hai luồng hoạt động cốt lõi của các tính năng AI là Trợ lý AI và Hội thoại mô phỏng.</w:t>
       </w:r>
     </w:p>
     <w:p>
@@ -24122,7 +23338,7 @@
         <w:pStyle w:val="BodyText1"/>
       </w:pPr>
       <w:r>
-        <w:t>Hình 3.3 thể hiện kiến trúc phân tầng của hệ thống. Ba ứng dụng phía người dùng gồm ứng dụng di động chạy trên Android, iOS; trang quản trị chạy trên Windows, macOS, Linux dưới dạng ứng dụng Electron hoặc trang web tĩnh; trang giới thiệu dạng Astro tĩnh phục vụ giới thiệu sản phẩm và tải về. Cả ba đều gọi vào một dịch vụ nền duy nhất qua REST API.</w:t>
+        <w:t>Hình 3.3 thể hiện kiến trúc phân tầng của hệ thống. Ba ứng dụng phía người dùng gồm ứng dụng di động chạy trên Android, iOS; trang quản trị chạy trên Windows, macOS, Linux dưới dạng ứng dụng Electron hoặc trang web tĩnh; trang giới thiệu dạng Astro tĩnh phục vụ giới thiệu sản phẩm và tải về. Cả ba đều gọi vào một backend duy nhất qua REST API.</w:t>
       </w:r>
     </w:p>
     <w:p>
@@ -24194,7 +23410,7 @@
         <w:pStyle w:val="BodyText1"/>
       </w:pPr>
       <w:r>
-        <w:t>Dịch vụ nền tổ chức theo ba lớp. Lớp cổng vào tiếp nhận yêu cầu HTTP, áp dụng xác thực JWT, kiểm tra phân quyền theo vai trò và quyền hạn, sau đó định tuyến tới các mô đun nghiệp vụ. Lớp ứng dụng nền gồm các mô đun nghiệp vụ, vòng lặp tác tử AI và hàng đợi tác vụ nền. Lớp dữ liệu lưu cơ sở dữ liệu chính, bộ nhớ đệm và các tác vụ hàng đợi. Ngoài hệ thống là ba dịch vụ phụ thuộc gồm nhà cung cấp mô hình AI đa phương thức, dịch vụ gửi thư và máy chủ OAuth Google.</w:t>
+        <w:t>Backend tổ chức theo ba lớp. Lớp cổng vào tiếp nhận yêu cầu HTTP, áp dụng xác thực JWT, kiểm tra phân quyền theo vai trò và quyền hạn, sau đó định tuyến tới các mô đun nghiệp vụ. Lớp ứng dụng gồm các mô đun nghiệp vụ, vòng lặp tác tử AI và hàng đợi tác vụ nền. Lớp dữ liệu lưu cơ sở dữ liệu chính, bộ nhớ đệm và các tác vụ hàng đợi. Ngoài hệ thống là ba dịch vụ phụ thuộc gồm nhà cung cấp mô hình AI đa phương thức, dịch vụ gửi thư và máy chủ OAuth Google.</w:t>
       </w:r>
     </w:p>
     <w:p>
@@ -24203,7 +23419,7 @@
       </w:pPr>
       <w:bookmarkStart w:id="39" w:name="_LinVNix863"/>
       <w:r>
-        <w:t>3.4.2 Tổ chức ứng dụng nền</w:t>
+        <w:t>3.4.2 Tổ chức backend</w:t>
       </w:r>
       <w:bookmarkEnd w:id="39"/>
     </w:p>
@@ -24212,7 +23428,7 @@
         <w:pStyle w:val="BodyText1"/>
       </w:pPr>
       <w:r>
-        <w:t>Ứng dụng nền viết bằng TypeScript trên nền NestJS 11. Mã nguồn tổ chức theo các mô đun độc lập, mỗi mô đun bao gọn một nhóm nghiệp vụ và xuất ra các API riêng. Cấu trúc cao tầng được chia thành ba thư mục lớn.</w:t>
+        <w:t>Backend viết bằng TypeScript trên nền NestJS 11. Mã nguồn tổ chức theo các mô đun độc lập, mỗi mô đun bao gọn một nhóm nghiệp vụ và xuất ra các API riêng. Tổng thể được tách thành ba nhóm thành phần chính như sau.</w:t>
       </w:r>
     </w:p>
     <w:p>
@@ -24228,10 +23444,10 @@
           <w:b/>
           <w:bCs/>
         </w:rPr>
-        <w:t>modules:</w:t>
-      </w:r>
-      <w:r>
-        <w:t xml:space="preserve"> chứa 17 mô đun nghiệp vụ tương ứng các bảng dữ liệu chính, gồm auth, users, courses, contents, vocabularies, grammar, exercises, progress, daily-goals, conversations, agent, ai, image-analysis, personal-vocabularies, simulations, uploads và admin. Mỗi mô đun chia ba tầng controllers, application, domain để tách lớp giao diện, dịch vụ và thực thể.</w:t>
+        <w:t>Nhóm mô đun nghiệp vụ:</w:t>
+      </w:r>
+      <w:r>
+        <w:t xml:space="preserve"> gồm 17 mô đun tương ứng các bảng dữ liệu chính: auth, users, courses, contents, vocabularies, grammar, exercises, progress, daily-goals, conversations, agent, ai, image-analysis, personal-vocabularies, simulations, uploads và admin. Mỗi mô đun phân thành ba tầng controllers, application, domain để tách lớp giao diện, dịch vụ và thực thể.</w:t>
       </w:r>
     </w:p>
     <w:p>
@@ -24248,10 +23464,10 @@
           <w:bCs/>
         </w:rPr>
         <w:lastRenderedPageBreak/>
-        <w:t>infrastructure:</w:t>
-      </w:r>
-      <w:r>
-        <w:t xml:space="preserve"> chứa các thành phần dùng chung gồm bộ nhớ đệm Redis, hệ thống ghi log, gửi thư, hàng đợi Bull, lưu trữ tệp, cùng tầng trừu tượng cho nhà cung cấp AI gồm bộ định tuyến giữa các nhà cung cấp và quỹ khóa API với cơ chế xoay vòng và đếm thời gian chờ khi vượt hạn mức.</w:t>
+        <w:t>Tầng hạ tầng (infrastructure):</w:t>
+      </w:r>
+      <w:r>
+        <w:t xml:space="preserve"> gồm các thành phần dùng chung: bộ nhớ đệm Redis, hệ thống ghi log, gửi thư, hàng đợi Bull, lưu trữ tệp, cùng tầng trừu tượng cho nhà cung cấp AI với bộ định tuyến giữa các nhà cung cấp và quỹ khóa API có cơ chế xoay vòng và đếm thời gian chờ khi vượt hạn mức.</w:t>
       </w:r>
     </w:p>
     <w:p>
@@ -24267,10 +23483,10 @@
           <w:b/>
           <w:bCs/>
         </w:rPr>
-        <w:t>common:</w:t>
-      </w:r>
-      <w:r>
-        <w:t xml:space="preserve"> chứa các tiện ích dùng xuyên suốt như guard kiểm tra JWT và quyền hạn, bộ chặn ghi log và biến đổi response, các decorator @CurrentUser, @Roles, @Public, @Transactional, các bộ lọc lỗi và một bộ liệt kê enum dùng chung cho mọi mô đun.</w:t>
+        <w:t>Tiện ích dùng chung (common):</w:t>
+      </w:r>
+      <w:r>
+        <w:t xml:space="preserve"> gồm các tiện ích xuyên suốt: guard kiểm tra JWT và quyền hạn, bộ chặn ghi log và biến đổi response, các decorator @CurrentUser, @Roles, @Public, @Transactional, các bộ lọc lỗi và một bộ liệt kê enum dùng chung cho mọi mô đun.</w:t>
       </w:r>
     </w:p>
     <w:p>
@@ -24296,7 +23512,7 @@
         <w:pStyle w:val="BodyText1"/>
       </w:pPr>
       <w:r>
-        <w:t>Ứng dụng di động viết bằng Flutter 3 và Dart, dùng chung mã nguồn cho cả Android và iOS. Mã nguồn chia thành ba thư mục lớn: core chứa các thành phần dùng chung, features chứa các tính năng theo lát cắt nghiệp vụ, và l10n chứa các tệp dịch thuật.</w:t>
+        <w:t>Ứng dụng di động viết bằng Flutter 3 và Dart, dùng chung mã nguồn cho cả Android và iOS. Mã nguồn được tổ chức theo ba lớp thành phần: lớp nền tảng (core) cung cấp các dịch vụ dùng chung, lớp tính năng (features) hiện thực các nghiệp vụ học viên theo lát cắt, và lớp đa ngôn ngữ (l10n) gói các bản dịch giao diện.</w:t>
       </w:r>
     </w:p>
     <w:p>
@@ -24312,10 +23528,10 @@
           <w:b/>
           <w:bCs/>
         </w:rPr>
-        <w:t>core:</w:t>
-      </w:r>
-      <w:r>
-        <w:t xml:space="preserve"> gồm các thư mục con router cho điều hướng dùng go_router; providers chứa các provider Riverpod làm container tiêm phụ thuộc; theme cấu hình màu, font và thành phần Material; storage gói các phụ thuộc lưu trữ cục bộ gồm flutter_secure_storage, shared_preferences và Hive; network cấu hình Dio kèm bộ chặn đính token vào header; services chứa API client và sync chứa các thành phần đồng bộ với cơ sở dữ liệu cục bộ Drift. [17]</w:t>
+        <w:t>Lớp nền tảng (core):</w:t>
+      </w:r>
+      <w:r>
+        <w:t xml:space="preserve"> gồm các thành phần dùng chung: router cho điều hướng dùng go_router; providers Riverpod làm container tiêm phụ thuộc; theme cấu hình màu, font và thành phần Material; lớp lưu trữ cục bộ gói flutter_secure_storage, shared_preferences và Hive; lớp mạng cấu hình Dio kèm bộ chặn đính token vào header; lớp dịch vụ chứa API client và lớp đồng bộ làm việc với cơ sở dữ liệu cục bộ Drift. [17]</w:t>
       </w:r>
     </w:p>
     <w:p>
@@ -24331,14 +23547,14 @@
           <w:b/>
           <w:bCs/>
         </w:rPr>
-        <w:t>features:</w:t>
-      </w:r>
-      <w:r>
-        <w:t xml:space="preserve"> gồm 11 thư mục tương ứng các tính năng: auth, onboarding, home, courses, lessons, bookmarks, daily_goals, assistant, image_discovery, simulation và profile. Mỗi tính năng chia thành các thư mục con data, domain, </w:t>
+        <w:t>Lớp tính năng (features):</w:t>
+      </w:r>
+      <w:r>
+        <w:t xml:space="preserve"> gồm 11 mô đun tương ứng các nghiệp vụ: auth, onboarding, home, courses, lessons, bookmarks, daily_goals, assistant, image_discovery, simulation và profile. Mỗi mô đun phân thành ba tầng data, </w:t>
       </w:r>
       <w:r>
         <w:lastRenderedPageBreak/>
-        <w:t>presentation theo mô hình Clean Architecture để tách lớp truy cập dữ liệu, logic nghiệp vụ và giao diện.</w:t>
+        <w:t>domain, presentation theo mô hình Clean Architecture để tách lớp truy cập dữ liệu, logic nghiệp vụ và giao diện.</w:t>
       </w:r>
     </w:p>
     <w:p>
@@ -24354,18 +23570,10 @@
           <w:b/>
           <w:bCs/>
         </w:rPr>
-        <w:t>l10n:</w:t>
-      </w:r>
-      <w:r>
-        <w:t xml:space="preserve"> hỗ trợ chín ngôn ngữ giao diện gồm tiếng Anh, tiếng Việt, tiếng Đức, tiếng Tây Ban Nha, tiếng Pháp, tiếng Nhật, tiếng Hàn, tiếng Thái, tiếng Trung. Các </w:t>
-      </w:r>
-      <w:proofErr w:type="gramStart"/>
-      <w:r>
-        <w:t>tệp .arb</w:t>
-      </w:r>
-      <w:proofErr w:type="gramEnd"/>
-      <w:r>
-        <w:t xml:space="preserve"> được biên dịch sang lớp Dart bằng flutter gen-l10n tại bước build, không cần ghi nhớ thủ công các khóa chuỗi.</w:t>
+        <w:t>Lớp đa ngôn ngữ (l10n):</w:t>
+      </w:r>
+      <w:r>
+        <w:t xml:space="preserve"> hỗ trợ chín ngôn ngữ giao diện gồm tiếng Anh, tiếng Việt, tiếng Đức, tiếng Tây Ban Nha, tiếng Pháp, tiếng Nhật, tiếng Hàn, tiếng Thái, tiếng Trung. Các tệp .arb được biên dịch sang lớp Dart bằng flutter gen-l10n tại bước build, không cần ghi nhớ thủ công các khóa chuỗi.</w:t>
       </w:r>
     </w:p>
     <w:p>
@@ -24391,7 +23599,7 @@
         <w:pStyle w:val="BodyText1"/>
       </w:pPr>
       <w:r>
-        <w:t>Trang quản trị là ứng dụng dạng kép, hỗ trợ chạy như ứng dụng desktop trên Electron và như ứng dụng web tĩnh. Mã nguồn chia thành hai phần: thư mục lib gói tầng nền của Electron gồm tiến trình chính, tiến trình preload và lớp trừu tượng nền tảng cho các API hệ điều hành; thư mục app chứa giao diện React render trong tiến trình con.</w:t>
+        <w:t>Trang quản trị là ứng dụng dạng kép, hỗ trợ chạy như ứng dụng desktop trên Electron và như ứng dụng web tĩnh. Mã nguồn được tổ chức theo hai tiến trình: tầng nền Electron (lib) gói tiến trình chính, tiến trình preload và lớp trừu tượng nền tảng cho các API hệ điều hành; tầng giao diện (app) hiện thực bằng React và render trong tiến trình con.</w:t>
       </w:r>
     </w:p>
     <w:p>
@@ -24429,7 +23637,7 @@
         <w:t>Cấu trúc tính năng:</w:t>
       </w:r>
       <w:r>
-        <w:t xml:space="preserve"> thư mục features chia thành bảy nhóm chính gồm auth, dashboard, learners, learning, simulations, uploads và settings. Nhóm learning là phần lớn nhất, gồm các trang soạn khóa học, chủ đề, bài học, nội dung bài, từ vựng, ngữ pháp và bài tập theo đúng giai đoạn soạn bài: nội dung trước, bài tập sau. Mỗi loại mục được soạn ở form riêng với loại đã khóa từ cổng vào.</w:t>
+        <w:t xml:space="preserve"> tầng giao diện được tổ chức thành bảy mô đun nghiệp vụ gồm auth, dashboard, learners, learning, simulations, uploads và settings. Mô đun learning là phần lớn nhất, gồm các trang soạn khóa học, chủ đề, bài học, nội dung bài, từ vựng, ngữ pháp và bài tập theo đúng giai đoạn soạn bài: nội dung trước, bài tập sau. Mỗi loại mục được soạn ở form riêng với loại đã khóa từ cổng vào.</w:t>
       </w:r>
     </w:p>
     <w:p>
@@ -24437,19 +23645,8 @@
         <w:pStyle w:val="BodyText1"/>
       </w:pPr>
       <w:r>
-        <w:t xml:space="preserve">Để đóng gói thành tệp cài đặt, dự án dùng electron-vite cho khâu build và electron-builder cho khâu sinh tệp .exe cho Windows, .dmg cho macOS, .deb </w:t>
-      </w:r>
-      <w:proofErr w:type="gramStart"/>
-      <w:r>
-        <w:t xml:space="preserve">và </w:t>
-      </w:r>
-      <w:r>
         <w:lastRenderedPageBreak/>
-        <w:t>.AppImage</w:t>
-      </w:r>
-      <w:proofErr w:type="gramEnd"/>
-      <w:r>
-        <w:t xml:space="preserve"> cho Linux. Cùng mã nguồn còn xuất được phiên bản web tĩnh chạy thẳng trong trình duyệt; tính năng nào cần API hệ thống được trừu tượng qua lớp platform để khi chạy ở môi trường web sẽ dùng fallback web.</w:t>
+        <w:t>Để đóng gói thành tệp cài đặt, dự án dùng electron-vite cho khâu build và electron-builder cho khâu sinh tệp .exe cho Windows, .dmg cho macOS, .deb và .AppImage cho Linux. Cùng mã nguồn còn xuất được phiên bản web tĩnh chạy thẳng trong trình duyệt; tính năng nào cần API hệ thống được trừu tượng qua lớp platform để khi chạy ở môi trường web sẽ dùng fallback web.</w:t>
       </w:r>
     </w:p>
     <w:p>
@@ -24547,6 +23744,7 @@
       </w:pPr>
       <w:bookmarkStart w:id="43" w:name="_LinVNix867"/>
       <w:r>
+        <w:lastRenderedPageBreak/>
         <w:t>3.4.6 Quy trình hội thoại mô phỏng</w:t>
       </w:r>
       <w:bookmarkEnd w:id="43"/>
@@ -24556,11 +23754,7 @@
         <w:pStyle w:val="BodyText1"/>
       </w:pPr>
       <w:r>
-        <w:t xml:space="preserve">Hội thoại mô phỏng dùng kênh giao tiếp đồng bộ thay vì phát dòng vì mỗi lượt nhắn ngắn và đi kèm nhiều siêu dữ liệu như danh sách sửa lỗi và nhận xét chi tiết. Khi học viên bắt đầu phiên, máy chủ tạo bản ghi phiên ở trạng thái ACTIVE, sinh tin </w:t>
-      </w:r>
-      <w:r>
-        <w:lastRenderedPageBreak/>
-        <w:t>nhắn mở đầu nếu tình huống không có sẵn lời mở. Mỗi tin nhắn sau đó kèm trường nextTurnCharacterId để mô tả nhân vật sẽ nhắn tiếp theo: nếu trùng nhân vật học viên, ứng dụng di động hiển thị ô nhập; nếu trùng nhân vật AI, ứng dụng gọi tiếp API để AI sinh phản hồi. Hình 3.5 mô tả tuần tự một phiên đầy đủ.</w:t>
+        <w:t>Hội thoại mô phỏng dùng kênh giao tiếp đồng bộ thay vì phát dòng vì mỗi lượt nhắn ngắn và đi kèm nhiều siêu dữ liệu như danh sách sửa lỗi và nhận xét chi tiết. Khi học viên bắt đầu phiên, máy chủ tạo bản ghi phiên ở trạng thái ACTIVE, sinh tin nhắn mở đầu nếu tình huống không có sẵn lời mở. Mỗi tin nhắn sau đó kèm trường nextTurnCharacterId để mô tả nhân vật sẽ nhắn tiếp theo: nếu trùng nhân vật học viên, ứng dụng di động hiển thị ô nhập; nếu trùng nhân vật AI, ứng dụng gọi tiếp API để AI sinh phản hồi. Hình 3.5 mô tả tuần tự một phiên đầy đủ.</w:t>
       </w:r>
     </w:p>
     <w:p>
@@ -24640,6 +23834,7 @@
       </w:pPr>
       <w:bookmarkStart w:id="44" w:name="_LinVNix868"/>
       <w:r>
+        <w:lastRenderedPageBreak/>
         <w:t>3.5 Triển khai</w:t>
       </w:r>
       <w:bookmarkEnd w:id="44"/>
@@ -24658,7 +23853,6 @@
       </w:pPr>
       <w:bookmarkStart w:id="45" w:name="_LinVNix869"/>
       <w:r>
-        <w:lastRenderedPageBreak/>
         <w:t>3.5.1 Môi trường phát triển cục bộ</w:t>
       </w:r>
       <w:bookmarkEnd w:id="45"/>
@@ -24668,7 +23862,7 @@
         <w:pStyle w:val="BodyText1"/>
       </w:pPr>
       <w:r>
-        <w:t>Toàn bộ dịch vụ phụ thuộc của dịch vụ nền được khai báo trong tệp docker-compose.yml ở thư mục gốc của kho mã nguồn. Tệp này định nghĩa ba dịch vụ gồm cơ sở dữ liệu, bộ nhớ đệm và dịch vụ nền.</w:t>
+        <w:t>Toàn bộ dịch vụ phụ thuộc của backend được khai báo trong tệp docker-compose.yml ở thư mục gốc của kho mã nguồn. Tệp này định nghĩa ba dịch vụ gồm cơ sở dữ liệu, bộ nhớ đệm và backend.</w:t>
       </w:r>
     </w:p>
     <w:p>
@@ -24722,7 +23916,7 @@
           <w:b/>
           <w:bCs/>
         </w:rPr>
-        <w:t>Dịch vụ nền backend:</w:t>
+        <w:t>Backend:</w:t>
       </w:r>
       <w:r>
         <w:t xml:space="preserve"> build từ tệp backend/Dockerfile theo mẫu nhiều bước trên ảnh oven/bun:1.3-alpine, đầu tiên cài phụ thuộc và build mã, sau đó copy sang ảnh runner mỏng để chạy. Dịch vụ phụ thuộc postgres và redis, mở cổng 3000, gắn ổ đĩa cho thư mục uploads và logs.</w:t>
@@ -24733,47 +23927,7 @@
         <w:pStyle w:val="BodyText1"/>
       </w:pPr>
       <w:r>
-        <w:t xml:space="preserve">Lập trình viên sao </w:t>
-      </w:r>
-      <w:proofErr w:type="gramStart"/>
-      <w:r>
-        <w:t>tệp .env</w:t>
-      </w:r>
-      <w:proofErr w:type="gramEnd"/>
-      <w:r>
-        <w:t xml:space="preserve"> mẫu, chạy lệnh bun run </w:t>
-      </w:r>
-      <w:proofErr w:type="gramStart"/>
-      <w:r>
-        <w:t>db:up</w:t>
-      </w:r>
-      <w:proofErr w:type="gramEnd"/>
-      <w:r>
-        <w:t xml:space="preserve"> để dựng cơ sở dữ liệu và bộ nhớ đệm, bun run </w:t>
-      </w:r>
-      <w:proofErr w:type="gramStart"/>
-      <w:r>
-        <w:t>backend:dev</w:t>
-      </w:r>
-      <w:proofErr w:type="gramEnd"/>
-      <w:r>
-        <w:t xml:space="preserve"> để chạy dịch vụ nền với chế độ tải lại nóng. Ứng dụng di động chạy qua flutter run trỏ vào đường dẫn cổng API trên máy phát triển. Trang quản trị chạy qua bun run </w:t>
-      </w:r>
-      <w:proofErr w:type="gramStart"/>
-      <w:r>
-        <w:t>admin:dev</w:t>
-      </w:r>
-      <w:proofErr w:type="gramEnd"/>
-      <w:r>
-        <w:t xml:space="preserve"> cho chế độ Electron hoặc bun run </w:t>
-      </w:r>
-      <w:proofErr w:type="gramStart"/>
-      <w:r>
-        <w:t>admin:dev</w:t>
-      </w:r>
-      <w:proofErr w:type="gramEnd"/>
-      <w:r>
-        <w:t>:web cho chế độ web. Cách làm này cho phép cả nhóm phát triển song song mà không vướng nhau.</w:t>
+        <w:t>Lập trình viên sao tệp .env mẫu, chạy lệnh bun run db:up để dựng cơ sở dữ liệu và bộ nhớ đệm, bun run backend:dev để chạy backend với chế độ tải lại nóng. Ứng dụng di động chạy qua flutter run trỏ vào đường dẫn cổng API trên máy phát triển. Trang quản trị chạy qua bun run admin:dev cho chế độ Electron hoặc bun run admin:dev:web cho chế độ web. Cách làm này cho phép cả nhóm phát triển song song mà không vướng nhau.</w:t>
       </w:r>
     </w:p>
     <w:p>
@@ -24863,7 +24017,7 @@
         <w:pStyle w:val="BodyText1"/>
       </w:pPr>
       <w:r>
-        <w:t>Dịch vụ nền được đóng gói cùng tệp Dockerfile và đẩy lên một Space của Hugging Face Spaces. Space dạng Docker tự build và chạy ảnh, đồng thời cấp một tên miền HTTPS công khai cho các ứng dụng khách gọi vào. Cơ sở dữ liệu chuyển từ PostgreSQL cục bộ sang CockroachDB Serverless: dịch vụ này tương thích giao thức PostgreSQL nên không phải sửa mã nguồn, chỉ thay đổi chuỗi kết nối. Bộ nhớ đệm chuyển sang Aiven for Valkey: Valkey là bản fork của Redis nên các thư viện ioredis trên dịch vụ nền không phải đổi. [19] [20] [21]</w:t>
+        <w:t>Backend được đóng gói cùng tệp Dockerfile và đẩy lên một Space của Hugging Face Spaces. Space dạng Docker tự build và chạy ảnh, đồng thời cấp một tên miền HTTPS công khai cho các ứng dụng khách gọi vào. Cơ sở dữ liệu chuyển từ PostgreSQL cục bộ sang CockroachDB Serverless: dịch vụ này tương thích giao thức PostgreSQL nên không phải sửa mã nguồn, chỉ thay đổi chuỗi kết nối. Bộ nhớ đệm chuyển sang Aiven for Valkey: Valkey là bản fork của Redis nên các thư viện ioredis trên backend không phải đổi. [19] [20] [21]</w:t>
       </w:r>
     </w:p>
     <w:p>
@@ -24871,31 +24025,7 @@
         <w:pStyle w:val="BodyText1"/>
       </w:pPr>
       <w:r>
-        <w:t xml:space="preserve">Các tệp cài đặt cho trang quản trị được build bằng lệnh bun run </w:t>
-      </w:r>
-      <w:proofErr w:type="gramStart"/>
-      <w:r>
-        <w:t>admin:build</w:t>
-      </w:r>
-      <w:proofErr w:type="gramEnd"/>
-      <w:r>
-        <w:t xml:space="preserve">:win, </w:t>
-      </w:r>
-      <w:proofErr w:type="gramStart"/>
-      <w:r>
-        <w:t>admin:build</w:t>
-      </w:r>
-      <w:proofErr w:type="gramEnd"/>
-      <w:r>
-        <w:t xml:space="preserve">:mac, </w:t>
-      </w:r>
-      <w:proofErr w:type="gramStart"/>
-      <w:r>
-        <w:t>admin:build</w:t>
-      </w:r>
-      <w:proofErr w:type="gramEnd"/>
-      <w:r>
-        <w:t>:linux và phát hành kèm trang giới thiệu. Ứng dụng di động được build qua flutter build apk cho Android và flutter build ios cho iOS, sau đó tải lên cửa hàng tương ứng hoặc phân phối trực tiếp cho học viên thử nghiệm. Toàn bộ tham số nhạy cảm như khóa API, mật khẩu cơ sở dữ liệu được khai báo qua biến môi trường ở phía Space, không đẩy vào kho mã nguồn.</w:t>
+        <w:t>Các tệp cài đặt cho trang quản trị được build bằng lệnh bun run admin:build:win, admin:build:mac, admin:build:linux và phát hành kèm trang giới thiệu. Ứng dụng di động được build qua flutter build apk cho Android và flutter build ios cho iOS, sau đó tải lên cửa hàng tương ứng hoặc phân phối trực tiếp cho học viên thử nghiệm. Toàn bộ tham số nhạy cảm như khóa API, mật khẩu cơ sở dữ liệu được khai báo qua biến môi trường ở phía Space, không đẩy vào kho mã nguồn.</w:t>
       </w:r>
     </w:p>
     <w:p>
@@ -25380,7 +24510,7 @@
         <w:pStyle w:val="BodyText1"/>
       </w:pPr>
       <w:r>
-        <w:t>Đề tài đã hoàn thành nền tảng LinVNix gồm ba thành phần: ứng dụng di động cho học viên, trang quản trị cho người soạn học liệu, và dịch vụ nền dùng chung. Các kết quả cụ thể như sau.</w:t>
+        <w:t>Đề tài đã hoàn thành nền tảng LinVNix gồm ba thành phần: ứng dụng di động cho học viên, trang quản trị cho người soạn học liệu, và backend dùng chung. Các kết quả cụ thể như sau.</w:t>
       </w:r>
     </w:p>
     <w:p>
@@ -25453,7 +24583,7 @@
           <w:b/>
           <w:bCs/>
         </w:rPr>
-        <w:t>Xây dựng dịch vụ nền:</w:t>
+        <w:t>Xây dựng backend:</w:t>
       </w:r>
       <w:r>
         <w:t xml:space="preserve"> viết bằng NestJS chạy trên Bun, kết nối PostgreSQL và Redis. Cung cấp các API REST có tài liệu Swagger; tích hợp vòng lặp tác tử AI với chín công cụ tra cứu chỉ đọc; triển khai được trên Hugging Face Spaces kết hợp CockroachDB Serverless và Aiven for Valkey.</w:t>
@@ -25827,15 +24957,7 @@
                 <w:t>[10]</w:t>
               </w:r>
               <w:r>
-                <w:t xml:space="preserve"> Radford A., Kim J. W., Hallacy C. và cộng sự (2021), Learning Transferable Visual Models </w:t>
-              </w:r>
-              <w:proofErr w:type="gramStart"/>
-              <w:r>
-                <w:t>From</w:t>
-              </w:r>
-              <w:proofErr w:type="gramEnd"/>
-              <w:r>
-                <w:t xml:space="preserve"> Natural Language Supervision, Proceedings of the 38th International Conference on Machine Learning (ICML), tr. 8748–8763.</w:t>
+                <w:t xml:space="preserve"> Radford A., Kim J. W., Hallacy C. và cộng sự (2021), Learning Transferable Visual Models From Natural Language Supervision, Proceedings of the 38th International Conference on Machine Learning (ICML), tr. 8748–8763.</w:t>
               </w:r>
             </w:p>
             <w:p>
@@ -28979,6 +28101,7 @@
   <w:style w:type="character" w:default="1" w:styleId="DefaultParagraphFont">
     <w:name w:val="Default Paragraph Font"/>
     <w:uiPriority w:val="1"/>
+    <w:semiHidden/>
     <w:unhideWhenUsed/>
   </w:style>
   <w:style w:type="table" w:default="1" w:styleId="TableNormal">

--- a/BaoCao/cn-da22ttc-nguyenhuynhphuvinh-110122203-linvnix.docx
+++ b/BaoCao/cn-da22ttc-nguyenhuynhphuvinh-110122203-linvnix.docx
@@ -323,7 +323,7 @@
                 <v:stroke joinstyle="miter"/>
                 <v:path gradientshapeok="t" o:connecttype="rect"/>
               </v:shapetype>
-              <v:shape id="Text Box 7" o:spid="_x0000_s1026" type="#_x0000_t202" style="position:absolute;left:0;text-align:left;margin-left:45pt;margin-top:22.6pt;width:135.5pt;height:54pt;z-index:251659776;visibility:visible;mso-wrap-style:square;mso-width-percent:0;mso-height-percent:0;mso-wrap-distance-left:9pt;mso-wrap-distance-top:0;mso-wrap-distance-right:9pt;mso-wrap-distance-bottom:0;mso-position-horizontal:absolute;mso-position-horizontal-relative:text;mso-position-vertical:absolute;mso-position-vertical-relative:text;mso-width-percent:0;mso-height-percent:0;mso-width-relative:page;mso-height-relative:page;v-text-anchor:top" o:gfxdata="UEsDBBQABgAIAAAAIQC2gziS/gAAAOEBAAATAAAAW0NvbnRlbnRfVHlwZXNdLnhtbJSRQU7DMBBF 90jcwfIWJU67QAgl6YK0S0CoHGBkTxKLZGx5TGhvj5O2G0SRWNoz/78nu9wcxkFMGNg6quQqL6RA 0s5Y6ir5vt9lD1JwBDIwOMJKHpHlpr69KfdHjyxSmriSfYz+USnWPY7AufNIadK6MEJMx9ApD/oD OlTrorhX2lFEilmcO2RdNtjC5xDF9pCuTyYBB5bi6bQ4syoJ3g9WQ0ymaiLzg5KdCXlKLjvcW893 SUOqXwnz5DrgnHtJTxOsQfEKIT7DmDSUCaxw7Rqn8787ZsmRM9e2VmPeBN4uqYvTtW7jvijg9N/y JsXecLq0q+WD6m8AAAD//wMAUEsDBBQABgAIAAAAIQA4/SH/1gAAAJQBAAALAAAAX3JlbHMvLnJl bHOkkMFqwzAMhu+DvYPRfXGawxijTi+j0GvpHsDYimMaW0Yy2fr2M4PBMnrbUb/Q94l/f/hMi1qR JVI2sOt6UJgd+ZiDgffL8ekFlFSbvV0oo4EbChzGx4f9GRdb25HMsYhqlCwG5lrLq9biZkxWOiqY 22YiTra2kYMu1l1tQD30/bPm3wwYN0x18gb45AdQl1tp5j/sFB2T0FQ7R0nTNEV3j6o9feQzro1i OWA14Fm+Q8a1a8+Bvu/d/dMb2JY5uiPbhG/ktn4cqGU/er3pcvwCAAD//wMAUEsDBBQABgAIAAAA IQB64PrF8gEAAMoDAAAOAAAAZHJzL2Uyb0RvYy54bWysU8GO0zAQvSPxD5bvNGnVLiVqulq6KkJa WKSFD3AcJ7FwPGbsNilfz9jpdqvlhsjB8mTsN/PePG9ux96wo0KvwZZ8Pss5U1ZCrW1b8h/f9+/W nPkgbC0MWFXyk/L8dvv2zWZwhVpAB6ZWyAjE+mJwJe9CcEWWedmpXvgZOGUp2QD2IlCIbVajGAi9 N9kiz2+yAbB2CFJ5T3/vpyTfJvymUTI8No1XgZmSU28hrZjWKq7ZdiOKFoXrtDy3If6hi15oS0Uv UPciCHZA/RdUryWChybMJPQZNI2WKnEgNvP8FZunTjiVuJA43l1k8v8PVn49PrlvyML4EUYaYCLh 3QPIn55Z2HXCtuoOEYZOiZoKz6Nk2eB8cb4apfaFjyDV8AVqGrI4BEhAY4N9VIV4MkKnAZwuoqsx MBlLvl/k6xWlJOVu1qt1nqaSieL5tkMfPinoWdyUHGmoCV0cH3yI3Yji+Ugs5sHoeq+NSQG21c4g OwoywD59icCrY8bGwxbitQkx/kk0I7OJYxirkZKRbgX1iQgjTIaiB0CbDvA3ZwOZqeT+10Gg4sx8 tiTah/lyGd2XguWKGHOG15nqOiOsJKiSB86m7S5Mjj041G1HlaYxWbgjoRudNHjp6tw3GSZJczZ3 dOR1nE69PMHtHwAAAP//AwBQSwMEFAAGAAgAAAAhANjincXeAAAACQEAAA8AAABkcnMvZG93bnJl di54bWxMj0FPg0AQhe8m/ofNmHgxdikt1CJLoyYar639AQNMgcjOEnZb6L93POlx3nt58718N9te XWj0nWMDy0UEirhydceNgePX++MTKB+Qa+wdk4EredgVtzc5ZrWbeE+XQ2iUlLDP0EAbwpBp7auW LPqFG4jFO7nRYpBzbHQ94iTlttdxFKXaYsfyocWB3lqqvg9na+D0OT0k26n8CMfNfp2+Yrcp3dWY +7v55RlUoDn8heEXX9ChEKbSnbn2qjewjWRKMLBOYlDir9KlCKUEk1UMusj1/wXFDwAAAP//AwBQ SwECLQAUAAYACAAAACEAtoM4kv4AAADhAQAAEwAAAAAAAAAAAAAAAAAAAAAAW0NvbnRlbnRfVHlw ZXNdLnhtbFBLAQItABQABgAIAAAAIQA4/SH/1gAAAJQBAAALAAAAAAAAAAAAAAAAAC8BAABfcmVs cy8ucmVsc1BLAQItABQABgAIAAAAIQB64PrF8gEAAMoDAAAOAAAAAAAAAAAAAAAAAC4CAABkcnMv ZTJvRG9jLnhtbFBLAQItABQABgAIAAAAIQDY4p3F3gAAAAkBAAAPAAAAAAAAAAAAAAAAAEwEAABk cnMvZG93bnJldi54bWxQSwUGAAAAAAQABADzAAAAVwUAAAAA " stroked="f">
+              <v:shape id="Text Box 7" o:spid="_x0000_s1026" type="#_x0000_t202" style="position:absolute;left:0;text-align:left;margin-left:45pt;margin-top:22.6pt;width:135.5pt;height:54pt;z-index:251659776;visibility:visible;mso-wrap-style:square;mso-width-percent:0;mso-height-percent:0;mso-wrap-distance-left:9pt;mso-wrap-distance-top:0;mso-wrap-distance-right:9pt;mso-wrap-distance-bottom:0;mso-position-horizontal:absolute;mso-position-horizontal-relative:text;mso-position-vertical:absolute;mso-position-vertical-relative:text;mso-width-percent:0;mso-height-percent:0;mso-width-relative:page;mso-height-relative:page;v-text-anchor:top" o:gfxdata="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" stroked="f">
                 <v:textbox>
                   <w:txbxContent>
                     <w:p>
@@ -468,7 +468,7 @@
           </mc:Choice>
           <mc:Fallback>
             <w:pict>
-              <v:shape w14:anchorId="349AD035" id="Text Box 6" o:spid="_x0000_s1027" type="#_x0000_t202" style="position:absolute;left:0;text-align:left;margin-left:228.35pt;margin-top:.95pt;width:185.4pt;height:66.75pt;z-index:251660800;visibility:visible;mso-wrap-style:square;mso-width-percent:0;mso-height-percent:0;mso-wrap-distance-left:9pt;mso-wrap-distance-top:0;mso-wrap-distance-right:9pt;mso-wrap-distance-bottom:0;mso-position-horizontal:absolute;mso-position-horizontal-relative:text;mso-position-vertical:absolute;mso-position-vertical-relative:text;mso-width-percent:0;mso-height-percent:0;mso-width-relative:page;mso-height-relative:page;v-text-anchor:top" o:gfxdata="UEsDBBQABgAIAAAAIQC2gziS/gAAAOEBAAATAAAAW0NvbnRlbnRfVHlwZXNdLnhtbJSRQU7DMBBF 90jcwfIWJU67QAgl6YK0S0CoHGBkTxKLZGx5TGhvj5O2G0SRWNoz/78nu9wcxkFMGNg6quQqL6RA 0s5Y6ir5vt9lD1JwBDIwOMJKHpHlpr69KfdHjyxSmriSfYz+USnWPY7AufNIadK6MEJMx9ApD/oD OlTrorhX2lFEilmcO2RdNtjC5xDF9pCuTyYBB5bi6bQ4syoJ3g9WQ0ymaiLzg5KdCXlKLjvcW893 SUOqXwnz5DrgnHtJTxOsQfEKIT7DmDSUCaxw7Rqn8787ZsmRM9e2VmPeBN4uqYvTtW7jvijg9N/y JsXecLq0q+WD6m8AAAD//wMAUEsDBBQABgAIAAAAIQA4/SH/1gAAAJQBAAALAAAAX3JlbHMvLnJl bHOkkMFqwzAMhu+DvYPRfXGawxijTi+j0GvpHsDYimMaW0Yy2fr2M4PBMnrbUb/Q94l/f/hMi1qR JVI2sOt6UJgd+ZiDgffL8ekFlFSbvV0oo4EbChzGx4f9GRdb25HMsYhqlCwG5lrLq9biZkxWOiqY 22YiTra2kYMu1l1tQD30/bPm3wwYN0x18gb45AdQl1tp5j/sFB2T0FQ7R0nTNEV3j6o9feQzro1i OWA14Fm+Q8a1a8+Bvu/d/dMb2JY5uiPbhG/ktn4cqGU/er3pcvwCAAD//wMAUEsDBBQABgAIAAAA IQCE97Bz9gEAANEDAAAOAAAAZHJzL2Uyb0RvYy54bWysU9uO0zAQfUfiHyy/07SlZUvUdLV0VYS0 XKSFD3AcJ7FwPGbsNilfz9jJdgu8IfJgeTz2mTlnTra3Q2fYSaHXYAu+mM05U1ZCpW1T8G9fD682 nPkgbCUMWFXws/L8dvfyxbZ3uVpCC6ZSyAjE+rx3BW9DcHmWedmqTvgZOGUpWQN2IlCITVah6Am9 M9lyPn+T9YCVQ5DKezq9H5N8l/DrWsnwua69CswUnHoLacW0lnHNdluRNyhcq+XUhviHLjqhLRW9 QN2LINgR9V9QnZYIHuowk9BlUNdaqsSB2Czmf7B5bIVTiQuJ491FJv//YOWn06P7giwM72CgASYS 3j2A/O6ZhX0rbKPuEKFvlaio8CJKlvXO59PTKLXPfQQp+49Q0ZDFMUACGmrsoirEkxE6DeB8EV0N gUk6XL5er9YbSknKbVY3N8t1KiHyp9cOfXivoGNxU3CkoSZ0cXrwIXYj8qcrsZgHo6uDNiYF2JR7 g+wkyACH9E3ov10zNl62EJ+NiPEk0YzMRo5hKAemq0mDyLqE6ky8EUZf0X9AmxbwJ2c9earg/sdR oOLMfLCk3dvFahVNmILV+mZJAV5nyuuMsJKgCh44G7f7MBr36FA3LVUap2XhjvSudZLiuaupffJN UmjyeDTmdZxuPf+Ju18AAAD//wMAUEsDBBQABgAIAAAAIQAhK9YB3QAAAAkBAAAPAAAAZHJzL2Rv d25yZXYueG1sTI/LTsMwEEX3SPyDNZXYIOpQ8mhDnAqQQGxb+gFOPE2ixuModpv07xlWdHl1ru6c Kbaz7cUFR985UvC8jEAg1c501Cg4/Hw+rUH4oMno3hEquKKHbXl/V+jcuIl2eNmHRvAI+VwraEMY cil93aLVfukGJGZHN1odOI6NNKOeeNz2chVFqbS6I77Q6gE/WqxP+7NVcPyeHpPNVH2FQ7aL03fd ZZW7KvWwmN9eQQScw38Z/vRZHUp2qtyZjBe9gjhJM64y2IBgvl5lCYiK80sSgywLeftB+QsAAP// AwBQSwECLQAUAAYACAAAACEAtoM4kv4AAADhAQAAEwAAAAAAAAAAAAAAAAAAAAAAW0NvbnRlbnRf VHlwZXNdLnhtbFBLAQItABQABgAIAAAAIQA4/SH/1gAAAJQBAAALAAAAAAAAAAAAAAAAAC8BAABf cmVscy8ucmVsc1BLAQItABQABgAIAAAAIQCE97Bz9gEAANEDAAAOAAAAAAAAAAAAAAAAAC4CAABk cnMvZTJvRG9jLnhtbFBLAQItABQABgAIAAAAIQAhK9YB3QAAAAkBAAAPAAAAAAAAAAAAAAAAAFAE AABkcnMvZG93bnJldi54bWxQSwUGAAAAAAQABADzAAAAWgUAAAAA " stroked="f">
+              <v:shape w14:anchorId="349AD035" id="Text Box 6" o:spid="_x0000_s1027" type="#_x0000_t202" style="position:absolute;left:0;text-align:left;margin-left:228.35pt;margin-top:.95pt;width:185.4pt;height:66.75pt;z-index:251660800;visibility:visible;mso-wrap-style:square;mso-width-percent:0;mso-height-percent:0;mso-wrap-distance-left:9pt;mso-wrap-distance-top:0;mso-wrap-distance-right:9pt;mso-wrap-distance-bottom:0;mso-position-horizontal:absolute;mso-position-horizontal-relative:text;mso-position-vertical:absolute;mso-position-vertical-relative:text;mso-width-percent:0;mso-height-percent:0;mso-width-relative:page;mso-height-relative:page;v-text-anchor:top" o:gfxdata="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" stroked="f">
                 <v:textbox>
                   <w:txbxContent>
                     <w:p>
@@ -937,7 +937,7 @@
           </mc:Choice>
           <mc:Fallback>
             <w:pict>
-              <v:shape w14:anchorId="6B488C23" id="Text Box 937949077" o:spid="_x0000_s1028" type="#_x0000_t202" style="position:absolute;left:0;text-align:left;margin-left:45pt;margin-top:22.6pt;width:135.5pt;height:54pt;z-index:251662848;visibility:visible;mso-wrap-style:square;mso-width-percent:0;mso-height-percent:0;mso-wrap-distance-left:9pt;mso-wrap-distance-top:0;mso-wrap-distance-right:9pt;mso-wrap-distance-bottom:0;mso-position-horizontal:absolute;mso-position-horizontal-relative:text;mso-position-vertical:absolute;mso-position-vertical-relative:text;mso-width-percent:0;mso-height-percent:0;mso-width-relative:page;mso-height-relative:page;v-text-anchor:top" o:gfxdata="UEsDBBQABgAIAAAAIQC2gziS/gAAAOEBAAATAAAAW0NvbnRlbnRfVHlwZXNdLnhtbJSRQU7DMBBF 90jcwfIWJU67QAgl6YK0S0CoHGBkTxKLZGx5TGhvj5O2G0SRWNoz/78nu9wcxkFMGNg6quQqL6RA 0s5Y6ir5vt9lD1JwBDIwOMJKHpHlpr69KfdHjyxSmriSfYz+USnWPY7AufNIadK6MEJMx9ApD/oD OlTrorhX2lFEilmcO2RdNtjC5xDF9pCuTyYBB5bi6bQ4syoJ3g9WQ0ymaiLzg5KdCXlKLjvcW893 SUOqXwnz5DrgnHtJTxOsQfEKIT7DmDSUCaxw7Rqn8787ZsmRM9e2VmPeBN4uqYvTtW7jvijg9N/y JsXecLq0q+WD6m8AAAD//wMAUEsDBBQABgAIAAAAIQA4/SH/1gAAAJQBAAALAAAAX3JlbHMvLnJl bHOkkMFqwzAMhu+DvYPRfXGawxijTi+j0GvpHsDYimMaW0Yy2fr2M4PBMnrbUb/Q94l/f/hMi1qR JVI2sOt6UJgd+ZiDgffL8ekFlFSbvV0oo4EbChzGx4f9GRdb25HMsYhqlCwG5lrLq9biZkxWOiqY 22YiTra2kYMu1l1tQD30/bPm3wwYN0x18gb45AdQl1tp5j/sFB2T0FQ7R0nTNEV3j6o9feQzro1i OWA14Fm+Q8a1a8+Bvu/d/dMb2JY5uiPbhG/ktn4cqGU/er3pcvwCAAD//wMAUEsDBBQABgAIAAAA IQCzyNoc9gEAANEDAAAOAAAAZHJzL2Uyb0RvYy54bWysU8GO0zAQvSPxD5bvNGnVLiVqulq6KkJa WKSFD3AcJ7FwPGbsNilfz9jpdqvlhsjB8mTsN/PePG9ux96wo0KvwZZ8Pss5U1ZCrW1b8h/f9+/W nPkgbC0MWFXyk/L8dvv2zWZwhVpAB6ZWyAjE+mJwJe9CcEWWedmpXvgZOGUp2QD2IlCIbVajGAi9 N9kiz2+yAbB2CFJ5T3/vpyTfJvymUTI8No1XgZmSU28hrZjWKq7ZdiOKFoXrtDy3If6hi15oS0Uv UPciCHZA/RdUryWChybMJPQZNI2WKnEgNvP8FZunTjiVuJA43l1k8v8PVn49PrlvyML4EUYaYCLh 3QPIn55Z2HXCtuoOEYZOiZoKz6Nk2eB8cb4apfaFjyDV8AVqGrI4BEhAY4N9VIV4MkKnAZwuoqsx MBlLvl/k6xWlJOVu1qt1nqaSieL5tkMfPinoWdyUHGmoCV0cH3yI3Yji+Ugs5sHoeq+NSQG21c4g OwoywD59icCrY8bGwxbitQkx/kk0I7OJYxirkem65IsIEVlXUJ+IN8LkK3oHtOkAf3M2kKdK7n8d BCrOzGdL2n2YL5fRhClYrog4Z3idqa4zwkqCKnngbNruwmTcg0PddlRpmpaFO9K70UmKl67O7ZNv kkJnj0djXsfp1MtL3P4BAAD//wMAUEsDBBQABgAIAAAAIQDY4p3F3gAAAAkBAAAPAAAAZHJzL2Rv d25yZXYueG1sTI9BT4NAEIXvJv6HzZh4MXYpLdQiS6MmGq+t/QEDTIHIzhJ2W+i/dzzpcd57efO9 fDfbXl1o9J1jA8tFBIq4cnXHjYHj1/vjEygfkGvsHZOBK3nYFbc3OWa1m3hPl0NolJSwz9BAG8KQ ae2rliz6hRuIxTu50WKQc2x0PeIk5bbXcRSl2mLH8qHFgd5aqr4PZ2vg9Dk9JNup/AjHzX6dvmK3 Kd3VmPu7+eUZVKA5/IXhF1/QoRCm0p259qo3sI1kSjCwTmJQ4q/SpQilBJNVDLrI9f8FxQ8AAAD/ /wMAUEsBAi0AFAAGAAgAAAAhALaDOJL+AAAA4QEAABMAAAAAAAAAAAAAAAAAAAAAAFtDb250ZW50 X1R5cGVzXS54bWxQSwECLQAUAAYACAAAACEAOP0h/9YAAACUAQAACwAAAAAAAAAAAAAAAAAvAQAA X3JlbHMvLnJlbHNQSwECLQAUAAYACAAAACEAs8jaHPYBAADRAwAADgAAAAAAAAAAAAAAAAAuAgAA ZHJzL2Uyb0RvYy54bWxQSwECLQAUAAYACAAAACEA2OKdxd4AAAAJAQAADwAAAAAAAAAAAAAAAABQ BAAAZHJzL2Rvd25yZXYueG1sUEsFBgAAAAAEAAQA8wAAAFsFAAAAAA== " stroked="f">
+              <v:shape w14:anchorId="6B488C23" id="Text Box 937949077" o:spid="_x0000_s1028" type="#_x0000_t202" style="position:absolute;left:0;text-align:left;margin-left:45pt;margin-top:22.6pt;width:135.5pt;height:54pt;z-index:251662848;visibility:visible;mso-wrap-style:square;mso-width-percent:0;mso-height-percent:0;mso-wrap-distance-left:9pt;mso-wrap-distance-top:0;mso-wrap-distance-right:9pt;mso-wrap-distance-bottom:0;mso-position-horizontal:absolute;mso-position-horizontal-relative:text;mso-position-vertical:absolute;mso-position-vertical-relative:text;mso-width-percent:0;mso-height-percent:0;mso-width-relative:page;mso-height-relative:page;v-text-anchor:top" o:gfxdata="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" stroked="f">
                 <v:textbox>
                   <w:txbxContent>
                     <w:p>
@@ -1082,7 +1082,7 @@
           </mc:Choice>
           <mc:Fallback>
             <w:pict>
-              <v:shape w14:anchorId="64E66016" id="Text Box 1291977431" o:spid="_x0000_s1029" type="#_x0000_t202" style="position:absolute;left:0;text-align:left;margin-left:228.35pt;margin-top:.95pt;width:185.4pt;height:66.75pt;z-index:251663872;visibility:visible;mso-wrap-style:square;mso-width-percent:0;mso-height-percent:0;mso-wrap-distance-left:9pt;mso-wrap-distance-top:0;mso-wrap-distance-right:9pt;mso-wrap-distance-bottom:0;mso-position-horizontal:absolute;mso-position-horizontal-relative:text;mso-position-vertical:absolute;mso-position-vertical-relative:text;mso-width-percent:0;mso-height-percent:0;mso-width-relative:page;mso-height-relative:page;v-text-anchor:top" o:gfxdata="UEsDBBQABgAIAAAAIQC2gziS/gAAAOEBAAATAAAAW0NvbnRlbnRfVHlwZXNdLnhtbJSRQU7DMBBF 90jcwfIWJU67QAgl6YK0S0CoHGBkTxKLZGx5TGhvj5O2G0SRWNoz/78nu9wcxkFMGNg6quQqL6RA 0s5Y6ir5vt9lD1JwBDIwOMJKHpHlpr69KfdHjyxSmriSfYz+USnWPY7AufNIadK6MEJMx9ApD/oD OlTrorhX2lFEilmcO2RdNtjC5xDF9pCuTyYBB5bi6bQ4syoJ3g9WQ0ymaiLzg5KdCXlKLjvcW893 SUOqXwnz5DrgnHtJTxOsQfEKIT7DmDSUCaxw7Rqn8787ZsmRM9e2VmPeBN4uqYvTtW7jvijg9N/y JsXecLq0q+WD6m8AAAD//wMAUEsDBBQABgAIAAAAIQA4/SH/1gAAAJQBAAALAAAAX3JlbHMvLnJl bHOkkMFqwzAMhu+DvYPRfXGawxijTi+j0GvpHsDYimMaW0Yy2fr2M4PBMnrbUb/Q94l/f/hMi1qR JVI2sOt6UJgd+ZiDgffL8ekFlFSbvV0oo4EbChzGx4f9GRdb25HMsYhqlCwG5lrLq9biZkxWOiqY 22YiTra2kYMu1l1tQD30/bPm3wwYN0x18gb45AdQl1tp5j/sFB2T0FQ7R0nTNEV3j6o9feQzro1i OWA14Fm+Q8a1a8+Bvu/d/dMb2JY5uiPbhG/ktn4cqGU/er3pcvwCAAD//wMAUEsDBBQABgAIAAAA IQCFbCtx+AEAANEDAAAOAAAAZHJzL2Uyb0RvYy54bWysU8GO0zAQvSPxD5bvNG23pSVqulq6KkJa FqSFD3AcJ7FwPGbsNilfz9jpdgvcEDlYHo/9Zt6bl83t0Bl2VOg12ILPJlPOlJVQadsU/NvX/Zs1 Zz4IWwkDVhX8pDy/3b5+teldrubQgqkUMgKxPu9dwdsQXJ5lXraqE34CTllK1oCdCBRik1UoekLv TDafTt9mPWDlEKTynk7vxyTfJvy6VjJ8rmuvAjMFp95CWjGtZVyz7UbkDQrXanluQ/xDF53Qlope oO5FEOyA+i+oTksED3WYSOgyqGstVeJAbGbTP9g8tcKpxIXE8e4ik/9/sPLx+OS+IAvDexhogImE dw8gv3tmYdcK26g7ROhbJSoqPIuSZb3z+flplNrnPoKU/SeoaMjiECABDTV2URXiyQidBnC6iK6G wCQdzm+Wi+WaUpJy68VqNV+mEiJ/fu3Qhw8KOhY3BUcaakIXxwcfYjcif74Si3kwutprY1KATbkz yI6CDLBP3xn9t2vGxssW4rMRMZ4kmpHZyDEM5cB0VfCbCBFZl1CdiDfC6Cv6D2jTAv7krCdPFdz/ OAhUnJmPlrR7N1ssoglTsFiu5hTgdaa8zggrCarggbNxuwujcQ8OddNSpXFaFu5I71onKV66OrdP vkkKnT0ejXkdp1svf+L2FwAAAP//AwBQSwMEFAAGAAgAAAAhACEr1gHdAAAACQEAAA8AAABkcnMv ZG93bnJldi54bWxMj8tOwzAQRfdI/IM1ldgg6lDyaEOcCpBAbFv6AU48TaLG4yh2m/TvGVZ0eXWu 7pwptrPtxQVH3zlS8LyMQCDVznTUKDj8fD6tQfigyejeESq4oodteX9X6Ny4iXZ42YdG8Aj5XCto QxhyKX3dotV+6QYkZkc3Wh04jo00o5543PZyFUWptLojvtDqAT9arE/7s1Vw/J4ek81UfYVDtovT d91llbsq9bCY315BBJzDfxn+9FkdSnaq3JmMF72COEkzrjLYgGC+XmUJiIrzSxKDLAt5+0H5CwAA //8DAFBLAQItABQABgAIAAAAIQC2gziS/gAAAOEBAAATAAAAAAAAAAAAAAAAAAAAAABbQ29udGVu dF9UeXBlc10ueG1sUEsBAi0AFAAGAAgAAAAhADj9If/WAAAAlAEAAAsAAAAAAAAAAAAAAAAALwEA AF9yZWxzLy5yZWxzUEsBAi0AFAAGAAgAAAAhAIVsK3H4AQAA0QMAAA4AAAAAAAAAAAAAAAAALgIA AGRycy9lMm9Eb2MueG1sUEsBAi0AFAAGAAgAAAAhACEr1gHdAAAACQEAAA8AAAAAAAAAAAAAAAAA UgQAAGRycy9kb3ducmV2LnhtbFBLBQYAAAAABAAEAPMAAABcBQAAAAA= " stroked="f">
+              <v:shape w14:anchorId="64E66016" id="Text Box 1291977431" o:spid="_x0000_s1029" type="#_x0000_t202" style="position:absolute;left:0;text-align:left;margin-left:228.35pt;margin-top:.95pt;width:185.4pt;height:66.75pt;z-index:251663872;visibility:visible;mso-wrap-style:square;mso-width-percent:0;mso-height-percent:0;mso-wrap-distance-left:9pt;mso-wrap-distance-top:0;mso-wrap-distance-right:9pt;mso-wrap-distance-bottom:0;mso-position-horizontal:absolute;mso-position-horizontal-relative:text;mso-position-vertical:absolute;mso-position-vertical-relative:text;mso-width-percent:0;mso-height-percent:0;mso-width-relative:page;mso-height-relative:page;v-text-anchor:top" o:gfxdata="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" stroked="f">
                 <v:textbox>
                   <w:txbxContent>
                     <w:p>
@@ -1946,7 +1946,7 @@
           </mc:Choice>
           <mc:Fallback>
             <w:pict>
-              <v:rect w14:anchorId="52C0B666" id="Rectangle 6" o:spid="_x0000_s1030" style="position:absolute;left:0;text-align:left;margin-left:0;margin-top:5.45pt;width:423pt;height:10in;z-index:251656704;visibility:visible;mso-wrap-style:square;mso-width-percent:0;mso-height-percent:0;mso-wrap-distance-left:9pt;mso-wrap-distance-top:0;mso-wrap-distance-right:9pt;mso-wrap-distance-bottom:0;mso-position-horizontal:center;mso-position-horizontal-relative:margin;mso-position-vertical:absolute;mso-position-vertical-relative:text;mso-width-percent:0;mso-height-percent:0;mso-width-relative:page;mso-height-relative:page;v-text-anchor:top" o:gfxdata="UEsDBBQABgAIAAAAIQC2gziS/gAAAOEBAAATAAAAW0NvbnRlbnRfVHlwZXNdLnhtbJSRQU7DMBBF 90jcwfIWJU67QAgl6YK0S0CoHGBkTxKLZGx5TGhvj5O2G0SRWNoz/78nu9wcxkFMGNg6quQqL6RA 0s5Y6ir5vt9lD1JwBDIwOMJKHpHlpr69KfdHjyxSmriSfYz+USnWPY7AufNIadK6MEJMx9ApD/oD OlTrorhX2lFEilmcO2RdNtjC5xDF9pCuTyYBB5bi6bQ4syoJ3g9WQ0ymaiLzg5KdCXlKLjvcW893 SUOqXwnz5DrgnHtJTxOsQfEKIT7DmDSUCaxw7Rqn8787ZsmRM9e2VmPeBN4uqYvTtW7jvijg9N/y JsXecLq0q+WD6m8AAAD//wMAUEsDBBQABgAIAAAAIQA4/SH/1gAAAJQBAAALAAAAX3JlbHMvLnJl bHOkkMFqwzAMhu+DvYPRfXGawxijTi+j0GvpHsDYimMaW0Yy2fr2M4PBMnrbUb/Q94l/f/hMi1qR JVI2sOt6UJgd+ZiDgffL8ekFlFSbvV0oo4EbChzGx4f9GRdb25HMsYhqlCwG5lrLq9biZkxWOiqY 22YiTra2kYMu1l1tQD30/bPm3wwYN0x18gb45AdQl1tp5j/sFB2T0FQ7R0nTNEV3j6o9feQzro1i OWA14Fm+Q8a1a8+Bvu/d/dMb2JY5uiPbhG/ktn4cqGU/er3pcvwCAAD//wMAUEsDBBQABgAIAAAA IQAcvj5WFAIAACkEAAAOAAAAZHJzL2Uyb0RvYy54bWysU1Fv0zAQfkfiP1h+p0lKy0bUdJo6ipDG QBr8AMdxEgvHZ85u0/HrOTtd28Ebwg+Wz3f+7rvvzqubw2DYXqHXYCtezHLOlJXQaNtV/Pu37Ztr znwQthEGrKr4k/L8Zv361Wp0pZpDD6ZRyAjE+nJ0Fe9DcGWWedmrQfgZOGXJ2QIOIpCJXdagGAl9 MNk8z99lI2DjEKTynm7vJidfJ/y2VTJ8aVuvAjMVJ24h7Zj2Ou7ZeiXKDoXrtTzSEP/AYhDaUtIT 1J0Igu1Q/wU1aIngoQ0zCUMGbaulSjVQNUX+RzWPvXAq1ULieHeSyf8/WPmwf3RfMVL37h7kD88s bHphO3WLCGOvREPpiihUNjpfnh5Ew9NTVo+foaHWil2ApMGhxSECUnXskKR+OkmtDoFJuly+vZoX OXVEku99sVjkZMQconx+7tCHjwoGFg8VR+plghf7ex+m0OeQRB+MbrbamGRgV28Msr2gvm/TOqL7 yzBj2Ujpl/NlQn7h85cQxO5M8EXYoAMNsNFDxa9PQaKMun2wTRqvILSZzlSdsUcho3ZxTH0ZDvWB 6abii8gx3tTQPJGyCNO80v+iQw/4i7ORZrXi/udOoOLMfLLUnaQfDXcyFsurOemKl5760iOsJKiK B86m4yZMH2LnUHc9ZSqSGhZuqaOtTlqfWR3p0zymbh3/Thz4SztFnX/4+jcAAAD//wMAUEsDBBQA BgAIAAAAIQA2+Nnc3AAAAAgBAAAPAAAAZHJzL2Rvd25yZXYueG1sTI/BTsMwEETvSPyDtUjcqEMp VZvGqRCoSBzb9MJtEy9JSryOYqcNfD3LCY77ZjQ7k20n16kzDaH1bOB+loAirrxtuTZwLHZ3K1Ah IlvsPJOBLwqwza+vMkytv/CezodYKwnhkKKBJsY+1TpUDTkMM98Ti/bhB4dRzqHWdsCLhLtOz5Nk qR22LB8a7Om5oerzMDoDZTs/4ve+eE3cevcQ36biNL6/GHN7Mz1tQEWa4p8ZfutLdcilU+lHtkF1 BmRIFJqsQYm6WiwFlAIWj4J0nun/A/IfAAAA//8DAFBLAQItABQABgAIAAAAIQC2gziS/gAAAOEB AAATAAAAAAAAAAAAAAAAAAAAAABbQ29udGVudF9UeXBlc10ueG1sUEsBAi0AFAAGAAgAAAAhADj9 If/WAAAAlAEAAAsAAAAAAAAAAAAAAAAALwEAAF9yZWxzLy5yZWxzUEsBAi0AFAAGAAgAAAAhABy+ PlYUAgAAKQQAAA4AAAAAAAAAAAAAAAAALgIAAGRycy9lMm9Eb2MueG1sUEsBAi0AFAAGAAgAAAAh ADb42dzcAAAACAEAAA8AAAAAAAAAAAAAAAAAbgQAAGRycy9kb3ducmV2LnhtbFBLBQYAAAAABAAE APMAAAB3BQAAAAA= ">
+              <v:rect w14:anchorId="52C0B666" id="Rectangle 6" o:spid="_x0000_s1030" style="position:absolute;left:0;text-align:left;margin-left:0;margin-top:5.45pt;width:423pt;height:10in;z-index:251656704;visibility:visible;mso-wrap-style:square;mso-width-percent:0;mso-height-percent:0;mso-wrap-distance-left:9pt;mso-wrap-distance-top:0;mso-wrap-distance-right:9pt;mso-wrap-distance-bottom:0;mso-position-horizontal:center;mso-position-horizontal-relative:margin;mso-position-vertical:absolute;mso-position-vertical-relative:text;mso-width-percent:0;mso-height-percent:0;mso-width-relative:page;mso-height-relative:page;v-text-anchor:top" o:gfxdata="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">
                 <v:textbox>
                   <w:txbxContent>
                     <w:p>
@@ -1993,6 +1993,8 @@
                       </w:pPr>
                       <w:r>
                         <w:tab/>
+                      </w:r>
+                      <w:r>
                         <w:tab/>
                       </w:r>
                     </w:p>
@@ -2005,6 +2007,8 @@
                       </w:pPr>
                       <w:r>
                         <w:tab/>
+                      </w:r>
+                      <w:r>
                         <w:tab/>
                       </w:r>
                     </w:p>
@@ -2017,6 +2021,8 @@
                       </w:pPr>
                       <w:r>
                         <w:tab/>
+                      </w:r>
+                      <w:r>
                         <w:tab/>
                       </w:r>
                     </w:p>
@@ -2029,6 +2035,8 @@
                       </w:pPr>
                       <w:r>
                         <w:tab/>
+                      </w:r>
+                      <w:r>
                         <w:tab/>
                       </w:r>
                     </w:p>
@@ -2041,6 +2049,8 @@
                       </w:pPr>
                       <w:r>
                         <w:tab/>
+                      </w:r>
+                      <w:r>
                         <w:tab/>
                       </w:r>
                     </w:p>
@@ -2053,6 +2063,8 @@
                       </w:pPr>
                       <w:r>
                         <w:tab/>
+                      </w:r>
+                      <w:r>
                         <w:tab/>
                       </w:r>
                     </w:p>
@@ -2065,6 +2077,8 @@
                       </w:pPr>
                       <w:r>
                         <w:tab/>
+                      </w:r>
+                      <w:r>
                         <w:tab/>
                       </w:r>
                     </w:p>
@@ -2077,6 +2091,8 @@
                       </w:pPr>
                       <w:r>
                         <w:tab/>
+                      </w:r>
+                      <w:r>
                         <w:tab/>
                       </w:r>
                     </w:p>
@@ -2089,6 +2105,8 @@
                       </w:pPr>
                       <w:r>
                         <w:tab/>
+                      </w:r>
+                      <w:r>
                         <w:tab/>
                       </w:r>
                     </w:p>
@@ -2101,6 +2119,8 @@
                       </w:pPr>
                       <w:r>
                         <w:tab/>
+                      </w:r>
+                      <w:r>
                         <w:tab/>
                       </w:r>
                     </w:p>
@@ -2113,6 +2133,8 @@
                       </w:pPr>
                       <w:r>
                         <w:tab/>
+                      </w:r>
+                      <w:r>
                         <w:tab/>
                       </w:r>
                     </w:p>
@@ -2125,6 +2147,8 @@
                       </w:pPr>
                       <w:r>
                         <w:tab/>
+                      </w:r>
+                      <w:r>
                         <w:tab/>
                       </w:r>
                     </w:p>
@@ -2137,6 +2161,8 @@
                       </w:pPr>
                       <w:r>
                         <w:tab/>
+                      </w:r>
+                      <w:r>
                         <w:tab/>
                       </w:r>
                     </w:p>
@@ -2149,7 +2175,11 @@
                       </w:pPr>
                       <w:r>
                         <w:tab/>
+                      </w:r>
+                      <w:r>
                         <w:tab/>
+                      </w:r>
+                      <w:r>
                         <w:tab/>
                       </w:r>
                     </w:p>
@@ -2162,6 +2192,8 @@
                       </w:pPr>
                       <w:r>
                         <w:tab/>
+                      </w:r>
+                      <w:r>
                         <w:tab/>
                       </w:r>
                     </w:p>
@@ -2174,6 +2206,8 @@
                       </w:pPr>
                       <w:r>
                         <w:tab/>
+                      </w:r>
+                      <w:r>
                         <w:tab/>
                       </w:r>
                     </w:p>
@@ -2186,6 +2220,8 @@
                       </w:pPr>
                       <w:r>
                         <w:tab/>
+                      </w:r>
+                      <w:r>
                         <w:tab/>
                       </w:r>
                     </w:p>
@@ -2198,6 +2234,8 @@
                       </w:pPr>
                       <w:r>
                         <w:tab/>
+                      </w:r>
+                      <w:r>
                         <w:tab/>
                       </w:r>
                     </w:p>
@@ -2210,6 +2248,8 @@
                       </w:pPr>
                       <w:r>
                         <w:tab/>
+                      </w:r>
+                      <w:r>
                         <w:tab/>
                       </w:r>
                     </w:p>
@@ -2222,6 +2262,8 @@
                       </w:pPr>
                       <w:r>
                         <w:tab/>
+                      </w:r>
+                      <w:r>
                         <w:tab/>
                       </w:r>
                     </w:p>
@@ -2234,6 +2276,8 @@
                       </w:pPr>
                       <w:r>
                         <w:tab/>
+                      </w:r>
+                      <w:r>
                         <w:tab/>
                       </w:r>
                     </w:p>
@@ -2246,6 +2290,8 @@
                       </w:pPr>
                       <w:r>
                         <w:tab/>
+                      </w:r>
+                      <w:r>
                         <w:tab/>
                       </w:r>
                     </w:p>
@@ -2258,6 +2304,8 @@
                       </w:pPr>
                       <w:r>
                         <w:tab/>
+                      </w:r>
+                      <w:r>
                         <w:tab/>
                       </w:r>
                     </w:p>
@@ -2270,6 +2318,8 @@
                       </w:pPr>
                       <w:r>
                         <w:tab/>
+                      </w:r>
+                      <w:r>
                         <w:tab/>
                       </w:r>
                     </w:p>
@@ -2282,6 +2332,8 @@
                       </w:pPr>
                       <w:r>
                         <w:tab/>
+                      </w:r>
+                      <w:r>
                         <w:tab/>
                       </w:r>
                     </w:p>
@@ -2294,6 +2346,8 @@
                       </w:pPr>
                       <w:r>
                         <w:tab/>
+                      </w:r>
+                      <w:r>
                         <w:tab/>
                       </w:r>
                     </w:p>
@@ -2306,6 +2360,8 @@
                       </w:pPr>
                       <w:r>
                         <w:tab/>
+                      </w:r>
+                      <w:r>
                         <w:tab/>
                       </w:r>
                     </w:p>
@@ -2318,6 +2374,8 @@
                       </w:pPr>
                       <w:r>
                         <w:tab/>
+                      </w:r>
+                      <w:r>
                         <w:tab/>
                       </w:r>
                     </w:p>
@@ -2330,6 +2388,8 @@
                       </w:pPr>
                       <w:r>
                         <w:tab/>
+                      </w:r>
+                      <w:r>
                         <w:tab/>
                       </w:r>
                     </w:p>
@@ -2342,6 +2402,8 @@
                       </w:pPr>
                       <w:r>
                         <w:tab/>
+                      </w:r>
+                      <w:r>
                         <w:tab/>
                       </w:r>
                     </w:p>
@@ -2354,6 +2416,8 @@
                       </w:pPr>
                       <w:r>
                         <w:tab/>
+                      </w:r>
+                      <w:r>
                         <w:tab/>
                       </w:r>
                     </w:p>
@@ -2366,6 +2430,8 @@
                       </w:pPr>
                       <w:r>
                         <w:tab/>
+                      </w:r>
+                      <w:r>
                         <w:tab/>
                       </w:r>
                     </w:p>
@@ -2378,6 +2444,8 @@
                       </w:pPr>
                       <w:r>
                         <w:tab/>
+                      </w:r>
+                      <w:r>
                         <w:tab/>
                       </w:r>
                     </w:p>
@@ -2390,6 +2458,8 @@
                       </w:pPr>
                       <w:r>
                         <w:tab/>
+                      </w:r>
+                      <w:r>
                         <w:tab/>
                       </w:r>
                     </w:p>
@@ -2402,6 +2472,8 @@
                       </w:pPr>
                       <w:r>
                         <w:tab/>
+                      </w:r>
+                      <w:r>
                         <w:tab/>
                       </w:r>
                     </w:p>
@@ -2806,7 +2878,23 @@
           <w:i/>
           <w:szCs w:val="26"/>
         </w:rPr>
-        <w:t>Trà Vinh, ngày ….. tháng …… năm ……</w:t>
+        <w:t xml:space="preserve">Trà Vinh, ngày </w:t>
+      </w:r>
+      <w:proofErr w:type="gramStart"/>
+      <w:r>
+        <w:rPr>
+          <w:i/>
+          <w:szCs w:val="26"/>
+        </w:rPr>
+        <w:t>…..</w:t>
+      </w:r>
+      <w:proofErr w:type="gramEnd"/>
+      <w:r>
+        <w:rPr>
+          <w:i/>
+          <w:szCs w:val="26"/>
+        </w:rPr>
+        <w:t xml:space="preserve"> tháng …… năm ……</w:t>
       </w:r>
     </w:p>
     <w:p>
@@ -5935,7 +6023,23 @@
           <w:i/>
           <w:szCs w:val="26"/>
         </w:rPr>
-        <w:t>Vĩnh Long, ngày ….. tháng …… năm ……</w:t>
+        <w:t xml:space="preserve">Vĩnh Long, ngày </w:t>
+      </w:r>
+      <w:proofErr w:type="gramStart"/>
+      <w:r>
+        <w:rPr>
+          <w:i/>
+          <w:szCs w:val="26"/>
+        </w:rPr>
+        <w:t>…..</w:t>
+      </w:r>
+      <w:proofErr w:type="gramEnd"/>
+      <w:r>
+        <w:rPr>
+          <w:i/>
+          <w:szCs w:val="26"/>
+        </w:rPr>
+        <w:t xml:space="preserve"> tháng …… năm ……</w:t>
       </w:r>
     </w:p>
     <w:p>
@@ -6235,7 +6339,23 @@
           <w:i/>
           <w:szCs w:val="26"/>
         </w:rPr>
-        <w:t>Vĩnh Long, ngày ….. tháng …… năm ……</w:t>
+        <w:t xml:space="preserve">Vĩnh Long, ngày </w:t>
+      </w:r>
+      <w:proofErr w:type="gramStart"/>
+      <w:r>
+        <w:rPr>
+          <w:i/>
+          <w:szCs w:val="26"/>
+        </w:rPr>
+        <w:t>…..</w:t>
+      </w:r>
+      <w:proofErr w:type="gramEnd"/>
+      <w:r>
+        <w:rPr>
+          <w:i/>
+          <w:szCs w:val="26"/>
+        </w:rPr>
+        <w:t xml:space="preserve"> tháng …… năm ……</w:t>
       </w:r>
     </w:p>
     <w:p>
@@ -9487,7 +9607,15 @@
         <w:pStyle w:val="BodyText1"/>
       </w:pPr>
       <w:r>
-        <w:t>Mô hình lập trình của Flutter dựa trên triết lý "everything is a widget". Mỗi phần giao diện là một widget bất biến mô tả nó trông như thế nào và phản ứng ra sao theo trạng thái. Widget được chia thành hai nhóm: StatelessWidget không có trạng thái nội bộ, và StatefulWidget có trạng thái và gọi setState() để yêu cầu Flutter dựng lại giao diện khi trạng thái thay đổi. Quá trình phát triển được hỗ trợ bởi tính năng hot reload, tức thay đổi trong mã được áp dụng ngay vào ứng dụng đang chạy mà không cần khởi động lại.</w:t>
+        <w:t xml:space="preserve">Mô hình lập trình của Flutter dựa trên triết lý "everything is a widget". Mỗi phần giao diện là một widget bất biến mô tả nó trông như thế nào và phản ứng ra sao theo trạng thái. Widget được chia thành hai nhóm: StatelessWidget không có trạng thái nội bộ, và StatefulWidget có trạng thái và gọi </w:t>
+      </w:r>
+      <w:proofErr w:type="gramStart"/>
+      <w:r>
+        <w:t>setState(</w:t>
+      </w:r>
+      <w:proofErr w:type="gramEnd"/>
+      <w:r>
+        <w:t>) để yêu cầu Flutter dựng lại giao diện khi trạng thái thay đổi. Quá trình phát triển được hỗ trợ bởi tính năng hot reload, tức thay đổi trong mã được áp dụng ngay vào ứng dụng đang chạy mà không cần khởi động lại.</w:t>
       </w:r>
     </w:p>
     <w:p>
@@ -9645,7 +9773,15 @@
         <w:pStyle w:val="BodyText1"/>
       </w:pPr>
       <w:r>
-        <w:t>React tổ chức giao diện theo các thành phần (component) tái sử dụng được. Mỗi component nhận dữ liệu vào qua các thuộc tính (props) và quản lý trạng thái nội bộ (state) của riêng nó. Khi state hoặc props thay đổi, React tự dựng lại phần giao diện do component đó sinh ra. Dữ liệu trong React đi theo một chiều từ trên xuống: component cha truyền props cho component con, hành động từ con báo lên cha qua các callback. Mô hình một chiều này giúp luồng dữ liệu rõ ràng và dễ suy luận.</w:t>
+        <w:t xml:space="preserve">React tổ chức giao diện theo các thành phần (component) tái sử dụng được. Mỗi component nhận dữ liệu vào qua các thuộc tính (props) và quản lý trạng thái nội bộ (state) của riêng nó. Khi state hoặc props thay đổi, </w:t>
+      </w:r>
+      <w:proofErr w:type="gramStart"/>
+      <w:r>
+        <w:t>React</w:t>
+      </w:r>
+      <w:proofErr w:type="gramEnd"/>
+      <w:r>
+        <w:t xml:space="preserve"> tự dựng lại phần giao diện do component đó sinh ra. Dữ liệu trong React đi theo một chiều từ trên xuống: component cha truyền props cho component con, hành động từ con báo lên cha qua các callback. Mô hình một chiều này giúp luồng dữ liệu rõ ràng và dễ suy luận.</w:t>
       </w:r>
     </w:p>
     <w:p>
@@ -9653,7 +9789,15 @@
         <w:pStyle w:val="BodyText1"/>
       </w:pPr>
       <w:r>
-        <w:t>Để tránh thao tác trực tiếp lên DOM của trình duyệt vốn tốn chi phí, React dùng một cấu trúc trung gian là Virtual DOM. Khi state thay đổi, React dựng một cây Virtual DOM mới, so sánh với cây cũ rồi chỉ áp các thay đổi cần thiết lên DOM thật. Quá trình so sánh được gọi là reconciliation và được điều phối bởi cơ chế Fiber giới thiệu từ năm 2017, chia công việc dựng lại giao diện thành các phần nhỏ trải qua nhiều khung hình để giao diện không bị giật.</w:t>
+        <w:t xml:space="preserve">Để tránh thao tác trực tiếp lên DOM của trình duyệt vốn tốn chi phí, </w:t>
+      </w:r>
+      <w:proofErr w:type="gramStart"/>
+      <w:r>
+        <w:t>React</w:t>
+      </w:r>
+      <w:proofErr w:type="gramEnd"/>
+      <w:r>
+        <w:t xml:space="preserve"> dùng một cấu trúc trung gian là Virtual DOM. Khi state thay đổi, React dựng một cây Virtual DOM mới, so sánh với cây cũ rồi chỉ áp các thay đổi cần thiết lên DOM thật. Quá trình so sánh được gọi là reconciliation và được điều phối bởi cơ chế Fiber giới thiệu từ năm 2017, chia công việc dựng lại giao diện thành các phần nhỏ trải qua nhiều khung hình để giao diện không bị giật.</w:t>
       </w:r>
     </w:p>
     <w:p>
@@ -9713,7 +9857,15 @@
         <w:pStyle w:val="BodyText1"/>
       </w:pPr>
       <w:r>
-        <w:t>Trong đề tài, React được dùng cho trang quản trị vì giao diện phía quản trị viên gồm nhiều form soạn học liệu, bảng danh sách, biểu đồ thống kê, đều là các tình huống React xử lý tốt. Hệ sinh thái thư viện như TanStack Query cho quản lý dữ liệu phía client, TanStack Router cho điều hướng, shadcn/ui cho thành phần giao diện giúp tốc độ phát triển nhanh.</w:t>
+        <w:t xml:space="preserve">Trong đề tài, </w:t>
+      </w:r>
+      <w:proofErr w:type="gramStart"/>
+      <w:r>
+        <w:t>React</w:t>
+      </w:r>
+      <w:proofErr w:type="gramEnd"/>
+      <w:r>
+        <w:t xml:space="preserve"> được dùng cho trang quản trị vì giao diện phía quản trị viên gồm nhiều form soạn học liệu, bảng danh sách, biểu đồ thống kê, đều là các tình huống React xử lý tốt. Hệ sinh thái thư viện như TanStack Query cho quản lý dữ liệu phía client, TanStack Router cho điều hướng, shadcn/ui cho thành phần giao diện giúp tốc độ phát triển nhanh.</w:t>
       </w:r>
     </w:p>
     <w:p>
@@ -9805,23 +9957,7 @@
           <w:i/>
           <w:iCs/>
         </w:rPr>
-        <w:t xml:space="preserve">Hình 2.4. </w:t>
-      </w:r>
-      <w:proofErr w:type="spellStart"/>
-      <w:r>
-        <w:rPr>
-          <w:i/>
-          <w:iCs/>
-        </w:rPr>
-        <w:t>NestJS</w:t>
-      </w:r>
-      <w:proofErr w:type="spellEnd"/>
-      <w:r>
-        <w:rPr>
-          <w:i/>
-          <w:iCs/>
-        </w:rPr>
-        <w:t>.</w:t>
+        <w:t>Hình 2.4. NestJS.</w:t>
       </w:r>
     </w:p>
     <w:p>
@@ -10242,103 +10378,7 @@
         <w:pStyle w:val="BodyText1"/>
       </w:pPr>
       <w:r>
-        <w:t xml:space="preserve">Trong bối cảnh số lượng người nước ngoài đến Việt Nam học tập, làm việc và du lịch ngày càng tăng, nhu </w:t>
-      </w:r>
-      <w:proofErr w:type="spellStart"/>
-      <w:r>
-        <w:t>cầu</w:t>
-      </w:r>
-      <w:proofErr w:type="spellEnd"/>
-      <w:r>
-        <w:t xml:space="preserve"> </w:t>
-      </w:r>
-      <w:proofErr w:type="spellStart"/>
-      <w:r>
-        <w:t>học</w:t>
-      </w:r>
-      <w:proofErr w:type="spellEnd"/>
-      <w:r>
-        <w:t xml:space="preserve"> </w:t>
-      </w:r>
-      <w:proofErr w:type="spellStart"/>
-      <w:r>
-        <w:t>tiếng</w:t>
-      </w:r>
-      <w:proofErr w:type="spellEnd"/>
-      <w:r>
-        <w:t xml:space="preserve"> Việt </w:t>
-      </w:r>
-      <w:proofErr w:type="spellStart"/>
-      <w:r>
-        <w:t>đang</w:t>
-      </w:r>
-      <w:proofErr w:type="spellEnd"/>
-      <w:r>
-        <w:t xml:space="preserve"> </w:t>
-      </w:r>
-      <w:proofErr w:type="spellStart"/>
-      <w:r>
-        <w:t>phát</w:t>
-      </w:r>
-      <w:proofErr w:type="spellEnd"/>
-      <w:r>
-        <w:t xml:space="preserve"> </w:t>
-      </w:r>
-      <w:proofErr w:type="spellStart"/>
-      <w:r>
-        <w:t>triển</w:t>
-      </w:r>
-      <w:proofErr w:type="spellEnd"/>
-      <w:r>
-        <w:t xml:space="preserve"> mạnh mẽ. Tuy nhiên, các nền tảng học ngoại ngữ phổ biến hiện nay chủ yếu tập trung vào các ngôn ngữ lớn, tài nguyên dành cho tiếng Việt vẫn còn hạn chế. Đặc biệt, các ứng dụng hiện có chưa chú trọng nhiều vào đặc trưng phương ngữ, phát âm và chưa tận dụng được sức mạnh của Trí </w:t>
-      </w:r>
-      <w:proofErr w:type="spellStart"/>
-      <w:r>
-        <w:t>tuệ</w:t>
-      </w:r>
-      <w:proofErr w:type="spellEnd"/>
-      <w:r>
-        <w:t xml:space="preserve"> </w:t>
-      </w:r>
-      <w:proofErr w:type="spellStart"/>
-      <w:r>
-        <w:t>nhân</w:t>
-      </w:r>
-      <w:proofErr w:type="spellEnd"/>
-      <w:r>
-        <w:t xml:space="preserve"> </w:t>
-      </w:r>
-      <w:proofErr w:type="spellStart"/>
-      <w:r>
-        <w:t>tạo</w:t>
-      </w:r>
-      <w:proofErr w:type="spellEnd"/>
-      <w:r>
-        <w:t xml:space="preserve"> </w:t>
-      </w:r>
-      <w:proofErr w:type="spellStart"/>
-      <w:r>
-        <w:t>để</w:t>
-      </w:r>
-      <w:proofErr w:type="spellEnd"/>
-      <w:r>
-        <w:t xml:space="preserve"> </w:t>
-      </w:r>
-      <w:proofErr w:type="spellStart"/>
-      <w:r>
-        <w:t>tạo</w:t>
-      </w:r>
-      <w:proofErr w:type="spellEnd"/>
-      <w:r>
-        <w:t xml:space="preserve"> </w:t>
-      </w:r>
-      <w:proofErr w:type="spellStart"/>
-      <w:r>
-        <w:t>ra</w:t>
-      </w:r>
-      <w:proofErr w:type="spellEnd"/>
-      <w:r>
-        <w:t xml:space="preserve"> môi trường học tập tương tác, cá nhân hóa.</w:t>
+        <w:t>Trong bối cảnh số lượng người nước ngoài đến Việt Nam học tập, làm việc và du lịch ngày càng tăng, nhu cầu học tiếng Việt đang phát triển mạnh mẽ. Tuy nhiên, các nền tảng học ngoại ngữ phổ biến hiện nay chủ yếu tập trung vào các ngôn ngữ lớn, tài nguyên dành cho tiếng Việt vẫn còn hạn chế. Đặc biệt, các ứng dụng hiện có chưa chú trọng nhiều vào đặc trưng phương ngữ, phát âm và chưa tận dụng được sức mạnh của Trí tuệ nhân tạo để tạo ra môi trường học tập tương tác, cá nhân hóa.</w:t>
       </w:r>
     </w:p>
     <w:p>
@@ -10346,55 +10386,7 @@
         <w:pStyle w:val="BodyText1"/>
       </w:pPr>
       <w:r>
-        <w:t xml:space="preserve">Bài toán đặt ra của đề tài là: Xây dựng nền tảng hỗ trợ dạy và học tiếng Việt </w:t>
-      </w:r>
-      <w:proofErr w:type="spellStart"/>
-      <w:r>
-        <w:t>đa</w:t>
-      </w:r>
-      <w:proofErr w:type="spellEnd"/>
-      <w:r>
-        <w:t xml:space="preserve"> </w:t>
-      </w:r>
-      <w:proofErr w:type="spellStart"/>
-      <w:r>
-        <w:t>nền</w:t>
-      </w:r>
-      <w:proofErr w:type="spellEnd"/>
-      <w:r>
-        <w:t xml:space="preserve"> </w:t>
-      </w:r>
-      <w:proofErr w:type="spellStart"/>
-      <w:r>
-        <w:t>tảng</w:t>
-      </w:r>
-      <w:proofErr w:type="spellEnd"/>
-      <w:r>
-        <w:t xml:space="preserve">, </w:t>
-      </w:r>
-      <w:proofErr w:type="spellStart"/>
-      <w:r>
-        <w:t>lấy</w:t>
-      </w:r>
-      <w:proofErr w:type="spellEnd"/>
-      <w:r>
-        <w:t xml:space="preserve"> </w:t>
-      </w:r>
-      <w:proofErr w:type="spellStart"/>
-      <w:r>
-        <w:t>việc</w:t>
-      </w:r>
-      <w:proofErr w:type="spellEnd"/>
-      <w:r>
-        <w:t xml:space="preserve"> </w:t>
-      </w:r>
-      <w:proofErr w:type="spellStart"/>
-      <w:r>
-        <w:t>tích</w:t>
-      </w:r>
-      <w:proofErr w:type="spellEnd"/>
-      <w:r>
-        <w:t xml:space="preserve"> hợp mô hình AI đa phương thức làm trung tâm, nhằm thu hẹp khoảng trống tài nguyên và nâng cao trải nghiệm tự học cho người nước ngoài.</w:t>
+        <w:t>Bài toán đặt ra của đề tài là: Xây dựng nền tảng hỗ trợ dạy và học tiếng Việt đa nền tảng, lấy việc tích hợp mô hình AI đa phương thức làm trung tâm, nhằm thu hẹp khoảng trống tài nguyên và nâng cao trải nghiệm tự học cho người nước ngoài.</w:t>
       </w:r>
     </w:p>
     <w:p>
@@ -10418,50 +10410,10 @@
           <w:b/>
           <w:bCs/>
         </w:rPr>
-        <w:t xml:space="preserve">Học </w:t>
-      </w:r>
-      <w:proofErr w:type="spellStart"/>
-      <w:r>
-        <w:rPr>
-          <w:b/>
-          <w:bCs/>
-        </w:rPr>
-        <w:t>viên</w:t>
-      </w:r>
-      <w:proofErr w:type="spellEnd"/>
-      <w:r>
-        <w:rPr>
-          <w:b/>
-          <w:bCs/>
-        </w:rPr>
-        <w:t>:</w:t>
-      </w:r>
-      <w:r>
-        <w:t xml:space="preserve"> </w:t>
-      </w:r>
-      <w:proofErr w:type="spellStart"/>
-      <w:r>
-        <w:t>Là</w:t>
-      </w:r>
-      <w:proofErr w:type="spellEnd"/>
-      <w:r>
-        <w:t xml:space="preserve"> </w:t>
-      </w:r>
-      <w:proofErr w:type="spellStart"/>
-      <w:r>
-        <w:t>người</w:t>
-      </w:r>
-      <w:proofErr w:type="spellEnd"/>
-      <w:r>
-        <w:t xml:space="preserve"> </w:t>
-      </w:r>
-      <w:proofErr w:type="spellStart"/>
-      <w:r>
-        <w:t>nước</w:t>
-      </w:r>
-      <w:proofErr w:type="spellEnd"/>
-      <w:r>
-        <w:t xml:space="preserve"> ngoài có nhu cầu học tiếng Việt. Người dùng cần một môi trường học tập trực quan, có thể chọn cấp độ (từ A1 đến C2), chọn ngôn ngữ mẹ đẻ và phương ngữ tiếng Việt ưu tiên. Học viên có thể học lý thuyết, làm bài tập, đặt mục tiêu và tương tác với AI.</w:t>
+        <w:t>Học viên:</w:t>
+      </w:r>
+      <w:r>
+        <w:t xml:space="preserve"> Là người nước ngoài có nhu cầu học tiếng Việt. Người dùng cần một môi trường học tập trực quan, có thể chọn cấp độ (từ A1 đến C2), chọn ngôn ngữ mẹ đẻ và phương ngữ tiếng Việt ưu tiên. Học viên có thể học lý thuyết, làm bài tập, đặt mục tiêu và tương tác với AI.</w:t>
       </w:r>
     </w:p>
     <w:p>
@@ -10477,122 +10429,10 @@
           <w:b/>
           <w:bCs/>
         </w:rPr>
-        <w:t xml:space="preserve">Quản </w:t>
-      </w:r>
-      <w:proofErr w:type="spellStart"/>
-      <w:r>
-        <w:rPr>
-          <w:b/>
-          <w:bCs/>
-        </w:rPr>
-        <w:t>trị</w:t>
-      </w:r>
-      <w:proofErr w:type="spellEnd"/>
-      <w:r>
-        <w:rPr>
-          <w:b/>
-          <w:bCs/>
-        </w:rPr>
-        <w:t xml:space="preserve"> </w:t>
-      </w:r>
-      <w:proofErr w:type="spellStart"/>
-      <w:r>
-        <w:rPr>
-          <w:b/>
-          <w:bCs/>
-        </w:rPr>
-        <w:t>viên</w:t>
-      </w:r>
-      <w:proofErr w:type="spellEnd"/>
-      <w:r>
-        <w:rPr>
-          <w:b/>
-          <w:bCs/>
-        </w:rPr>
-        <w:t>:</w:t>
-      </w:r>
-      <w:r>
-        <w:t xml:space="preserve"> </w:t>
-      </w:r>
-      <w:proofErr w:type="spellStart"/>
-      <w:r>
-        <w:t>Là</w:t>
-      </w:r>
-      <w:proofErr w:type="spellEnd"/>
-      <w:r>
-        <w:t xml:space="preserve"> </w:t>
-      </w:r>
-      <w:proofErr w:type="spellStart"/>
-      <w:r>
-        <w:t>người</w:t>
-      </w:r>
-      <w:proofErr w:type="spellEnd"/>
-      <w:r>
-        <w:t xml:space="preserve"> </w:t>
-      </w:r>
-      <w:proofErr w:type="spellStart"/>
-      <w:r>
-        <w:t>chịu</w:t>
-      </w:r>
-      <w:proofErr w:type="spellEnd"/>
-      <w:r>
-        <w:t xml:space="preserve"> trách nhiệm biên soạn nội dung học thuật và vận hành hệ thống. Quản trị viên cần công cụ để </w:t>
-      </w:r>
-      <w:proofErr w:type="spellStart"/>
-      <w:r>
-        <w:t>soạn</w:t>
-      </w:r>
-      <w:proofErr w:type="spellEnd"/>
-      <w:r>
-        <w:t xml:space="preserve"> </w:t>
-      </w:r>
-      <w:proofErr w:type="spellStart"/>
-      <w:r>
-        <w:t>thảo</w:t>
-      </w:r>
-      <w:proofErr w:type="spellEnd"/>
-      <w:r>
-        <w:t xml:space="preserve"> </w:t>
-      </w:r>
-      <w:proofErr w:type="spellStart"/>
-      <w:r>
-        <w:t>khóa</w:t>
-      </w:r>
-      <w:proofErr w:type="spellEnd"/>
-      <w:r>
-        <w:t xml:space="preserve"> </w:t>
-      </w:r>
-      <w:proofErr w:type="spellStart"/>
-      <w:r>
-        <w:t>học</w:t>
-      </w:r>
-      <w:proofErr w:type="spellEnd"/>
-      <w:r>
-        <w:t xml:space="preserve"> </w:t>
-      </w:r>
-      <w:proofErr w:type="spellStart"/>
-      <w:r>
-        <w:t>và</w:t>
-      </w:r>
-      <w:proofErr w:type="spellEnd"/>
-      <w:r>
-        <w:t xml:space="preserve"> q</w:t>
-      </w:r>
-      <w:proofErr w:type="spellStart"/>
-      <w:r>
-        <w:t>uản</w:t>
-      </w:r>
-      <w:proofErr w:type="spellEnd"/>
-      <w:r>
-        <w:t xml:space="preserve"> </w:t>
-      </w:r>
-      <w:proofErr w:type="spellStart"/>
-      <w:r>
-        <w:t>lý</w:t>
-      </w:r>
-      <w:proofErr w:type="spellEnd"/>
-      <w:r>
-        <w:t xml:space="preserve"> các tình huống hội thoại mô phỏng.</w:t>
+        <w:t>Quản trị viên:</w:t>
+      </w:r>
+      <w:r>
+        <w:t xml:space="preserve"> Là người chịu trách nhiệm biên soạn nội dung học thuật và vận hành hệ thống. Quản trị viên cần công cụ để soạn thảo khóa học và quản lý các tình huống hội thoại mô phỏng.</w:t>
       </w:r>
     </w:p>
     <w:p>
@@ -10600,63 +10440,7 @@
         <w:pStyle w:val="BodyText1"/>
       </w:pPr>
       <w:r>
-        <w:t xml:space="preserve">Để đáp ứng các nhu </w:t>
-      </w:r>
-      <w:proofErr w:type="spellStart"/>
-      <w:r>
-        <w:t>cầu</w:t>
-      </w:r>
-      <w:proofErr w:type="spellEnd"/>
-      <w:r>
-        <w:t xml:space="preserve"> </w:t>
-      </w:r>
-      <w:proofErr w:type="spellStart"/>
-      <w:r>
-        <w:t>trên</w:t>
-      </w:r>
-      <w:proofErr w:type="spellEnd"/>
-      <w:r>
-        <w:t xml:space="preserve">, </w:t>
-      </w:r>
-      <w:proofErr w:type="spellStart"/>
-      <w:r>
-        <w:t>hệ</w:t>
-      </w:r>
-      <w:proofErr w:type="spellEnd"/>
-      <w:r>
-        <w:t xml:space="preserve"> </w:t>
-      </w:r>
-      <w:proofErr w:type="spellStart"/>
-      <w:r>
-        <w:t>thống</w:t>
-      </w:r>
-      <w:proofErr w:type="spellEnd"/>
-      <w:r>
-        <w:t xml:space="preserve"> </w:t>
-      </w:r>
-      <w:proofErr w:type="spellStart"/>
-      <w:r>
-        <w:t>được</w:t>
-      </w:r>
-      <w:proofErr w:type="spellEnd"/>
-      <w:r>
-        <w:t xml:space="preserve"> </w:t>
-      </w:r>
-      <w:proofErr w:type="spellStart"/>
-      <w:r>
-        <w:t>thiết</w:t>
-      </w:r>
-      <w:proofErr w:type="spellEnd"/>
-      <w:r>
-        <w:t xml:space="preserve"> </w:t>
-      </w:r>
-      <w:proofErr w:type="spellStart"/>
-      <w:r>
-        <w:t>kế</w:t>
-      </w:r>
-      <w:proofErr w:type="spellEnd"/>
-      <w:r>
-        <w:t xml:space="preserve"> với các phạm vi chức năng cốt lõi sau:</w:t>
+        <w:t>Để đáp ứng các nhu cầu trên, hệ thống được thiết kế với các phạm vi chức năng cốt lõi sau:</w:t>
       </w:r>
     </w:p>
     <w:p>
@@ -10731,63 +10515,7 @@
         </w:numPr>
       </w:pPr>
       <w:r>
-        <w:t xml:space="preserve">Hỗ trợ học viên đặt mục tiêu học tập hằng ngày, theo dõi chuỗi </w:t>
-      </w:r>
-      <w:proofErr w:type="spellStart"/>
-      <w:r>
-        <w:t>ngày</w:t>
-      </w:r>
-      <w:proofErr w:type="spellEnd"/>
-      <w:r>
-        <w:t xml:space="preserve"> </w:t>
-      </w:r>
-      <w:proofErr w:type="spellStart"/>
-      <w:r>
-        <w:t>học</w:t>
-      </w:r>
-      <w:proofErr w:type="spellEnd"/>
-      <w:r>
-        <w:t xml:space="preserve"> </w:t>
-      </w:r>
-      <w:proofErr w:type="spellStart"/>
-      <w:r>
-        <w:t>liên</w:t>
-      </w:r>
-      <w:proofErr w:type="spellEnd"/>
-      <w:r>
-        <w:t xml:space="preserve"> </w:t>
-      </w:r>
-      <w:proofErr w:type="spellStart"/>
-      <w:r>
-        <w:t>tiếp</w:t>
-      </w:r>
-      <w:proofErr w:type="spellEnd"/>
-      <w:r>
-        <w:t xml:space="preserve"> </w:t>
-      </w:r>
-      <w:proofErr w:type="spellStart"/>
-      <w:r>
-        <w:t>và</w:t>
-      </w:r>
-      <w:proofErr w:type="spellEnd"/>
-      <w:r>
-        <w:t xml:space="preserve"> </w:t>
-      </w:r>
-      <w:proofErr w:type="spellStart"/>
-      <w:r>
-        <w:t>lưu</w:t>
-      </w:r>
-      <w:proofErr w:type="spellEnd"/>
-      <w:r>
-        <w:t xml:space="preserve"> </w:t>
-      </w:r>
-      <w:proofErr w:type="spellStart"/>
-      <w:r>
-        <w:t>trữ</w:t>
-      </w:r>
-      <w:proofErr w:type="spellEnd"/>
-      <w:r>
-        <w:t xml:space="preserve"> từ vựng cá nhân vào danh sách yêu thích.</w:t>
+        <w:t>Hỗ trợ học viên đặt mục tiêu học tập hằng ngày, theo dõi chuỗi ngày học liên tiếp và lưu trữ từ vựng cá nhân vào danh sách yêu thích.</w:t>
       </w:r>
     </w:p>
     <w:p>
@@ -10857,7 +10585,15 @@
         <w:t>Hội thoại mô phỏng:</w:t>
       </w:r>
       <w:r>
-        <w:t xml:space="preserve"> Tạo môi trường cho học viên hóa thân vào các tình huống giao tiếp thực tế (mua sắm, nhà hàng,...), trao đổi tin nhắn trực tiếp với AI và nhận chấm điểm, nhận xét ngữ pháp chi tiết.</w:t>
+        <w:t xml:space="preserve"> Tạo môi trường cho học viên hóa thân vào các tình huống giao tiếp thực tế (mua sắm, nhà </w:t>
+      </w:r>
+      <w:proofErr w:type="gramStart"/>
+      <w:r>
+        <w:t>hàng,...</w:t>
+      </w:r>
+      <w:proofErr w:type="gramEnd"/>
+      <w:r>
+        <w:t>), trao đổi tin nhắn trực tiếp với AI và nhận chấm điểm, nhận xét ngữ pháp chi tiết.</w:t>
       </w:r>
     </w:p>
     <w:p>
@@ -10913,39 +10649,7 @@
         </w:numPr>
       </w:pPr>
       <w:r>
-        <w:t xml:space="preserve">Quản lý và thiết lập các kịch bản tình huống cho chức năng </w:t>
-      </w:r>
-      <w:proofErr w:type="spellStart"/>
-      <w:r>
-        <w:t>hội</w:t>
-      </w:r>
-      <w:proofErr w:type="spellEnd"/>
-      <w:r>
-        <w:t xml:space="preserve"> </w:t>
-      </w:r>
-      <w:proofErr w:type="spellStart"/>
-      <w:r>
-        <w:t>thoại</w:t>
-      </w:r>
-      <w:proofErr w:type="spellEnd"/>
-      <w:r>
-        <w:t xml:space="preserve"> </w:t>
-      </w:r>
-      <w:proofErr w:type="spellStart"/>
-      <w:r>
-        <w:t>mô</w:t>
-      </w:r>
-      <w:proofErr w:type="spellEnd"/>
-      <w:r>
-        <w:t xml:space="preserve"> </w:t>
-      </w:r>
-      <w:proofErr w:type="spellStart"/>
-      <w:r>
-        <w:t>phỏng</w:t>
-      </w:r>
-      <w:proofErr w:type="spellEnd"/>
-      <w:r>
-        <w:t>.</w:t>
+        <w:t>Quản lý và thiết lập các kịch bản tình huống cho chức năng hội thoại mô phỏng.</w:t>
       </w:r>
     </w:p>
     <w:p>
@@ -10970,15 +10674,7 @@
         </w:numPr>
       </w:pPr>
       <w:r>
-        <w:t xml:space="preserve">Hệ thống phải chạy mượt mà trên nền tảng di </w:t>
-      </w:r>
-      <w:proofErr w:type="spellStart"/>
-      <w:r>
-        <w:t>động</w:t>
-      </w:r>
-      <w:proofErr w:type="spellEnd"/>
-      <w:r>
-        <w:t xml:space="preserve"> cho học viên và nền tảng Web cho quản trị viên.</w:t>
+        <w:t>Hệ thống phải chạy mượt mà trên nền tảng di động cho học viên và nền tảng Web cho quản trị viên.</w:t>
       </w:r>
     </w:p>
     <w:p>
@@ -10990,15 +10686,7 @@
         </w:numPr>
       </w:pPr>
       <w:r>
-        <w:t xml:space="preserve">Giao diện ứng dụng di động phải hỗ trợ đa ngôn </w:t>
-      </w:r>
-      <w:proofErr w:type="spellStart"/>
-      <w:r>
-        <w:t>ngữ</w:t>
-      </w:r>
-      <w:proofErr w:type="spellEnd"/>
-      <w:r>
-        <w:t xml:space="preserve"> để tiếp cận đa dạng học viên quốc tế.</w:t>
+        <w:t>Giao diện ứng dụng di động phải hỗ trợ đa ngôn ngữ để tiếp cận đa dạng học viên quốc tế.</w:t>
       </w:r>
     </w:p>
     <w:p>
@@ -11051,63 +10739,7 @@
         <w:pStyle w:val="BodyText1"/>
       </w:pPr>
       <w:r>
-        <w:t xml:space="preserve">Hệ </w:t>
-      </w:r>
-      <w:proofErr w:type="spellStart"/>
-      <w:r>
-        <w:t>thống</w:t>
-      </w:r>
-      <w:proofErr w:type="spellEnd"/>
-      <w:r>
-        <w:t xml:space="preserve"> được mô hình hóa dựa trên tương tác </w:t>
-      </w:r>
-      <w:proofErr w:type="spellStart"/>
-      <w:r>
-        <w:t>của</w:t>
-      </w:r>
-      <w:proofErr w:type="spellEnd"/>
-      <w:r>
-        <w:t xml:space="preserve"> </w:t>
-      </w:r>
-      <w:proofErr w:type="spellStart"/>
-      <w:r>
-        <w:t>hai</w:t>
-      </w:r>
-      <w:proofErr w:type="spellEnd"/>
-      <w:r>
-        <w:t xml:space="preserve"> </w:t>
-      </w:r>
-      <w:proofErr w:type="spellStart"/>
-      <w:r>
-        <w:t>tác</w:t>
-      </w:r>
-      <w:proofErr w:type="spellEnd"/>
-      <w:r>
-        <w:t xml:space="preserve"> </w:t>
-      </w:r>
-      <w:proofErr w:type="spellStart"/>
-      <w:r>
-        <w:t>nhân</w:t>
-      </w:r>
-      <w:proofErr w:type="spellEnd"/>
-      <w:r>
-        <w:t xml:space="preserve"> </w:t>
-      </w:r>
-      <w:proofErr w:type="spellStart"/>
-      <w:r>
-        <w:t>chính</w:t>
-      </w:r>
-      <w:proofErr w:type="spellEnd"/>
-      <w:r>
-        <w:t xml:space="preserve"> </w:t>
-      </w:r>
-      <w:proofErr w:type="spellStart"/>
-      <w:r>
-        <w:t>là</w:t>
-      </w:r>
-      <w:proofErr w:type="spellEnd"/>
-      <w:r>
-        <w:t xml:space="preserve"> Học viên và Quản trị viên. Mỗi tác nhân được phân quyền truy cập vào các nhóm chức năng riêng biệt nhằm đảm bảo tính bảo mật và chuyên biệt hóa luồng công việc.</w:t>
+        <w:t>Hệ thống được mô hình hóa dựa trên tương tác của hai tác nhân chính là Học viên và Quản trị viên. Mỗi tác nhân được phân quyền truy cập vào các nhóm chức năng riêng biệt nhằm đảm bảo tính bảo mật và chuyên biệt hóa luồng công việc.</w:t>
       </w:r>
     </w:p>
     <w:p>
@@ -11183,219 +10815,25 @@
           <w:i/>
           <w:iCs/>
         </w:rPr>
-        <w:t xml:space="preserve">Hình 3.1. Sơ đồ Use-case tổng quan </w:t>
-      </w:r>
-      <w:proofErr w:type="spellStart"/>
-      <w:r>
+        <w:t>Hình 3.1. Sơ đồ Use-case tổng quan của hệ thống LinVNix.</w:t>
+      </w:r>
+    </w:p>
+    <w:p>
+      <w:pPr>
+        <w:spacing w:before="120" w:after="60"/>
+        <w:jc w:val="center"/>
         <w:rPr>
           <w:i/>
           <w:iCs/>
         </w:rPr>
-        <w:t>của</w:t>
-      </w:r>
-      <w:proofErr w:type="spellEnd"/>
+      </w:pPr>
       <w:r>
         <w:rPr>
           <w:i/>
           <w:iCs/>
         </w:rPr>
-        <w:t xml:space="preserve"> </w:t>
-      </w:r>
-      <w:proofErr w:type="spellStart"/>
-      <w:r>
-        <w:rPr>
-          <w:i/>
-          <w:iCs/>
-        </w:rPr>
-        <w:t>hệ</w:t>
-      </w:r>
-      <w:proofErr w:type="spellEnd"/>
-      <w:r>
-        <w:rPr>
-          <w:i/>
-          <w:iCs/>
-        </w:rPr>
-        <w:t xml:space="preserve"> </w:t>
-      </w:r>
-      <w:proofErr w:type="spellStart"/>
-      <w:r>
-        <w:rPr>
-          <w:i/>
-          <w:iCs/>
-        </w:rPr>
-        <w:t>thống</w:t>
-      </w:r>
-      <w:proofErr w:type="spellEnd"/>
-      <w:r>
-        <w:rPr>
-          <w:i/>
-          <w:iCs/>
-        </w:rPr>
-        <w:t xml:space="preserve"> </w:t>
-      </w:r>
-      <w:proofErr w:type="spellStart"/>
-      <w:r>
-        <w:rPr>
-          <w:i/>
-          <w:iCs/>
-        </w:rPr>
-        <w:t>LinVNix</w:t>
-      </w:r>
-      <w:proofErr w:type="spellEnd"/>
-      <w:r>
-        <w:rPr>
-          <w:i/>
-          <w:iCs/>
-        </w:rPr>
-        <w:t>.</w:t>
-      </w:r>
-    </w:p>
-    <w:p>
-      <w:pPr>
-        <w:spacing w:before="120" w:after="60"/>
-        <w:jc w:val="center"/>
-        <w:rPr>
-          <w:i/>
-          <w:iCs/>
-        </w:rPr>
-      </w:pPr>
-      <w:proofErr w:type="spellStart"/>
-      <w:r>
-        <w:rPr>
-          <w:i/>
-          <w:iCs/>
-        </w:rPr>
-        <w:t>Bảng</w:t>
-      </w:r>
-      <w:proofErr w:type="spellEnd"/>
-      <w:r>
-        <w:rPr>
-          <w:i/>
-          <w:iCs/>
-        </w:rPr>
-        <w:t xml:space="preserve"> 3.1. </w:t>
-      </w:r>
-      <w:proofErr w:type="spellStart"/>
-      <w:r>
-        <w:rPr>
-          <w:i/>
-          <w:iCs/>
-        </w:rPr>
-        <w:t>Phân</w:t>
-      </w:r>
-      <w:proofErr w:type="spellEnd"/>
-      <w:r>
-        <w:rPr>
-          <w:i/>
-          <w:iCs/>
-        </w:rPr>
-        <w:t xml:space="preserve"> </w:t>
-      </w:r>
-      <w:proofErr w:type="spellStart"/>
-      <w:r>
-        <w:rPr>
-          <w:i/>
-          <w:iCs/>
-        </w:rPr>
-        <w:t>tích</w:t>
-      </w:r>
-      <w:proofErr w:type="spellEnd"/>
-      <w:r>
-        <w:rPr>
-          <w:i/>
-          <w:iCs/>
-        </w:rPr>
-        <w:t xml:space="preserve"> </w:t>
-      </w:r>
-      <w:proofErr w:type="spellStart"/>
-      <w:r>
-        <w:rPr>
-          <w:i/>
-          <w:iCs/>
-        </w:rPr>
-        <w:t>các</w:t>
-      </w:r>
-      <w:proofErr w:type="spellEnd"/>
-      <w:r>
-        <w:rPr>
-          <w:i/>
-          <w:iCs/>
-        </w:rPr>
-        <w:t xml:space="preserve"> </w:t>
-      </w:r>
-      <w:proofErr w:type="spellStart"/>
-      <w:r>
-        <w:rPr>
-          <w:i/>
-          <w:iCs/>
-        </w:rPr>
-        <w:t>tác</w:t>
-      </w:r>
-      <w:proofErr w:type="spellEnd"/>
-      <w:r>
-        <w:rPr>
-          <w:i/>
-          <w:iCs/>
-        </w:rPr>
-        <w:t xml:space="preserve"> </w:t>
-      </w:r>
-      <w:proofErr w:type="spellStart"/>
-      <w:r>
-        <w:rPr>
-          <w:i/>
-          <w:iCs/>
-        </w:rPr>
-        <w:t>nhân</w:t>
-      </w:r>
-      <w:proofErr w:type="spellEnd"/>
-      <w:r>
-        <w:rPr>
-          <w:i/>
-          <w:iCs/>
-        </w:rPr>
-        <w:t xml:space="preserve"> </w:t>
-      </w:r>
-      <w:proofErr w:type="spellStart"/>
-      <w:r>
-        <w:rPr>
-          <w:i/>
-          <w:iCs/>
-        </w:rPr>
-        <w:t>của</w:t>
-      </w:r>
-      <w:proofErr w:type="spellEnd"/>
-      <w:r>
-        <w:rPr>
-          <w:i/>
-          <w:iCs/>
-        </w:rPr>
-        <w:t xml:space="preserve"> </w:t>
-      </w:r>
-      <w:proofErr w:type="spellStart"/>
-      <w:r>
-        <w:rPr>
-          <w:i/>
-          <w:iCs/>
-        </w:rPr>
-        <w:t>hệ</w:t>
-      </w:r>
-      <w:proofErr w:type="spellEnd"/>
-      <w:r>
-        <w:rPr>
-          <w:i/>
-          <w:iCs/>
-        </w:rPr>
-        <w:t xml:space="preserve"> </w:t>
-      </w:r>
-      <w:proofErr w:type="spellStart"/>
-      <w:r>
-        <w:rPr>
-          <w:i/>
-          <w:iCs/>
-        </w:rPr>
-        <w:t>thống</w:t>
-      </w:r>
-      <w:proofErr w:type="spellEnd"/>
+        <w:t>Bảng 3.1. Phân tích các tác nhân của hệ thống</w:t>
+      </w:r>
     </w:p>
     <w:tbl>
       <w:tblPr>
@@ -11443,91 +10881,32 @@
               <w:spacing w:before="120" w:after="120"/>
               <w:jc w:val="center"/>
             </w:pPr>
-            <w:proofErr w:type="spellStart"/>
             <w:r>
               <w:rPr>
                 <w:b/>
                 <w:bCs/>
               </w:rPr>
-              <w:t>Tác</w:t>
-            </w:r>
-            <w:proofErr w:type="spellEnd"/>
+              <w:t>Tác nhân</w:t>
+            </w:r>
+          </w:p>
+        </w:tc>
+        <w:tc>
+          <w:tcPr>
+            <w:tcW w:w="6000" w:type="dxa"/>
+            <w:vAlign w:val="center"/>
+          </w:tcPr>
+          <w:p>
+            <w:pPr>
+              <w:spacing w:before="120" w:after="120"/>
+              <w:jc w:val="center"/>
+            </w:pPr>
             <w:r>
               <w:rPr>
                 <w:b/>
                 <w:bCs/>
               </w:rPr>
-              <w:t xml:space="preserve"> </w:t>
-            </w:r>
-            <w:proofErr w:type="spellStart"/>
-            <w:r>
-              <w:rPr>
-                <w:b/>
-                <w:bCs/>
-              </w:rPr>
-              <w:t>nhân</w:t>
-            </w:r>
-            <w:proofErr w:type="spellEnd"/>
-          </w:p>
-        </w:tc>
-        <w:tc>
-          <w:tcPr>
-            <w:tcW w:w="6000" w:type="dxa"/>
-            <w:vAlign w:val="center"/>
-          </w:tcPr>
-          <w:p>
-            <w:pPr>
-              <w:spacing w:before="120" w:after="120"/>
-              <w:jc w:val="center"/>
-            </w:pPr>
-            <w:r>
-              <w:rPr>
-                <w:b/>
-                <w:bCs/>
-              </w:rPr>
-              <w:t xml:space="preserve">Ý </w:t>
-            </w:r>
-            <w:proofErr w:type="spellStart"/>
-            <w:r>
-              <w:rPr>
-                <w:b/>
-                <w:bCs/>
-              </w:rPr>
-              <w:t>nghĩa</w:t>
-            </w:r>
-            <w:proofErr w:type="spellEnd"/>
-            <w:r>
-              <w:rPr>
-                <w:b/>
-                <w:bCs/>
-              </w:rPr>
-              <w:t xml:space="preserve"> </w:t>
-            </w:r>
-            <w:proofErr w:type="spellStart"/>
-            <w:r>
-              <w:rPr>
-                <w:b/>
-                <w:bCs/>
-              </w:rPr>
-              <w:t>và</w:t>
-            </w:r>
-            <w:proofErr w:type="spellEnd"/>
-            <w:r>
-              <w:rPr>
-                <w:b/>
-                <w:bCs/>
-              </w:rPr>
-              <w:t xml:space="preserve"> Vai </w:t>
-            </w:r>
-            <w:proofErr w:type="spellStart"/>
-            <w:r>
-              <w:rPr>
-                <w:b/>
-                <w:bCs/>
-              </w:rPr>
-              <w:t>trò</w:t>
-            </w:r>
-            <w:proofErr w:type="spellEnd"/>
+              <w:t>Ý nghĩa và Vai trò</w:t>
+            </w:r>
           </w:p>
         </w:tc>
       </w:tr>
@@ -11561,13 +10940,8 @@
               <w:jc w:val="left"/>
             </w:pPr>
             <w:r>
-              <w:t xml:space="preserve">Học </w:t>
-            </w:r>
-            <w:proofErr w:type="spellStart"/>
-            <w:r>
-              <w:t>viên</w:t>
-            </w:r>
-            <w:proofErr w:type="spellEnd"/>
+              <w:t>Học viên</w:t>
+            </w:r>
           </w:p>
         </w:tc>
         <w:tc>
@@ -11579,221 +10953,8 @@
             <w:pPr>
               <w:spacing w:before="120" w:after="120"/>
             </w:pPr>
-            <w:proofErr w:type="spellStart"/>
-            <w:r>
-              <w:t>Người</w:t>
-            </w:r>
-            <w:proofErr w:type="spellEnd"/>
-            <w:r>
-              <w:t xml:space="preserve"> </w:t>
-            </w:r>
-            <w:proofErr w:type="spellStart"/>
-            <w:r>
-              <w:t>nước</w:t>
-            </w:r>
-            <w:proofErr w:type="spellEnd"/>
-            <w:r>
-              <w:t xml:space="preserve"> </w:t>
-            </w:r>
-            <w:proofErr w:type="spellStart"/>
-            <w:r>
-              <w:t>ngoài</w:t>
-            </w:r>
-            <w:proofErr w:type="spellEnd"/>
-            <w:r>
-              <w:t xml:space="preserve"> </w:t>
-            </w:r>
-            <w:proofErr w:type="spellStart"/>
-            <w:r>
-              <w:t>học</w:t>
-            </w:r>
-            <w:proofErr w:type="spellEnd"/>
-            <w:r>
-              <w:t xml:space="preserve"> </w:t>
-            </w:r>
-            <w:proofErr w:type="spellStart"/>
-            <w:r>
-              <w:t>tiếng</w:t>
-            </w:r>
-            <w:proofErr w:type="spellEnd"/>
-            <w:r>
-              <w:t xml:space="preserve"> Việt. </w:t>
-            </w:r>
-            <w:proofErr w:type="spellStart"/>
-            <w:r>
-              <w:t>Truy</w:t>
-            </w:r>
-            <w:proofErr w:type="spellEnd"/>
-            <w:r>
-              <w:t xml:space="preserve"> </w:t>
-            </w:r>
-            <w:proofErr w:type="spellStart"/>
-            <w:r>
-              <w:t>cập</w:t>
-            </w:r>
-            <w:proofErr w:type="spellEnd"/>
-            <w:r>
-              <w:t xml:space="preserve"> qua </w:t>
-            </w:r>
-            <w:proofErr w:type="spellStart"/>
-            <w:r>
-              <w:t>ứng</w:t>
-            </w:r>
-            <w:proofErr w:type="spellEnd"/>
-            <w:r>
-              <w:t xml:space="preserve"> </w:t>
-            </w:r>
-            <w:proofErr w:type="spellStart"/>
-            <w:r>
-              <w:t>dụng</w:t>
-            </w:r>
-            <w:proofErr w:type="spellEnd"/>
-            <w:r>
-              <w:t xml:space="preserve"> di </w:t>
-            </w:r>
-            <w:proofErr w:type="spellStart"/>
-            <w:r>
-              <w:t>động</w:t>
-            </w:r>
-            <w:proofErr w:type="spellEnd"/>
-            <w:r>
-              <w:t xml:space="preserve"> </w:t>
-            </w:r>
-            <w:proofErr w:type="spellStart"/>
-            <w:r>
-              <w:t>để</w:t>
-            </w:r>
-            <w:proofErr w:type="spellEnd"/>
-            <w:r>
-              <w:t xml:space="preserve"> </w:t>
-            </w:r>
-            <w:proofErr w:type="spellStart"/>
-            <w:r>
-              <w:t>học</w:t>
-            </w:r>
-            <w:proofErr w:type="spellEnd"/>
-            <w:r>
-              <w:t xml:space="preserve"> </w:t>
-            </w:r>
-            <w:proofErr w:type="spellStart"/>
-            <w:r>
-              <w:t>lý</w:t>
-            </w:r>
-            <w:proofErr w:type="spellEnd"/>
-            <w:r>
-              <w:t xml:space="preserve"> </w:t>
-            </w:r>
-            <w:proofErr w:type="spellStart"/>
-            <w:r>
-              <w:t>thuyết</w:t>
-            </w:r>
-            <w:proofErr w:type="spellEnd"/>
-            <w:r>
-              <w:t xml:space="preserve">, </w:t>
-            </w:r>
-            <w:proofErr w:type="spellStart"/>
-            <w:r>
-              <w:t>làm</w:t>
-            </w:r>
-            <w:proofErr w:type="spellEnd"/>
-            <w:r>
-              <w:t xml:space="preserve"> </w:t>
-            </w:r>
-            <w:proofErr w:type="spellStart"/>
-            <w:r>
-              <w:t>bài</w:t>
-            </w:r>
-            <w:proofErr w:type="spellEnd"/>
-            <w:r>
-              <w:t xml:space="preserve"> </w:t>
-            </w:r>
-            <w:proofErr w:type="spellStart"/>
-            <w:r>
-              <w:t>tập</w:t>
-            </w:r>
-            <w:proofErr w:type="spellEnd"/>
-            <w:r>
-              <w:t xml:space="preserve">, </w:t>
-            </w:r>
-            <w:proofErr w:type="spellStart"/>
-            <w:r>
-              <w:t>theo</w:t>
-            </w:r>
-            <w:proofErr w:type="spellEnd"/>
-            <w:r>
-              <w:t xml:space="preserve"> </w:t>
-            </w:r>
-            <w:proofErr w:type="spellStart"/>
-            <w:r>
-              <w:t>dõi</w:t>
-            </w:r>
-            <w:proofErr w:type="spellEnd"/>
-            <w:r>
-              <w:t xml:space="preserve"> </w:t>
-            </w:r>
-            <w:proofErr w:type="spellStart"/>
-            <w:r>
-              <w:t>tiến</w:t>
-            </w:r>
-            <w:proofErr w:type="spellEnd"/>
-            <w:r>
-              <w:t xml:space="preserve"> </w:t>
-            </w:r>
-            <w:proofErr w:type="spellStart"/>
-            <w:r>
-              <w:t>độ</w:t>
-            </w:r>
-            <w:proofErr w:type="spellEnd"/>
-            <w:r>
-              <w:t xml:space="preserve"> </w:t>
-            </w:r>
-            <w:proofErr w:type="spellStart"/>
-            <w:r>
-              <w:t>và</w:t>
-            </w:r>
-            <w:proofErr w:type="spellEnd"/>
-            <w:r>
-              <w:t xml:space="preserve"> </w:t>
-            </w:r>
-            <w:proofErr w:type="spellStart"/>
-            <w:r>
-              <w:t>sử</w:t>
-            </w:r>
-            <w:proofErr w:type="spellEnd"/>
-            <w:r>
-              <w:t xml:space="preserve"> </w:t>
-            </w:r>
-            <w:proofErr w:type="spellStart"/>
-            <w:r>
-              <w:t>dụng</w:t>
-            </w:r>
-            <w:proofErr w:type="spellEnd"/>
-            <w:r>
-              <w:t xml:space="preserve"> </w:t>
-            </w:r>
-            <w:proofErr w:type="spellStart"/>
-            <w:r>
-              <w:t>các</w:t>
-            </w:r>
-            <w:proofErr w:type="spellEnd"/>
-            <w:r>
-              <w:t xml:space="preserve"> </w:t>
-            </w:r>
-            <w:proofErr w:type="spellStart"/>
-            <w:r>
-              <w:t>tính</w:t>
-            </w:r>
-            <w:proofErr w:type="spellEnd"/>
-            <w:r>
-              <w:t xml:space="preserve"> </w:t>
-            </w:r>
-            <w:proofErr w:type="spellStart"/>
-            <w:r>
-              <w:t>năng</w:t>
-            </w:r>
-            <w:proofErr w:type="spellEnd"/>
-            <w:r>
-              <w:t xml:space="preserve"> AI.</w:t>
+            <w:r>
+              <w:t>Người nước ngoài học tiếng Việt. Truy cập qua ứng dụng di động để học lý thuyết, làm bài tập, theo dõi tiến độ và sử dụng các tính năng AI.</w:t>
             </w:r>
           </w:p>
         </w:tc>
@@ -11829,21 +10990,8 @@
               <w:jc w:val="left"/>
             </w:pPr>
             <w:r>
-              <w:t xml:space="preserve">Quản </w:t>
-            </w:r>
-            <w:proofErr w:type="spellStart"/>
-            <w:r>
-              <w:t>trị</w:t>
-            </w:r>
-            <w:proofErr w:type="spellEnd"/>
-            <w:r>
-              <w:t xml:space="preserve"> </w:t>
-            </w:r>
-            <w:proofErr w:type="spellStart"/>
-            <w:r>
-              <w:t>viên</w:t>
-            </w:r>
-            <w:proofErr w:type="spellEnd"/>
+              <w:t>Quản trị viên</w:t>
+            </w:r>
           </w:p>
         </w:tc>
         <w:tc>
@@ -11855,245 +11003,8 @@
             <w:pPr>
               <w:spacing w:before="120" w:after="120"/>
             </w:pPr>
-            <w:proofErr w:type="spellStart"/>
-            <w:r>
-              <w:t>Người</w:t>
-            </w:r>
-            <w:proofErr w:type="spellEnd"/>
-            <w:r>
-              <w:t xml:space="preserve"> </w:t>
-            </w:r>
-            <w:proofErr w:type="spellStart"/>
-            <w:r>
-              <w:t>quản</w:t>
-            </w:r>
-            <w:proofErr w:type="spellEnd"/>
-            <w:r>
-              <w:t xml:space="preserve"> </w:t>
-            </w:r>
-            <w:proofErr w:type="spellStart"/>
-            <w:r>
-              <w:t>lý</w:t>
-            </w:r>
-            <w:proofErr w:type="spellEnd"/>
-            <w:r>
-              <w:t xml:space="preserve"> </w:t>
-            </w:r>
-            <w:proofErr w:type="spellStart"/>
-            <w:r>
-              <w:t>nội</w:t>
-            </w:r>
-            <w:proofErr w:type="spellEnd"/>
-            <w:r>
-              <w:t xml:space="preserve"> dung </w:t>
-            </w:r>
-            <w:proofErr w:type="spellStart"/>
-            <w:r>
-              <w:t>và</w:t>
-            </w:r>
-            <w:proofErr w:type="spellEnd"/>
-            <w:r>
-              <w:t xml:space="preserve"> </w:t>
-            </w:r>
-            <w:proofErr w:type="spellStart"/>
-            <w:r>
-              <w:t>vận</w:t>
-            </w:r>
-            <w:proofErr w:type="spellEnd"/>
-            <w:r>
-              <w:t xml:space="preserve"> </w:t>
-            </w:r>
-            <w:proofErr w:type="spellStart"/>
-            <w:r>
-              <w:t>hành</w:t>
-            </w:r>
-            <w:proofErr w:type="spellEnd"/>
-            <w:r>
-              <w:t xml:space="preserve">. </w:t>
-            </w:r>
-            <w:proofErr w:type="spellStart"/>
-            <w:r>
-              <w:t>Truy</w:t>
-            </w:r>
-            <w:proofErr w:type="spellEnd"/>
-            <w:r>
-              <w:t xml:space="preserve"> </w:t>
-            </w:r>
-            <w:proofErr w:type="spellStart"/>
-            <w:r>
-              <w:t>cập</w:t>
-            </w:r>
-            <w:proofErr w:type="spellEnd"/>
-            <w:r>
-              <w:t xml:space="preserve"> qua </w:t>
-            </w:r>
-            <w:proofErr w:type="spellStart"/>
-            <w:r>
-              <w:t>nền</w:t>
-            </w:r>
-            <w:proofErr w:type="spellEnd"/>
-            <w:r>
-              <w:t xml:space="preserve"> </w:t>
-            </w:r>
-            <w:proofErr w:type="spellStart"/>
-            <w:r>
-              <w:t>tảng</w:t>
-            </w:r>
-            <w:proofErr w:type="spellEnd"/>
-            <w:r>
-              <w:t xml:space="preserve"> Web </w:t>
-            </w:r>
-            <w:proofErr w:type="spellStart"/>
-            <w:r>
-              <w:t>để</w:t>
-            </w:r>
-            <w:proofErr w:type="spellEnd"/>
-            <w:r>
-              <w:t xml:space="preserve"> </w:t>
-            </w:r>
-            <w:proofErr w:type="spellStart"/>
-            <w:r>
-              <w:t>biên</w:t>
-            </w:r>
-            <w:proofErr w:type="spellEnd"/>
-            <w:r>
-              <w:t xml:space="preserve"> </w:t>
-            </w:r>
-            <w:proofErr w:type="spellStart"/>
-            <w:r>
-              <w:t>soạn</w:t>
-            </w:r>
-            <w:proofErr w:type="spellEnd"/>
-            <w:r>
-              <w:t xml:space="preserve"> </w:t>
-            </w:r>
-            <w:proofErr w:type="spellStart"/>
-            <w:r>
-              <w:t>học</w:t>
-            </w:r>
-            <w:proofErr w:type="spellEnd"/>
-            <w:r>
-              <w:t xml:space="preserve"> </w:t>
-            </w:r>
-            <w:proofErr w:type="spellStart"/>
-            <w:r>
-              <w:t>liệu</w:t>
-            </w:r>
-            <w:proofErr w:type="spellEnd"/>
-            <w:r>
-              <w:t xml:space="preserve"> </w:t>
-            </w:r>
-            <w:proofErr w:type="spellStart"/>
-            <w:r>
-              <w:t>và</w:t>
-            </w:r>
-            <w:proofErr w:type="spellEnd"/>
-            <w:r>
-              <w:t xml:space="preserve"> </w:t>
-            </w:r>
-            <w:proofErr w:type="spellStart"/>
-            <w:r>
-              <w:t>quản</w:t>
-            </w:r>
-            <w:proofErr w:type="spellEnd"/>
-            <w:r>
-              <w:t xml:space="preserve"> </w:t>
-            </w:r>
-            <w:proofErr w:type="spellStart"/>
-            <w:r>
-              <w:t>lý</w:t>
-            </w:r>
-            <w:proofErr w:type="spellEnd"/>
-            <w:r>
-              <w:t xml:space="preserve"> </w:t>
-            </w:r>
-            <w:proofErr w:type="spellStart"/>
-            <w:r>
-              <w:t>kịch</w:t>
-            </w:r>
-            <w:proofErr w:type="spellEnd"/>
-            <w:r>
-              <w:t xml:space="preserve"> </w:t>
-            </w:r>
-            <w:proofErr w:type="spellStart"/>
-            <w:r>
-              <w:t>bản</w:t>
-            </w:r>
-            <w:proofErr w:type="spellEnd"/>
-            <w:r>
-              <w:t xml:space="preserve"> </w:t>
-            </w:r>
-            <w:proofErr w:type="spellStart"/>
-            <w:r>
-              <w:t>tình</w:t>
-            </w:r>
-            <w:proofErr w:type="spellEnd"/>
-            <w:r>
-              <w:t xml:space="preserve"> </w:t>
-            </w:r>
-            <w:proofErr w:type="spellStart"/>
-            <w:r>
-              <w:t>huống</w:t>
-            </w:r>
-            <w:proofErr w:type="spellEnd"/>
-            <w:r>
-              <w:t xml:space="preserve"> </w:t>
-            </w:r>
-            <w:proofErr w:type="spellStart"/>
-            <w:r>
-              <w:t>cho</w:t>
-            </w:r>
-            <w:proofErr w:type="spellEnd"/>
-            <w:r>
-              <w:t xml:space="preserve"> </w:t>
-            </w:r>
-            <w:proofErr w:type="spellStart"/>
-            <w:r>
-              <w:t>chức</w:t>
-            </w:r>
-            <w:proofErr w:type="spellEnd"/>
-            <w:r>
-              <w:t xml:space="preserve"> </w:t>
-            </w:r>
-            <w:proofErr w:type="spellStart"/>
-            <w:r>
-              <w:t>năng</w:t>
-            </w:r>
-            <w:proofErr w:type="spellEnd"/>
-            <w:r>
-              <w:t xml:space="preserve"> </w:t>
-            </w:r>
-            <w:proofErr w:type="spellStart"/>
-            <w:r>
-              <w:t>hội</w:t>
-            </w:r>
-            <w:proofErr w:type="spellEnd"/>
-            <w:r>
-              <w:t xml:space="preserve"> </w:t>
-            </w:r>
-            <w:proofErr w:type="spellStart"/>
-            <w:r>
-              <w:t>thoại</w:t>
-            </w:r>
-            <w:proofErr w:type="spellEnd"/>
-            <w:r>
-              <w:t xml:space="preserve"> </w:t>
-            </w:r>
-            <w:proofErr w:type="spellStart"/>
-            <w:r>
-              <w:t>mô</w:t>
-            </w:r>
-            <w:proofErr w:type="spellEnd"/>
-            <w:r>
-              <w:t xml:space="preserve"> </w:t>
-            </w:r>
-            <w:proofErr w:type="spellStart"/>
-            <w:r>
-              <w:t>phỏng</w:t>
-            </w:r>
-            <w:proofErr w:type="spellEnd"/>
-            <w:r>
-              <w:t>.</w:t>
+            <w:r>
+              <w:t>Người quản lý nội dung và vận hành. Truy cập qua nền tảng Web để biên soạn học liệu và quản lý kịch bản tình huống cho chức năng hội thoại mô phỏng.</w:t>
             </w:r>
           </w:p>
         </w:tc>
@@ -12103,13 +11014,8 @@
       <w:pPr>
         <w:pStyle w:val="BodyText1"/>
       </w:pPr>
-      <w:proofErr w:type="spellStart"/>
-      <w:r>
-        <w:t>Dưới</w:t>
-      </w:r>
-      <w:proofErr w:type="spellEnd"/>
-      <w:r>
-        <w:t xml:space="preserve"> đây là chi tiết các ca sử dụng cốt lõi định hình nên luồng tương tác chính của ứng dụng:</w:t>
+      <w:r>
+        <w:t>Dưới đây là chi tiết các ca sử dụng cốt lõi định hình nên luồng tương tác chính của ứng dụng:</w:t>
       </w:r>
     </w:p>
     <w:p>
@@ -12126,49 +11032,8 @@
           <w:i/>
           <w:iCs/>
         </w:rPr>
-        <w:t xml:space="preserve">Bảng 3.2. Mô tả các ca </w:t>
-      </w:r>
-      <w:proofErr w:type="spellStart"/>
-      <w:r>
-        <w:rPr>
-          <w:i/>
-          <w:iCs/>
-        </w:rPr>
-        <w:t>sử</w:t>
-      </w:r>
-      <w:proofErr w:type="spellEnd"/>
-      <w:r>
-        <w:rPr>
-          <w:i/>
-          <w:iCs/>
-        </w:rPr>
-        <w:t xml:space="preserve"> </w:t>
-      </w:r>
-      <w:proofErr w:type="spellStart"/>
-      <w:r>
-        <w:rPr>
-          <w:i/>
-          <w:iCs/>
-        </w:rPr>
-        <w:t>dụng</w:t>
-      </w:r>
-      <w:proofErr w:type="spellEnd"/>
-      <w:r>
-        <w:rPr>
-          <w:i/>
-          <w:iCs/>
-        </w:rPr>
-        <w:t xml:space="preserve"> </w:t>
-      </w:r>
-      <w:proofErr w:type="spellStart"/>
-      <w:r>
-        <w:rPr>
-          <w:i/>
-          <w:iCs/>
-        </w:rPr>
-        <w:t>chính</w:t>
-      </w:r>
-      <w:proofErr w:type="spellEnd"/>
+        <w:t>Bảng 3.2. Mô tả các ca sử dụng chính</w:t>
+      </w:r>
     </w:p>
     <w:tbl>
       <w:tblPr>
@@ -12274,35 +11139,9 @@
               <w:spacing w:before="120" w:after="120"/>
               <w:jc w:val="left"/>
             </w:pPr>
-            <w:proofErr w:type="spellStart"/>
-            <w:r>
-              <w:t>Đăng</w:t>
-            </w:r>
-            <w:proofErr w:type="spellEnd"/>
-            <w:r>
-              <w:t xml:space="preserve"> </w:t>
-            </w:r>
-            <w:proofErr w:type="spellStart"/>
-            <w:r>
-              <w:t>ký</w:t>
-            </w:r>
-            <w:proofErr w:type="spellEnd"/>
-            <w:r>
-              <w:t xml:space="preserve">, </w:t>
-            </w:r>
-            <w:proofErr w:type="spellStart"/>
-            <w:r>
-              <w:t>đăng</w:t>
-            </w:r>
-            <w:proofErr w:type="spellEnd"/>
-            <w:r>
-              <w:t xml:space="preserve"> </w:t>
-            </w:r>
-            <w:proofErr w:type="spellStart"/>
-            <w:r>
-              <w:t>nhập</w:t>
-            </w:r>
-            <w:proofErr w:type="spellEnd"/>
+            <w:r>
+              <w:t>Đăng ký, đăng nhập</w:t>
+            </w:r>
           </w:p>
         </w:tc>
         <w:tc>
@@ -12313,6 +11152,7 @@
           <w:p>
             <w:pPr>
               <w:spacing w:before="120" w:after="120"/>
+              <w:jc w:val="left"/>
             </w:pPr>
             <w:r>
               <w:t>Cho phép đăng ký, đăng nhập bằng Email/Mật khẩu hoặc Google OAuth. Hệ thống cấp phát JWT token để duy trì phiên.</w:t>
@@ -12350,7 +11190,7 @@
               <w:jc w:val="left"/>
             </w:pPr>
             <w:r>
-              <w:t>Học bài và làm bài tập</w:t>
+              <w:t>Khám phá ảnh lấy từ vựng</w:t>
             </w:r>
           </w:p>
         </w:tc>
@@ -12362,41 +11202,10 @@
           <w:p>
             <w:pPr>
               <w:spacing w:before="120" w:after="120"/>
-            </w:pPr>
-            <w:r>
-              <w:t xml:space="preserve">Học viên xem nội dung bài học theo tiến trình, nghe phát âm. Sau đó làm bài tập tương tác. Hệ thống tự động chấm điểm và cập </w:t>
-            </w:r>
-            <w:proofErr w:type="spellStart"/>
-            <w:r>
-              <w:t>nhật</w:t>
-            </w:r>
-            <w:proofErr w:type="spellEnd"/>
-            <w:r>
-              <w:t xml:space="preserve"> </w:t>
-            </w:r>
-            <w:proofErr w:type="spellStart"/>
-            <w:r>
-              <w:t>chuỗi</w:t>
-            </w:r>
-            <w:proofErr w:type="spellEnd"/>
-            <w:r>
-              <w:t xml:space="preserve"> </w:t>
-            </w:r>
-            <w:proofErr w:type="spellStart"/>
-            <w:r>
-              <w:t>ngày</w:t>
-            </w:r>
-            <w:proofErr w:type="spellEnd"/>
-            <w:r>
-              <w:t xml:space="preserve"> </w:t>
-            </w:r>
-            <w:proofErr w:type="spellStart"/>
-            <w:r>
-              <w:t>học</w:t>
-            </w:r>
-            <w:proofErr w:type="spellEnd"/>
-            <w:r>
-              <w:t>.</w:t>
+              <w:jc w:val="left"/>
+            </w:pPr>
+            <w:r>
+              <w:t>Học viên chụp hoặc tải ảnh lên. AI phân tích nội dung ảnh, giải thích và trả về danh sách từ vựng tiếng Việt tương ứng để học viên lưu lại.</w:t>
             </w:r>
           </w:p>
         </w:tc>
@@ -12431,7 +11240,7 @@
               <w:jc w:val="left"/>
             </w:pPr>
             <w:r>
-              <w:t>Hỏi Trợ lý AI</w:t>
+              <w:t>Lưu yêu sách, thêm từ cá nhân</w:t>
             </w:r>
           </w:p>
         </w:tc>
@@ -12443,9 +11252,10 @@
           <w:p>
             <w:pPr>
               <w:spacing w:before="120" w:after="120"/>
-            </w:pPr>
-            <w:r>
-              <w:t>Học viên mở khung chat trợ lý AI. Ứng dụng tự động đính kèm ngữ cảnh màn hình hiện tại (từ vựng đang xem, bài tập đang làm sai) để AI giải thích chính xác.</w:t>
+              <w:jc w:val="left"/>
+            </w:pPr>
+            <w:r>
+              <w:t>Học viên đánh dấu lưu lại các từ vựng hệ thống vào danh sách yêu sách hoặc tự thêm, thu thập các từ vựng cá nhân bên ngoài hệ thống.</w:t>
             </w:r>
           </w:p>
         </w:tc>
@@ -12480,7 +11290,7 @@
               <w:jc w:val="left"/>
             </w:pPr>
             <w:r>
-              <w:t>Khám phá ảnh</w:t>
+              <w:t>Hội thoại mô phỏng tình huống</w:t>
             </w:r>
           </w:p>
         </w:tc>
@@ -12492,9 +11302,10 @@
           <w:p>
             <w:pPr>
               <w:spacing w:before="120" w:after="120"/>
-            </w:pPr>
-            <w:r>
-              <w:t>Học viên chụp ảnh từ camera. AI phân tích hình ảnh, trả về từ vựng tiếng Việt tương ứng kèm câu ví dụ và phát âm.</w:t>
+              <w:jc w:val="left"/>
+            </w:pPr>
+            <w:r>
+              <w:t>Học viên chọn tình huống giao tiếp và nhân vật hóa thân. AI đóng vai các nhân vật còn lại, trò chuyện, sửa lỗi ngữ pháp trực tiếp và chấm điểm khi kết thúc phiên.</w:t>
             </w:r>
           </w:p>
         </w:tc>
@@ -12529,7 +11340,7 @@
               <w:jc w:val="left"/>
             </w:pPr>
             <w:r>
-              <w:t>Hội thoại mô phỏng</w:t>
+              <w:t>Đặt mục tiêu ngày, chuỗi mục tiêu</w:t>
             </w:r>
           </w:p>
         </w:tc>
@@ -12541,9 +11352,10 @@
           <w:p>
             <w:pPr>
               <w:spacing w:before="120" w:after="120"/>
-            </w:pPr>
-            <w:r>
-              <w:t>Học viên chọn tình huống (ví dụ: mua sắm). AI đóng vai nhân viên bán hàng. Hai bên nhắn tin qua lại. Kết thúc phiên, AI chấm điểm dựa trên tiêu chí từ vựng và ngữ pháp.</w:t>
+              <w:jc w:val="left"/>
+            </w:pPr>
+            <w:r>
+              <w:t>Học viên thiết lập mục tiêu học tập hằng ngày theo số câu hỏi, bài học hoặc hội thoại. Hệ thống theo dõi và cập nhật chuỗi ngày học liên tiếp khi đạt tất cả mục tiêu.</w:t>
             </w:r>
           </w:p>
         </w:tc>
@@ -12578,7 +11390,7 @@
               <w:jc w:val="left"/>
             </w:pPr>
             <w:r>
-              <w:t>Quản lý học liệu</w:t>
+              <w:t>Làm bài tập</w:t>
             </w:r>
           </w:p>
         </w:tc>
@@ -12590,9 +11402,311 @@
           <w:p>
             <w:pPr>
               <w:spacing w:before="120" w:after="120"/>
-            </w:pPr>
-            <w:r>
-              <w:t>Quản trị viên sử dụng trang web để tạo mới, chỉnh sửa khóa học, bài học, nhập liệu ngân hàng từ vựng và cấu hình prompt cho các tình huống AI.</w:t>
+              <w:jc w:val="left"/>
+            </w:pPr>
+            <w:r>
+              <w:t>Học viên trả lời các câu hỏi tương tác. Hệ thống tự động chấm điểm đúng sai, phản hồi kết quả và cập nhật vào tiến trình học tập.</w:t>
+            </w:r>
+          </w:p>
+        </w:tc>
+      </w:tr>
+      <w:tr>
+        <w:trPr>
+          <w:jc w:val="center"/>
+        </w:trPr>
+        <w:tc>
+          <w:tcPr>
+            <w:tcW w:w="700" w:type="dxa"/>
+            <w:vAlign w:val="center"/>
+          </w:tcPr>
+          <w:p>
+            <w:pPr>
+              <w:spacing w:before="120" w:after="120"/>
+              <w:jc w:val="center"/>
+            </w:pPr>
+            <w:r>
+              <w:t>7</w:t>
+            </w:r>
+          </w:p>
+        </w:tc>
+        <w:tc>
+          <w:tcPr>
+            <w:tcW w:w="2200" w:type="dxa"/>
+            <w:vAlign w:val="center"/>
+          </w:tcPr>
+          <w:p>
+            <w:pPr>
+              <w:spacing w:before="120" w:after="120"/>
+              <w:jc w:val="left"/>
+            </w:pPr>
+            <w:r>
+              <w:t>Học bài</w:t>
+            </w:r>
+          </w:p>
+        </w:tc>
+        <w:tc>
+          <w:tcPr>
+            <w:tcW w:w="6000" w:type="dxa"/>
+            <w:vAlign w:val="center"/>
+          </w:tcPr>
+          <w:p>
+            <w:pPr>
+              <w:spacing w:before="120" w:after="120"/>
+              <w:jc w:val="left"/>
+            </w:pPr>
+            <w:r>
+              <w:t>Học viên xem nội dung lý thuyết, từ vựng, ngữ pháp theo cấu trúc từ cấp độ A1 đến C2. Hệ thống ghi nhận trạng thái và cập nhật tiến trình bài học.</w:t>
+            </w:r>
+          </w:p>
+        </w:tc>
+      </w:tr>
+      <w:tr>
+        <w:trPr>
+          <w:jc w:val="center"/>
+        </w:trPr>
+        <w:tc>
+          <w:tcPr>
+            <w:tcW w:w="700" w:type="dxa"/>
+            <w:vAlign w:val="center"/>
+          </w:tcPr>
+          <w:p>
+            <w:pPr>
+              <w:spacing w:before="120" w:after="120"/>
+              <w:jc w:val="center"/>
+            </w:pPr>
+            <w:r>
+              <w:t>8</w:t>
+            </w:r>
+          </w:p>
+        </w:tc>
+        <w:tc>
+          <w:tcPr>
+            <w:tcW w:w="2200" w:type="dxa"/>
+            <w:vAlign w:val="center"/>
+          </w:tcPr>
+          <w:p>
+            <w:pPr>
+              <w:spacing w:before="120" w:after="120"/>
+              <w:jc w:val="left"/>
+            </w:pPr>
+            <w:r>
+              <w:t>Sinh bài tập tùy chỉnh từ AI</w:t>
+            </w:r>
+          </w:p>
+        </w:tc>
+        <w:tc>
+          <w:tcPr>
+            <w:tcW w:w="6000" w:type="dxa"/>
+            <w:vAlign w:val="center"/>
+          </w:tcPr>
+          <w:p>
+            <w:pPr>
+              <w:spacing w:before="120" w:after="120"/>
+              <w:jc w:val="left"/>
+            </w:pPr>
+            <w:r>
+              <w:t>Học viên yêu cầu AI tự động tạo ra một bộ bài tập cá nhân hóa dựa trên nội dung bài học đang xem và các tùy chọn cấu hình.</w:t>
+            </w:r>
+          </w:p>
+        </w:tc>
+      </w:tr>
+      <w:tr>
+        <w:trPr>
+          <w:jc w:val="center"/>
+        </w:trPr>
+        <w:tc>
+          <w:tcPr>
+            <w:tcW w:w="700" w:type="dxa"/>
+            <w:vAlign w:val="center"/>
+          </w:tcPr>
+          <w:p>
+            <w:pPr>
+              <w:spacing w:before="120" w:after="120"/>
+              <w:jc w:val="center"/>
+            </w:pPr>
+            <w:r>
+              <w:t>9</w:t>
+            </w:r>
+          </w:p>
+        </w:tc>
+        <w:tc>
+          <w:tcPr>
+            <w:tcW w:w="2200" w:type="dxa"/>
+            <w:vAlign w:val="center"/>
+          </w:tcPr>
+          <w:p>
+            <w:pPr>
+              <w:spacing w:before="120" w:after="120"/>
+              <w:jc w:val="left"/>
+            </w:pPr>
+            <w:r>
+              <w:t>Hỏi Trợ lý AI theo ngữ cảnh</w:t>
+            </w:r>
+          </w:p>
+        </w:tc>
+        <w:tc>
+          <w:tcPr>
+            <w:tcW w:w="6000" w:type="dxa"/>
+            <w:vAlign w:val="center"/>
+          </w:tcPr>
+          <w:p>
+            <w:pPr>
+              <w:spacing w:before="120" w:after="120"/>
+              <w:jc w:val="left"/>
+            </w:pPr>
+            <w:r>
+              <w:t>Học viên mở khung chat trợ lý AI. Ứng dụng tự động đính kèm ngữ cảnh màn hình hiện tại (bài đang đọc, câu đang làm sai) để AI giải đáp chính xác.</w:t>
+            </w:r>
+          </w:p>
+        </w:tc>
+      </w:tr>
+      <w:tr>
+        <w:trPr>
+          <w:jc w:val="center"/>
+        </w:trPr>
+        <w:tc>
+          <w:tcPr>
+            <w:tcW w:w="700" w:type="dxa"/>
+            <w:vAlign w:val="center"/>
+          </w:tcPr>
+          <w:p>
+            <w:pPr>
+              <w:spacing w:before="120" w:after="120"/>
+              <w:jc w:val="center"/>
+            </w:pPr>
+            <w:r>
+              <w:lastRenderedPageBreak/>
+              <w:t>10</w:t>
+            </w:r>
+          </w:p>
+        </w:tc>
+        <w:tc>
+          <w:tcPr>
+            <w:tcW w:w="2200" w:type="dxa"/>
+            <w:vAlign w:val="center"/>
+          </w:tcPr>
+          <w:p>
+            <w:pPr>
+              <w:spacing w:before="120" w:after="120"/>
+              <w:jc w:val="left"/>
+            </w:pPr>
+            <w:r>
+              <w:t>Soạn từ vựng, ngữ pháp, bài tập</w:t>
+            </w:r>
+          </w:p>
+        </w:tc>
+        <w:tc>
+          <w:tcPr>
+            <w:tcW w:w="6000" w:type="dxa"/>
+            <w:vAlign w:val="center"/>
+          </w:tcPr>
+          <w:p>
+            <w:pPr>
+              <w:spacing w:before="120" w:after="120"/>
+              <w:jc w:val="left"/>
+            </w:pPr>
+            <w:r>
+              <w:t>Quản trị viên sử dụng trang quản trị để thêm mới, chỉnh sửa ngân hàng từ vựng, biến thể phương ngữ, quy tắc ngữ pháp và thiết lập câu hỏi bài tập.</w:t>
+            </w:r>
+          </w:p>
+        </w:tc>
+      </w:tr>
+      <w:tr>
+        <w:trPr>
+          <w:jc w:val="center"/>
+        </w:trPr>
+        <w:tc>
+          <w:tcPr>
+            <w:tcW w:w="700" w:type="dxa"/>
+            <w:vAlign w:val="center"/>
+          </w:tcPr>
+          <w:p>
+            <w:pPr>
+              <w:spacing w:before="120" w:after="120"/>
+              <w:jc w:val="center"/>
+            </w:pPr>
+            <w:r>
+              <w:t>11</w:t>
+            </w:r>
+          </w:p>
+        </w:tc>
+        <w:tc>
+          <w:tcPr>
+            <w:tcW w:w="2200" w:type="dxa"/>
+            <w:vAlign w:val="center"/>
+          </w:tcPr>
+          <w:p>
+            <w:pPr>
+              <w:spacing w:before="120" w:after="120"/>
+              <w:jc w:val="left"/>
+            </w:pPr>
+            <w:r>
+              <w:t>Soạn khóa học, chủ đề, bài học</w:t>
+            </w:r>
+          </w:p>
+        </w:tc>
+        <w:tc>
+          <w:tcPr>
+            <w:tcW w:w="6000" w:type="dxa"/>
+            <w:vAlign w:val="center"/>
+          </w:tcPr>
+          <w:p>
+            <w:pPr>
+              <w:spacing w:before="120" w:after="120"/>
+              <w:jc w:val="left"/>
+            </w:pPr>
+            <w:r>
+              <w:t>Quản trị viên sử dụng trang quản trị để tạo lập và cấu trúc cây học liệu bao gồm các khóa học theo cấp độ CEFR, chủ đề và các bài học cụ thể.</w:t>
+            </w:r>
+          </w:p>
+        </w:tc>
+      </w:tr>
+      <w:tr>
+        <w:trPr>
+          <w:jc w:val="center"/>
+        </w:trPr>
+        <w:tc>
+          <w:tcPr>
+            <w:tcW w:w="700" w:type="dxa"/>
+            <w:vAlign w:val="center"/>
+          </w:tcPr>
+          <w:p>
+            <w:pPr>
+              <w:spacing w:before="120" w:after="120"/>
+              <w:jc w:val="center"/>
+            </w:pPr>
+            <w:r>
+              <w:t>12</w:t>
+            </w:r>
+          </w:p>
+        </w:tc>
+        <w:tc>
+          <w:tcPr>
+            <w:tcW w:w="2200" w:type="dxa"/>
+            <w:vAlign w:val="center"/>
+          </w:tcPr>
+          <w:p>
+            <w:pPr>
+              <w:spacing w:before="120" w:after="120"/>
+              <w:jc w:val="left"/>
+            </w:pPr>
+            <w:r>
+              <w:t>Quản lý tình huống hội thoại</w:t>
+            </w:r>
+          </w:p>
+        </w:tc>
+        <w:tc>
+          <w:tcPr>
+            <w:tcW w:w="6000" w:type="dxa"/>
+            <w:vAlign w:val="center"/>
+          </w:tcPr>
+          <w:p>
+            <w:pPr>
+              <w:spacing w:before="120" w:after="120"/>
+              <w:jc w:val="left"/>
+            </w:pPr>
+            <w:r>
+              <w:t>Quản trị viên tạo và cấu hình các kịch bản giao tiếp thực tế, thiết lập danh sách nhân vật, tiêu chí chấm điểm và câu lệnh điều hướng (prompt) cho AI.</w:t>
             </w:r>
           </w:p>
         </w:tc>
@@ -12632,10 +11746,10 @@
         </w:rPr>
         <w:lastRenderedPageBreak/>
         <w:drawing>
-          <wp:inline distT="0" distB="0" distL="0" distR="0" wp14:anchorId="5AA028CD" wp14:editId="4D4A30A4">
-            <wp:extent cx="5029200" cy="4439663"/>
-            <wp:effectExtent l="0" t="0" r="0" b="0"/>
-            <wp:docPr id="201" name="Picture 201"/>
+          <wp:inline distT="0" distB="0" distL="0" distR="0" wp14:anchorId="5D9AD97E" wp14:editId="64450F5A">
+            <wp:extent cx="5580380" cy="4931410"/>
+            <wp:effectExtent l="0" t="0" r="1270" b="2540"/>
+            <wp:docPr id="947973325" name="Picture 10"/>
             <wp:cNvGraphicFramePr>
               <a:graphicFrameLocks xmlns:a="http://schemas.openxmlformats.org/drawingml/2006/main" noChangeAspect="1"/>
             </wp:cNvGraphicFramePr>
@@ -12643,23 +11757,36 @@
               <a:graphicData uri="http://schemas.openxmlformats.org/drawingml/2006/picture">
                 <pic:pic xmlns:pic="http://schemas.openxmlformats.org/drawingml/2006/picture">
                   <pic:nvPicPr>
-                    <pic:cNvPr id="0" name=""/>
-                    <pic:cNvPicPr/>
+                    <pic:cNvPr id="0" name="Picture 1"/>
+                    <pic:cNvPicPr>
+                      <a:picLocks noChangeAspect="1" noChangeArrowheads="1"/>
+                    </pic:cNvPicPr>
                   </pic:nvPicPr>
                   <pic:blipFill>
-                    <a:blip r:embed="rId18"/>
+                    <a:blip r:embed="rId18">
+                      <a:extLst>
+                        <a:ext uri="{28A0092B-C50C-407E-A947-70E740481C1C}">
+                          <a14:useLocalDpi xmlns:a14="http://schemas.microsoft.com/office/drawing/2010/main" val="0"/>
+                        </a:ext>
+                      </a:extLst>
+                    </a:blip>
+                    <a:srcRect/>
                     <a:stretch>
                       <a:fillRect/>
                     </a:stretch>
                   </pic:blipFill>
-                  <pic:spPr>
+                  <pic:spPr bwMode="auto">
                     <a:xfrm>
                       <a:off x="0" y="0"/>
-                      <a:ext cx="5029200" cy="4439663"/>
+                      <a:ext cx="5580380" cy="4931410"/>
                     </a:xfrm>
                     <a:prstGeom prst="rect">
                       <a:avLst/>
                     </a:prstGeom>
+                    <a:noFill/>
+                    <a:ln>
+                      <a:noFill/>
+                    </a:ln>
                   </pic:spPr>
                 </pic:pic>
               </a:graphicData>
@@ -12722,7 +11849,63 @@
         <w:t>Ứng dụng di động (Học viên):</w:t>
       </w:r>
       <w:r>
-        <w:t xml:space="preserve"> Xây dựng bằng Flutter, chung một mã nguồn cho cả iOS và Android. Cấu trúc chia theo Clean Architecture gồm lớp nền tảng (router, local storage, API client) và lớp tính năng (onboarding, courses, ai_assistant). Quản lý trạng thái bằng Riverpod.</w:t>
+        <w:t xml:space="preserve"> Xây dựng bằng Flutter, chung một mã nguồn cho cả iOS và Android. Cấu trúc chia theo Clean Architecture gồm </w:t>
+      </w:r>
+      <w:proofErr w:type="spellStart"/>
+      <w:r>
+        <w:t>lớp</w:t>
+      </w:r>
+      <w:proofErr w:type="spellEnd"/>
+      <w:r>
+        <w:t xml:space="preserve"> </w:t>
+      </w:r>
+      <w:proofErr w:type="spellStart"/>
+      <w:r>
+        <w:t>nền</w:t>
+      </w:r>
+      <w:proofErr w:type="spellEnd"/>
+      <w:r>
+        <w:t xml:space="preserve"> </w:t>
+      </w:r>
+      <w:proofErr w:type="spellStart"/>
+      <w:r>
+        <w:t>tảng</w:t>
+      </w:r>
+      <w:proofErr w:type="spellEnd"/>
+      <w:r>
+        <w:t xml:space="preserve"> </w:t>
+      </w:r>
+      <w:proofErr w:type="spellStart"/>
+      <w:r>
+        <w:t>và</w:t>
+      </w:r>
+      <w:proofErr w:type="spellEnd"/>
+      <w:r>
+        <w:t xml:space="preserve"> </w:t>
+      </w:r>
+      <w:proofErr w:type="spellStart"/>
+      <w:r>
+        <w:t>lớp</w:t>
+      </w:r>
+      <w:proofErr w:type="spellEnd"/>
+      <w:r>
+        <w:t xml:space="preserve"> </w:t>
+      </w:r>
+      <w:proofErr w:type="spellStart"/>
+      <w:r>
+        <w:t>tính</w:t>
+      </w:r>
+      <w:proofErr w:type="spellEnd"/>
+      <w:r>
+        <w:t xml:space="preserve"> </w:t>
+      </w:r>
+      <w:proofErr w:type="spellStart"/>
+      <w:r>
+        <w:t>năng</w:t>
+      </w:r>
+      <w:proofErr w:type="spellEnd"/>
+      <w:r>
+        <w:t>. Quản lý trạng thái bằng Riverpod.</w:t>
       </w:r>
     </w:p>
     <w:p>
@@ -12762,7 +11945,55 @@
         <w:pStyle w:val="BodyText1"/>
       </w:pPr>
       <w:r>
-        <w:t>Backend được viết bằng TypeScript chạy trên framework NestJS. Tổ chức mã nguồn theo hướng module hóa (Module-based Architecture).</w:t>
+        <w:t xml:space="preserve">Backend được viết bằng TypeScript chạy trên framework NestJS. Tổ </w:t>
+      </w:r>
+      <w:proofErr w:type="spellStart"/>
+      <w:r>
+        <w:t>chức</w:t>
+      </w:r>
+      <w:proofErr w:type="spellEnd"/>
+      <w:r>
+        <w:t xml:space="preserve"> </w:t>
+      </w:r>
+      <w:proofErr w:type="spellStart"/>
+      <w:r>
+        <w:t>mã</w:t>
+      </w:r>
+      <w:proofErr w:type="spellEnd"/>
+      <w:r>
+        <w:t xml:space="preserve"> </w:t>
+      </w:r>
+      <w:proofErr w:type="spellStart"/>
+      <w:r>
+        <w:t>nguồn</w:t>
+      </w:r>
+      <w:proofErr w:type="spellEnd"/>
+      <w:r>
+        <w:t xml:space="preserve"> </w:t>
+      </w:r>
+      <w:proofErr w:type="spellStart"/>
+      <w:r>
+        <w:t>theo</w:t>
+      </w:r>
+      <w:proofErr w:type="spellEnd"/>
+      <w:r>
+        <w:t xml:space="preserve"> </w:t>
+      </w:r>
+      <w:proofErr w:type="spellStart"/>
+      <w:r>
+        <w:t>hướng</w:t>
+      </w:r>
+      <w:proofErr w:type="spellEnd"/>
+      <w:r>
+        <w:t xml:space="preserve"> module </w:t>
+      </w:r>
+      <w:proofErr w:type="spellStart"/>
+      <w:r>
+        <w:t>hóa</w:t>
+      </w:r>
+      <w:proofErr w:type="spellEnd"/>
+      <w:r>
+        <w:t>.</w:t>
       </w:r>
     </w:p>
     <w:p>
@@ -12773,16 +12004,81 @@
           <w:numId w:val="18"/>
         </w:numPr>
       </w:pPr>
+      <w:proofErr w:type="spellStart"/>
       <w:r>
         <w:rPr>
           <w:b/>
           <w:bCs/>
         </w:rPr>
         <w:lastRenderedPageBreak/>
-        <w:t>Lớp Cổng vào (API Gateway):</w:t>
-      </w:r>
-      <w:r>
-        <w:t xml:space="preserve"> Tiếp nhận HTTP request, đi qua các Guard để giải mã JWT, kiểm tra phân quyền (RBAC) và xác thực dữ liệu đầu vào bằng class-validator.</w:t>
+        <w:t>Lớp</w:t>
+      </w:r>
+      <w:proofErr w:type="spellEnd"/>
+      <w:r>
+        <w:rPr>
+          <w:b/>
+          <w:bCs/>
+        </w:rPr>
+        <w:t xml:space="preserve"> </w:t>
+      </w:r>
+      <w:proofErr w:type="spellStart"/>
+      <w:r>
+        <w:rPr>
+          <w:b/>
+          <w:bCs/>
+        </w:rPr>
+        <w:t>Cổng</w:t>
+      </w:r>
+      <w:proofErr w:type="spellEnd"/>
+      <w:r>
+        <w:rPr>
+          <w:b/>
+          <w:bCs/>
+        </w:rPr>
+        <w:t xml:space="preserve"> </w:t>
+      </w:r>
+      <w:proofErr w:type="spellStart"/>
+      <w:r>
+        <w:rPr>
+          <w:b/>
+          <w:bCs/>
+        </w:rPr>
+        <w:t>vào</w:t>
+      </w:r>
+      <w:proofErr w:type="spellEnd"/>
+      <w:r>
+        <w:rPr>
+          <w:b/>
+          <w:bCs/>
+        </w:rPr>
+        <w:t>:</w:t>
+      </w:r>
+      <w:r>
+        <w:t xml:space="preserve"> </w:t>
+      </w:r>
+      <w:proofErr w:type="spellStart"/>
+      <w:r>
+        <w:t>Tiếp</w:t>
+      </w:r>
+      <w:proofErr w:type="spellEnd"/>
+      <w:r>
+        <w:t xml:space="preserve"> </w:t>
+      </w:r>
+      <w:proofErr w:type="spellStart"/>
+      <w:r>
+        <w:t>nhận</w:t>
+      </w:r>
+      <w:proofErr w:type="spellEnd"/>
+      <w:r>
+        <w:t xml:space="preserve"> HTTP request, </w:t>
+      </w:r>
+      <w:proofErr w:type="spellStart"/>
+      <w:r>
+        <w:t>đi</w:t>
+      </w:r>
+      <w:proofErr w:type="spellEnd"/>
+      <w:r>
+        <w:t xml:space="preserve"> qua các Guard để giải mã JWT, kiểm tra phân quyền (RBAC) và xác thực dữ liệu đầu vào bằng class-validator.</w:t>
       </w:r>
     </w:p>
     <w:p>
@@ -12793,15 +12089,80 @@
           <w:numId w:val="18"/>
         </w:numPr>
       </w:pPr>
+      <w:proofErr w:type="spellStart"/>
       <w:r>
         <w:rPr>
           <w:b/>
           <w:bCs/>
         </w:rPr>
-        <w:t>Lớp Nghiệp vụ (Services):</w:t>
-      </w:r>
-      <w:r>
-        <w:t xml:space="preserve"> Chứa logic lõi của 17 module (auth, courses, vocabularies, agent, simulations...).</w:t>
+        <w:t>Lớp</w:t>
+      </w:r>
+      <w:proofErr w:type="spellEnd"/>
+      <w:r>
+        <w:rPr>
+          <w:b/>
+          <w:bCs/>
+        </w:rPr>
+        <w:t xml:space="preserve"> </w:t>
+      </w:r>
+      <w:proofErr w:type="spellStart"/>
+      <w:r>
+        <w:rPr>
+          <w:b/>
+          <w:bCs/>
+        </w:rPr>
+        <w:t>Nghiệp</w:t>
+      </w:r>
+      <w:proofErr w:type="spellEnd"/>
+      <w:r>
+        <w:rPr>
+          <w:b/>
+          <w:bCs/>
+        </w:rPr>
+        <w:t xml:space="preserve"> </w:t>
+      </w:r>
+      <w:proofErr w:type="spellStart"/>
+      <w:r>
+        <w:rPr>
+          <w:b/>
+          <w:bCs/>
+        </w:rPr>
+        <w:t>vụ</w:t>
+      </w:r>
+      <w:proofErr w:type="spellEnd"/>
+      <w:r>
+        <w:rPr>
+          <w:b/>
+          <w:bCs/>
+        </w:rPr>
+        <w:t>:</w:t>
+      </w:r>
+      <w:r>
+        <w:t xml:space="preserve"> </w:t>
+      </w:r>
+      <w:proofErr w:type="spellStart"/>
+      <w:r>
+        <w:t>Chứa</w:t>
+      </w:r>
+      <w:proofErr w:type="spellEnd"/>
+      <w:r>
+        <w:t xml:space="preserve"> logic </w:t>
+      </w:r>
+      <w:proofErr w:type="spellStart"/>
+      <w:r>
+        <w:t>lõi</w:t>
+      </w:r>
+      <w:proofErr w:type="spellEnd"/>
+      <w:r>
+        <w:t xml:space="preserve"> </w:t>
+      </w:r>
+      <w:proofErr w:type="spellStart"/>
+      <w:r>
+        <w:t>của</w:t>
+      </w:r>
+      <w:proofErr w:type="spellEnd"/>
+      <w:r>
+        <w:t xml:space="preserve"> 17 module (auth, courses, vocabularies, agent, simulations...).</w:t>
       </w:r>
     </w:p>
     <w:p>
@@ -12812,15 +12173,184 @@
           <w:numId w:val="18"/>
         </w:numPr>
       </w:pPr>
+      <w:proofErr w:type="spellStart"/>
       <w:r>
         <w:rPr>
           <w:b/>
           <w:bCs/>
         </w:rPr>
-        <w:t>Lớp Hạ tầng nền (Infrastructure):</w:t>
-      </w:r>
-      <w:r>
-        <w:t xml:space="preserve"> Chạy các tác vụ bất đồng bộ. Sử dụng Bull queue cho hàng đợi công việc và Redis để làm bộ nhớ đệm (caching), giúp giảm tải cho database khi truy xuất học liệu tĩnh.</w:t>
+        <w:t>Lớp</w:t>
+      </w:r>
+      <w:proofErr w:type="spellEnd"/>
+      <w:r>
+        <w:rPr>
+          <w:b/>
+          <w:bCs/>
+        </w:rPr>
+        <w:t xml:space="preserve"> </w:t>
+      </w:r>
+      <w:proofErr w:type="spellStart"/>
+      <w:r>
+        <w:rPr>
+          <w:b/>
+          <w:bCs/>
+        </w:rPr>
+        <w:t>Hạ</w:t>
+      </w:r>
+      <w:proofErr w:type="spellEnd"/>
+      <w:r>
+        <w:rPr>
+          <w:b/>
+          <w:bCs/>
+        </w:rPr>
+        <w:t xml:space="preserve"> </w:t>
+      </w:r>
+      <w:proofErr w:type="spellStart"/>
+      <w:r>
+        <w:rPr>
+          <w:b/>
+          <w:bCs/>
+        </w:rPr>
+        <w:t>tầng</w:t>
+      </w:r>
+      <w:proofErr w:type="spellEnd"/>
+      <w:r>
+        <w:rPr>
+          <w:b/>
+          <w:bCs/>
+        </w:rPr>
+        <w:t xml:space="preserve"> </w:t>
+      </w:r>
+      <w:proofErr w:type="spellStart"/>
+      <w:r>
+        <w:rPr>
+          <w:b/>
+          <w:bCs/>
+        </w:rPr>
+        <w:t>nền</w:t>
+      </w:r>
+      <w:proofErr w:type="spellEnd"/>
+      <w:r>
+        <w:rPr>
+          <w:b/>
+          <w:bCs/>
+        </w:rPr>
+        <w:t>:</w:t>
+      </w:r>
+      <w:r>
+        <w:t xml:space="preserve"> </w:t>
+      </w:r>
+      <w:proofErr w:type="spellStart"/>
+      <w:r>
+        <w:t>Chạy</w:t>
+      </w:r>
+      <w:proofErr w:type="spellEnd"/>
+      <w:r>
+        <w:t xml:space="preserve"> </w:t>
+      </w:r>
+      <w:proofErr w:type="spellStart"/>
+      <w:r>
+        <w:t>các</w:t>
+      </w:r>
+      <w:proofErr w:type="spellEnd"/>
+      <w:r>
+        <w:t xml:space="preserve"> </w:t>
+      </w:r>
+      <w:proofErr w:type="spellStart"/>
+      <w:r>
+        <w:t>tác</w:t>
+      </w:r>
+      <w:proofErr w:type="spellEnd"/>
+      <w:r>
+        <w:t xml:space="preserve"> </w:t>
+      </w:r>
+      <w:proofErr w:type="spellStart"/>
+      <w:r>
+        <w:t>vụ</w:t>
+      </w:r>
+      <w:proofErr w:type="spellEnd"/>
+      <w:r>
+        <w:t xml:space="preserve"> bất đồng bộ. Sử dụng Bull queue cho hàng đợi công việc </w:t>
+      </w:r>
+      <w:proofErr w:type="spellStart"/>
+      <w:r>
+        <w:t>và</w:t>
+      </w:r>
+      <w:proofErr w:type="spellEnd"/>
+      <w:r>
+        <w:t xml:space="preserve"> Redis </w:t>
+      </w:r>
+      <w:proofErr w:type="spellStart"/>
+      <w:r>
+        <w:t>để</w:t>
+      </w:r>
+      <w:proofErr w:type="spellEnd"/>
+      <w:r>
+        <w:t xml:space="preserve"> </w:t>
+      </w:r>
+      <w:proofErr w:type="spellStart"/>
+      <w:r>
+        <w:t>làm</w:t>
+      </w:r>
+      <w:proofErr w:type="spellEnd"/>
+      <w:r>
+        <w:t xml:space="preserve"> </w:t>
+      </w:r>
+      <w:proofErr w:type="spellStart"/>
+      <w:r>
+        <w:t>bộ</w:t>
+      </w:r>
+      <w:proofErr w:type="spellEnd"/>
+      <w:r>
+        <w:t xml:space="preserve"> </w:t>
+      </w:r>
+      <w:proofErr w:type="spellStart"/>
+      <w:r>
+        <w:t>nhớ</w:t>
+      </w:r>
+      <w:proofErr w:type="spellEnd"/>
+      <w:r>
+        <w:t xml:space="preserve"> </w:t>
+      </w:r>
+      <w:proofErr w:type="spellStart"/>
+      <w:r>
+        <w:t>đệm</w:t>
+      </w:r>
+      <w:proofErr w:type="spellEnd"/>
+      <w:r>
+        <w:t xml:space="preserve">, </w:t>
+      </w:r>
+      <w:proofErr w:type="spellStart"/>
+      <w:r>
+        <w:t>giúp</w:t>
+      </w:r>
+      <w:proofErr w:type="spellEnd"/>
+      <w:r>
+        <w:t xml:space="preserve"> </w:t>
+      </w:r>
+      <w:proofErr w:type="spellStart"/>
+      <w:r>
+        <w:t>giảm</w:t>
+      </w:r>
+      <w:proofErr w:type="spellEnd"/>
+      <w:r>
+        <w:t xml:space="preserve"> </w:t>
+      </w:r>
+      <w:proofErr w:type="spellStart"/>
+      <w:r>
+        <w:t>tải</w:t>
+      </w:r>
+      <w:proofErr w:type="spellEnd"/>
+      <w:r>
+        <w:t xml:space="preserve"> </w:t>
+      </w:r>
+      <w:proofErr w:type="spellStart"/>
+      <w:r>
+        <w:t>cho</w:t>
+      </w:r>
+      <w:proofErr w:type="spellEnd"/>
+      <w:r>
+        <w:t xml:space="preserve"> database khi truy xuất học liệu tĩnh.</w:t>
       </w:r>
     </w:p>
     <w:p>
@@ -12852,7 +12382,95 @@
         <w:t>Cơ sở dữ liệu chính:</w:t>
       </w:r>
       <w:r>
-        <w:t xml:space="preserve"> PostgreSQL. Lưu trữ toàn bộ dữ liệu quan hệ chặt chẽ (học viên, khóa học) và dữ liệu bán cấu trúc dạng JSONB (lịch sử chat AI, cấu hình bài tập).</w:t>
+        <w:t xml:space="preserve"> PostgreSQL. Lưu trữ toàn bộ dữ liệu </w:t>
+      </w:r>
+      <w:proofErr w:type="spellStart"/>
+      <w:r>
+        <w:t>quan</w:t>
+      </w:r>
+      <w:proofErr w:type="spellEnd"/>
+      <w:r>
+        <w:t xml:space="preserve"> </w:t>
+      </w:r>
+      <w:proofErr w:type="spellStart"/>
+      <w:r>
+        <w:t>hệ</w:t>
+      </w:r>
+      <w:proofErr w:type="spellEnd"/>
+      <w:r>
+        <w:t xml:space="preserve"> </w:t>
+      </w:r>
+      <w:proofErr w:type="spellStart"/>
+      <w:r>
+        <w:t>chặt</w:t>
+      </w:r>
+      <w:proofErr w:type="spellEnd"/>
+      <w:r>
+        <w:t xml:space="preserve"> </w:t>
+      </w:r>
+      <w:proofErr w:type="spellStart"/>
+      <w:r>
+        <w:t>chẽ</w:t>
+      </w:r>
+      <w:proofErr w:type="spellEnd"/>
+      <w:r>
+        <w:t xml:space="preserve"> </w:t>
+      </w:r>
+      <w:proofErr w:type="spellStart"/>
+      <w:r>
+        <w:t>và</w:t>
+      </w:r>
+      <w:proofErr w:type="spellEnd"/>
+      <w:r>
+        <w:t xml:space="preserve"> </w:t>
+      </w:r>
+      <w:proofErr w:type="spellStart"/>
+      <w:r>
+        <w:t>dữ</w:t>
+      </w:r>
+      <w:proofErr w:type="spellEnd"/>
+      <w:r>
+        <w:t xml:space="preserve"> </w:t>
+      </w:r>
+      <w:proofErr w:type="spellStart"/>
+      <w:r>
+        <w:t>liệu</w:t>
+      </w:r>
+      <w:proofErr w:type="spellEnd"/>
+      <w:r>
+        <w:t xml:space="preserve"> </w:t>
+      </w:r>
+      <w:proofErr w:type="spellStart"/>
+      <w:r>
+        <w:t>bán</w:t>
+      </w:r>
+      <w:proofErr w:type="spellEnd"/>
+      <w:r>
+        <w:t xml:space="preserve"> </w:t>
+      </w:r>
+      <w:proofErr w:type="spellStart"/>
+      <w:r>
+        <w:t>cấu</w:t>
+      </w:r>
+      <w:proofErr w:type="spellEnd"/>
+      <w:r>
+        <w:t xml:space="preserve"> </w:t>
+      </w:r>
+      <w:proofErr w:type="spellStart"/>
+      <w:r>
+        <w:t>trúc</w:t>
+      </w:r>
+      <w:proofErr w:type="spellEnd"/>
+      <w:r>
+        <w:t xml:space="preserve"> </w:t>
+      </w:r>
+      <w:proofErr w:type="spellStart"/>
+      <w:r>
+        <w:t>dạng</w:t>
+      </w:r>
+      <w:proofErr w:type="spellEnd"/>
+      <w:r>
+        <w:t xml:space="preserve"> JSONB.</w:t>
       </w:r>
     </w:p>
     <w:p>
@@ -12871,7 +12489,63 @@
         <w:t>Tích hợp bên thứ ba:</w:t>
       </w:r>
       <w:r>
-        <w:t xml:space="preserve"> Kết nối với Google OAuth để xác thực và gọi API tới nhà cung cấp Mô hình ngôn ngữ lớn đa phương thức (Multimodal LLM) để xử lý văn bản và phân tích hình ảnh.</w:t>
+        <w:t xml:space="preserve"> Kết nối với Google OAuth để xác thực và gọi API tới nhà cung cấp Mô hình ngôn ngữ lớn </w:t>
+      </w:r>
+      <w:proofErr w:type="spellStart"/>
+      <w:r>
+        <w:t>đa</w:t>
+      </w:r>
+      <w:proofErr w:type="spellEnd"/>
+      <w:r>
+        <w:t xml:space="preserve"> </w:t>
+      </w:r>
+      <w:proofErr w:type="spellStart"/>
+      <w:r>
+        <w:t>phương</w:t>
+      </w:r>
+      <w:proofErr w:type="spellEnd"/>
+      <w:r>
+        <w:t xml:space="preserve"> </w:t>
+      </w:r>
+      <w:proofErr w:type="spellStart"/>
+      <w:r>
+        <w:t>thức</w:t>
+      </w:r>
+      <w:proofErr w:type="spellEnd"/>
+      <w:r>
+        <w:t xml:space="preserve"> </w:t>
+      </w:r>
+      <w:proofErr w:type="spellStart"/>
+      <w:r>
+        <w:t>để</w:t>
+      </w:r>
+      <w:proofErr w:type="spellEnd"/>
+      <w:r>
+        <w:t xml:space="preserve"> </w:t>
+      </w:r>
+      <w:proofErr w:type="spellStart"/>
+      <w:r>
+        <w:t>xử</w:t>
+      </w:r>
+      <w:proofErr w:type="spellEnd"/>
+      <w:r>
+        <w:t xml:space="preserve"> </w:t>
+      </w:r>
+      <w:proofErr w:type="spellStart"/>
+      <w:r>
+        <w:t>lý</w:t>
+      </w:r>
+      <w:proofErr w:type="spellEnd"/>
+      <w:r>
+        <w:t xml:space="preserve"> </w:t>
+      </w:r>
+      <w:proofErr w:type="spellStart"/>
+      <w:r>
+        <w:t>văn</w:t>
+      </w:r>
+      <w:proofErr w:type="spellEnd"/>
+      <w:r>
+        <w:t xml:space="preserve"> bản và phân tích hình ảnh.</w:t>
       </w:r>
     </w:p>
     <w:p>
@@ -12889,7 +12563,55 @@
         <w:pStyle w:val="BodyText1"/>
       </w:pPr>
       <w:r>
-        <w:t>Khác với các ứng dụng CRUD thông thường, trái tim của LinVNix nằm ở luồng tương tác với Trí tuệ nhân tạo.</w:t>
+        <w:t xml:space="preserve">Khác với các ứng dụng CRUD thông thường, </w:t>
+      </w:r>
+      <w:proofErr w:type="spellStart"/>
+      <w:r>
+        <w:t>trái</w:t>
+      </w:r>
+      <w:proofErr w:type="spellEnd"/>
+      <w:r>
+        <w:t xml:space="preserve"> </w:t>
+      </w:r>
+      <w:proofErr w:type="spellStart"/>
+      <w:r>
+        <w:t>tim</w:t>
+      </w:r>
+      <w:proofErr w:type="spellEnd"/>
+      <w:r>
+        <w:t xml:space="preserve"> </w:t>
+      </w:r>
+      <w:proofErr w:type="spellStart"/>
+      <w:r>
+        <w:t>của</w:t>
+      </w:r>
+      <w:proofErr w:type="spellEnd"/>
+      <w:r>
+        <w:t xml:space="preserve"> </w:t>
+      </w:r>
+      <w:proofErr w:type="spellStart"/>
+      <w:r>
+        <w:t>hệ</w:t>
+      </w:r>
+      <w:proofErr w:type="spellEnd"/>
+      <w:r>
+        <w:t xml:space="preserve"> </w:t>
+      </w:r>
+      <w:proofErr w:type="spellStart"/>
+      <w:r>
+        <w:t>thống</w:t>
+      </w:r>
+      <w:proofErr w:type="spellEnd"/>
+      <w:r>
+        <w:t xml:space="preserve"> </w:t>
+      </w:r>
+      <w:proofErr w:type="spellStart"/>
+      <w:r>
+        <w:t>nằm</w:t>
+      </w:r>
+      <w:proofErr w:type="spellEnd"/>
+      <w:r>
+        <w:t xml:space="preserve"> ở luồng tương tác với Trí tuệ nhân tạo.</w:t>
       </w:r>
     </w:p>
     <w:p>
@@ -12902,15 +12624,144 @@
           <w:b/>
           <w:bCs/>
         </w:rPr>
-        <w:t>Tiến trình Trợ lý AI theo ngữ cảnh (Function Calling)</w:t>
-      </w:r>
+        <w:t xml:space="preserve">Tiến trình </w:t>
+      </w:r>
+      <w:proofErr w:type="spellStart"/>
+      <w:r>
+        <w:rPr>
+          <w:b/>
+          <w:bCs/>
+        </w:rPr>
+        <w:t>Trợ</w:t>
+      </w:r>
+      <w:proofErr w:type="spellEnd"/>
+      <w:r>
+        <w:rPr>
+          <w:b/>
+          <w:bCs/>
+        </w:rPr>
+        <w:t xml:space="preserve"> </w:t>
+      </w:r>
+      <w:proofErr w:type="spellStart"/>
+      <w:r>
+        <w:rPr>
+          <w:b/>
+          <w:bCs/>
+        </w:rPr>
+        <w:t>lý</w:t>
+      </w:r>
+      <w:proofErr w:type="spellEnd"/>
+      <w:r>
+        <w:rPr>
+          <w:b/>
+          <w:bCs/>
+        </w:rPr>
+        <w:t xml:space="preserve"> AI </w:t>
+      </w:r>
+      <w:proofErr w:type="spellStart"/>
+      <w:r>
+        <w:rPr>
+          <w:b/>
+          <w:bCs/>
+        </w:rPr>
+        <w:t>theo</w:t>
+      </w:r>
+      <w:proofErr w:type="spellEnd"/>
+      <w:r>
+        <w:rPr>
+          <w:b/>
+          <w:bCs/>
+        </w:rPr>
+        <w:t xml:space="preserve"> </w:t>
+      </w:r>
+      <w:proofErr w:type="spellStart"/>
+      <w:r>
+        <w:rPr>
+          <w:b/>
+          <w:bCs/>
+        </w:rPr>
+        <w:t>ngữ</w:t>
+      </w:r>
+      <w:proofErr w:type="spellEnd"/>
+      <w:r>
+        <w:rPr>
+          <w:b/>
+          <w:bCs/>
+        </w:rPr>
+        <w:t xml:space="preserve"> </w:t>
+      </w:r>
+      <w:proofErr w:type="spellStart"/>
+      <w:r>
+        <w:rPr>
+          <w:b/>
+          <w:bCs/>
+        </w:rPr>
+        <w:t>cảnh</w:t>
+      </w:r>
+      <w:proofErr w:type="spellEnd"/>
     </w:p>
     <w:p>
       <w:pPr>
         <w:pStyle w:val="BodyText1"/>
       </w:pPr>
       <w:r>
-        <w:t>Trợ lý AI hoạt động theo vòng lặp tác tử (agent loop). Nó không chỉ trả lời văn bản mà còn có quyền gọi ngược lại các công cụ hệ thống để tra cứu thông tin cá nhân của người dùng.</w:t>
+        <w:t xml:space="preserve">Trợ lý AI </w:t>
+      </w:r>
+      <w:proofErr w:type="spellStart"/>
+      <w:r>
+        <w:t>hoạt</w:t>
+      </w:r>
+      <w:proofErr w:type="spellEnd"/>
+      <w:r>
+        <w:t xml:space="preserve"> </w:t>
+      </w:r>
+      <w:proofErr w:type="spellStart"/>
+      <w:r>
+        <w:t>động</w:t>
+      </w:r>
+      <w:proofErr w:type="spellEnd"/>
+      <w:r>
+        <w:t xml:space="preserve"> </w:t>
+      </w:r>
+      <w:proofErr w:type="spellStart"/>
+      <w:r>
+        <w:t>theo</w:t>
+      </w:r>
+      <w:proofErr w:type="spellEnd"/>
+      <w:r>
+        <w:t xml:space="preserve"> </w:t>
+      </w:r>
+      <w:proofErr w:type="spellStart"/>
+      <w:r>
+        <w:t>vòng</w:t>
+      </w:r>
+      <w:proofErr w:type="spellEnd"/>
+      <w:r>
+        <w:t xml:space="preserve"> </w:t>
+      </w:r>
+      <w:proofErr w:type="spellStart"/>
+      <w:r>
+        <w:t>lặp</w:t>
+      </w:r>
+      <w:proofErr w:type="spellEnd"/>
+      <w:r>
+        <w:t xml:space="preserve"> </w:t>
+      </w:r>
+      <w:proofErr w:type="spellStart"/>
+      <w:r>
+        <w:t>tác</w:t>
+      </w:r>
+      <w:proofErr w:type="spellEnd"/>
+      <w:r>
+        <w:t xml:space="preserve"> </w:t>
+      </w:r>
+      <w:proofErr w:type="spellStart"/>
+      <w:r>
+        <w:t>tử</w:t>
+      </w:r>
+      <w:proofErr w:type="spellEnd"/>
+      <w:r>
+        <w:t>. Nó không chỉ trả lời văn bản mà còn có quyền gọi ngược lại các công cụ hệ thống để tra cứu thông tin cá nhân của người dùng.</w:t>
       </w:r>
     </w:p>
     <w:p>
@@ -12919,7 +12770,79 @@
         <w:ind w:left="720" w:hanging="360"/>
       </w:pPr>
       <w:r>
-        <w:t>1. Học viên gửi câu hỏi. Ứng dụng di động ngầm đính kèm screenContext (màn hình hiện tại).</w:t>
+        <w:t xml:space="preserve">1. Học viên gửi câu hỏi. Ứng dụng di động </w:t>
+      </w:r>
+      <w:proofErr w:type="spellStart"/>
+      <w:r>
+        <w:t>ngầm</w:t>
+      </w:r>
+      <w:proofErr w:type="spellEnd"/>
+      <w:r>
+        <w:t xml:space="preserve"> </w:t>
+      </w:r>
+      <w:proofErr w:type="spellStart"/>
+      <w:r>
+        <w:t>đính</w:t>
+      </w:r>
+      <w:proofErr w:type="spellEnd"/>
+      <w:r>
+        <w:t xml:space="preserve"> </w:t>
+      </w:r>
+      <w:proofErr w:type="spellStart"/>
+      <w:r>
+        <w:t>kèm</w:t>
+      </w:r>
+      <w:proofErr w:type="spellEnd"/>
+      <w:r>
+        <w:t xml:space="preserve"> </w:t>
+      </w:r>
+      <w:proofErr w:type="spellStart"/>
+      <w:r>
+        <w:t>ngữ</w:t>
+      </w:r>
+      <w:proofErr w:type="spellEnd"/>
+      <w:r>
+        <w:t xml:space="preserve"> </w:t>
+      </w:r>
+      <w:proofErr w:type="spellStart"/>
+      <w:r>
+        <w:t>cảnh</w:t>
+      </w:r>
+      <w:proofErr w:type="spellEnd"/>
+      <w:r>
+        <w:t xml:space="preserve"> </w:t>
+      </w:r>
+      <w:proofErr w:type="spellStart"/>
+      <w:r>
+        <w:t>màn</w:t>
+      </w:r>
+      <w:proofErr w:type="spellEnd"/>
+      <w:r>
+        <w:t xml:space="preserve"> </w:t>
+      </w:r>
+      <w:proofErr w:type="spellStart"/>
+      <w:r>
+        <w:t>hình</w:t>
+      </w:r>
+      <w:proofErr w:type="spellEnd"/>
+      <w:r>
+        <w:t xml:space="preserve"> </w:t>
+      </w:r>
+      <w:proofErr w:type="spellStart"/>
+      <w:r>
+        <w:t>hiện</w:t>
+      </w:r>
+      <w:proofErr w:type="spellEnd"/>
+      <w:r>
+        <w:t xml:space="preserve"> </w:t>
+      </w:r>
+      <w:proofErr w:type="spellStart"/>
+      <w:r>
+        <w:t>tại</w:t>
+      </w:r>
+      <w:proofErr w:type="spellEnd"/>
+      <w:r>
+        <w:t>.</w:t>
       </w:r>
     </w:p>
     <w:p>
@@ -12956,7 +12879,95 @@
       </w:pPr>
       <w:r>
         <w:lastRenderedPageBreak/>
-        <w:t>5. AI tổng hợp dữ liệu, tạo câu trả lời bằng tiếng Việt và đẩy về ứng dụng di động dưới dạng luồng dữ liệu (Stream) để render markdown theo thời gian thực.</w:t>
+        <w:t xml:space="preserve">5. AI tổng hợp dữ liệu, tạo câu trả lời bằng tiếng Việt và đẩy về ứng dụng di động dưới </w:t>
+      </w:r>
+      <w:proofErr w:type="spellStart"/>
+      <w:r>
+        <w:t>dạng</w:t>
+      </w:r>
+      <w:proofErr w:type="spellEnd"/>
+      <w:r>
+        <w:t xml:space="preserve"> </w:t>
+      </w:r>
+      <w:proofErr w:type="spellStart"/>
+      <w:r>
+        <w:t>luồng</w:t>
+      </w:r>
+      <w:proofErr w:type="spellEnd"/>
+      <w:r>
+        <w:t xml:space="preserve"> </w:t>
+      </w:r>
+      <w:proofErr w:type="spellStart"/>
+      <w:r>
+        <w:t>dữ</w:t>
+      </w:r>
+      <w:proofErr w:type="spellEnd"/>
+      <w:r>
+        <w:t xml:space="preserve"> </w:t>
+      </w:r>
+      <w:proofErr w:type="spellStart"/>
+      <w:r>
+        <w:t>liệu</w:t>
+      </w:r>
+      <w:proofErr w:type="spellEnd"/>
+      <w:r>
+        <w:t xml:space="preserve"> </w:t>
+      </w:r>
+      <w:proofErr w:type="spellStart"/>
+      <w:r>
+        <w:t>để</w:t>
+      </w:r>
+      <w:proofErr w:type="spellEnd"/>
+      <w:r>
+        <w:t xml:space="preserve"> </w:t>
+      </w:r>
+      <w:proofErr w:type="spellStart"/>
+      <w:r>
+        <w:t>hiển</w:t>
+      </w:r>
+      <w:proofErr w:type="spellEnd"/>
+      <w:r>
+        <w:t xml:space="preserve"> </w:t>
+      </w:r>
+      <w:proofErr w:type="spellStart"/>
+      <w:r>
+        <w:t>thị</w:t>
+      </w:r>
+      <w:proofErr w:type="spellEnd"/>
+      <w:r>
+        <w:t xml:space="preserve"> </w:t>
+      </w:r>
+      <w:proofErr w:type="spellStart"/>
+      <w:r>
+        <w:t>phản</w:t>
+      </w:r>
+      <w:proofErr w:type="spellEnd"/>
+      <w:r>
+        <w:t xml:space="preserve"> </w:t>
+      </w:r>
+      <w:proofErr w:type="spellStart"/>
+      <w:r>
+        <w:t>hồi</w:t>
+      </w:r>
+      <w:proofErr w:type="spellEnd"/>
+      <w:r>
+        <w:t xml:space="preserve"> </w:t>
+      </w:r>
+      <w:proofErr w:type="spellStart"/>
+      <w:r>
+        <w:t>theo</w:t>
+      </w:r>
+      <w:proofErr w:type="spellEnd"/>
+      <w:r>
+        <w:t xml:space="preserve"> </w:t>
+      </w:r>
+      <w:proofErr w:type="spellStart"/>
+      <w:r>
+        <w:t>thời</w:t>
+      </w:r>
+      <w:proofErr w:type="spellEnd"/>
+      <w:r>
+        <w:t xml:space="preserve"> gian thực.</w:t>
       </w:r>
     </w:p>
     <w:p>
@@ -13032,8 +13043,81 @@
           <w:b/>
           <w:bCs/>
         </w:rPr>
-        <w:t>Tiến trình Hội thoại mô phỏng (Roleplay)</w:t>
-      </w:r>
+        <w:t xml:space="preserve">Tiến </w:t>
+      </w:r>
+      <w:proofErr w:type="spellStart"/>
+      <w:r>
+        <w:rPr>
+          <w:b/>
+          <w:bCs/>
+        </w:rPr>
+        <w:t>trình</w:t>
+      </w:r>
+      <w:proofErr w:type="spellEnd"/>
+      <w:r>
+        <w:rPr>
+          <w:b/>
+          <w:bCs/>
+        </w:rPr>
+        <w:t xml:space="preserve"> </w:t>
+      </w:r>
+      <w:proofErr w:type="spellStart"/>
+      <w:r>
+        <w:rPr>
+          <w:b/>
+          <w:bCs/>
+        </w:rPr>
+        <w:t>Hội</w:t>
+      </w:r>
+      <w:proofErr w:type="spellEnd"/>
+      <w:r>
+        <w:rPr>
+          <w:b/>
+          <w:bCs/>
+        </w:rPr>
+        <w:t xml:space="preserve"> </w:t>
+      </w:r>
+      <w:proofErr w:type="spellStart"/>
+      <w:r>
+        <w:rPr>
+          <w:b/>
+          <w:bCs/>
+        </w:rPr>
+        <w:t>thoại</w:t>
+      </w:r>
+      <w:proofErr w:type="spellEnd"/>
+      <w:r>
+        <w:rPr>
+          <w:b/>
+          <w:bCs/>
+        </w:rPr>
+        <w:t xml:space="preserve"> </w:t>
+      </w:r>
+      <w:proofErr w:type="spellStart"/>
+      <w:r>
+        <w:rPr>
+          <w:b/>
+          <w:bCs/>
+        </w:rPr>
+        <w:t>mô</w:t>
+      </w:r>
+      <w:proofErr w:type="spellEnd"/>
+      <w:r>
+        <w:rPr>
+          <w:b/>
+          <w:bCs/>
+        </w:rPr>
+        <w:t xml:space="preserve"> </w:t>
+      </w:r>
+      <w:proofErr w:type="spellStart"/>
+      <w:r>
+        <w:rPr>
+          <w:b/>
+          <w:bCs/>
+        </w:rPr>
+        <w:t>phỏng</w:t>
+      </w:r>
+      <w:proofErr w:type="spellEnd"/>
     </w:p>
     <w:p>
       <w:pPr>
@@ -13085,7 +13169,95 @@
         <w:ind w:left="720" w:hanging="360"/>
       </w:pPr>
       <w:r>
-        <w:t>5. Backend truyền tham số nextTurnCharacterId để định tuyến luồng. AI sẽ kiểm tra ngữ pháp trong câu của học viên, sinh nhận xét ẩn (inline correction) và trả lời tiếp theo đúng vai.</w:t>
+        <w:t xml:space="preserve">5. Backend truyền tham số nextTurnCharacterId để định tuyến luồng. AI sẽ kiểm tra ngữ pháp trong câu của </w:t>
+      </w:r>
+      <w:proofErr w:type="spellStart"/>
+      <w:r>
+        <w:t>học</w:t>
+      </w:r>
+      <w:proofErr w:type="spellEnd"/>
+      <w:r>
+        <w:t xml:space="preserve"> </w:t>
+      </w:r>
+      <w:proofErr w:type="spellStart"/>
+      <w:r>
+        <w:t>viên</w:t>
+      </w:r>
+      <w:proofErr w:type="spellEnd"/>
+      <w:r>
+        <w:t xml:space="preserve">, </w:t>
+      </w:r>
+      <w:proofErr w:type="spellStart"/>
+      <w:r>
+        <w:t>sinh</w:t>
+      </w:r>
+      <w:proofErr w:type="spellEnd"/>
+      <w:r>
+        <w:t xml:space="preserve"> </w:t>
+      </w:r>
+      <w:proofErr w:type="spellStart"/>
+      <w:r>
+        <w:t>nhận</w:t>
+      </w:r>
+      <w:proofErr w:type="spellEnd"/>
+      <w:r>
+        <w:t xml:space="preserve"> </w:t>
+      </w:r>
+      <w:proofErr w:type="spellStart"/>
+      <w:r>
+        <w:t>xét</w:t>
+      </w:r>
+      <w:proofErr w:type="spellEnd"/>
+      <w:r>
+        <w:t xml:space="preserve"> </w:t>
+      </w:r>
+      <w:proofErr w:type="spellStart"/>
+      <w:r>
+        <w:t>ẩn</w:t>
+      </w:r>
+      <w:proofErr w:type="spellEnd"/>
+      <w:r>
+        <w:t xml:space="preserve"> </w:t>
+      </w:r>
+      <w:proofErr w:type="spellStart"/>
+      <w:r>
+        <w:t>và</w:t>
+      </w:r>
+      <w:proofErr w:type="spellEnd"/>
+      <w:r>
+        <w:t xml:space="preserve"> </w:t>
+      </w:r>
+      <w:proofErr w:type="spellStart"/>
+      <w:r>
+        <w:t>trả</w:t>
+      </w:r>
+      <w:proofErr w:type="spellEnd"/>
+      <w:r>
+        <w:t xml:space="preserve"> </w:t>
+      </w:r>
+      <w:proofErr w:type="spellStart"/>
+      <w:r>
+        <w:t>lời</w:t>
+      </w:r>
+      <w:proofErr w:type="spellEnd"/>
+      <w:r>
+        <w:t xml:space="preserve"> </w:t>
+      </w:r>
+      <w:proofErr w:type="spellStart"/>
+      <w:r>
+        <w:t>tiếp</w:t>
+      </w:r>
+      <w:proofErr w:type="spellEnd"/>
+      <w:r>
+        <w:t xml:space="preserve"> </w:t>
+      </w:r>
+      <w:proofErr w:type="spellStart"/>
+      <w:r>
+        <w:t>theo</w:t>
+      </w:r>
+      <w:proofErr w:type="spellEnd"/>
+      <w:r>
+        <w:t xml:space="preserve"> đúng vai.</w:t>
       </w:r>
     </w:p>
     <w:p>
@@ -13094,7 +13266,71 @@
         <w:ind w:left="720" w:hanging="360"/>
       </w:pPr>
       <w:r>
-        <w:t>6. Khi đạt giới hạn số lượt (max_turns), Backend gắn cờ sessionEnded. AI tiến hành chấm điểm từ 0-100 dựa trên các tiêu chí khai báo trước trong kịch bản. Lưu kết quả vĩnh viễn vào hệ thống.</w:t>
+        <w:t xml:space="preserve">6. Khi </w:t>
+      </w:r>
+      <w:proofErr w:type="spellStart"/>
+      <w:r>
+        <w:t>đạt</w:t>
+      </w:r>
+      <w:proofErr w:type="spellEnd"/>
+      <w:r>
+        <w:t xml:space="preserve"> </w:t>
+      </w:r>
+      <w:proofErr w:type="spellStart"/>
+      <w:r>
+        <w:t>giới</w:t>
+      </w:r>
+      <w:proofErr w:type="spellEnd"/>
+      <w:r>
+        <w:t xml:space="preserve"> </w:t>
+      </w:r>
+      <w:proofErr w:type="spellStart"/>
+      <w:r>
+        <w:t>hạn</w:t>
+      </w:r>
+      <w:proofErr w:type="spellEnd"/>
+      <w:r>
+        <w:t xml:space="preserve"> </w:t>
+      </w:r>
+      <w:proofErr w:type="spellStart"/>
+      <w:r>
+        <w:t>số</w:t>
+      </w:r>
+      <w:proofErr w:type="spellEnd"/>
+      <w:r>
+        <w:t xml:space="preserve"> </w:t>
+      </w:r>
+      <w:proofErr w:type="spellStart"/>
+      <w:r>
+        <w:t>lượt</w:t>
+      </w:r>
+      <w:proofErr w:type="spellEnd"/>
+      <w:r>
+        <w:t xml:space="preserve">, Backend </w:t>
+      </w:r>
+      <w:proofErr w:type="spellStart"/>
+      <w:r>
+        <w:t>gắn</w:t>
+      </w:r>
+      <w:proofErr w:type="spellEnd"/>
+      <w:r>
+        <w:t xml:space="preserve"> </w:t>
+      </w:r>
+      <w:proofErr w:type="spellStart"/>
+      <w:r>
+        <w:t>cờ</w:t>
+      </w:r>
+      <w:proofErr w:type="spellEnd"/>
+      <w:r>
+        <w:t xml:space="preserve"> </w:t>
+      </w:r>
+      <w:proofErr w:type="spellStart"/>
+      <w:r>
+        <w:t>sessionEnded</w:t>
+      </w:r>
+      <w:proofErr w:type="spellEnd"/>
+      <w:r>
+        <w:t>. AI tiến hành chấm điểm từ 0-100 dựa trên các tiêu chí khai báo trước trong kịch bản. Lưu kết quả vĩnh viễn vào hệ thống.</w:t>
       </w:r>
     </w:p>
     <w:p>
@@ -13175,16 +13411,943 @@
       <w:pPr>
         <w:pStyle w:val="BodyText1"/>
       </w:pPr>
-      <w:r>
-        <w:t>Hệ thống LinVNix sử dụng PostgreSQL làm cơ sở dữ liệu quan hệ duy nhất cho toàn bộ các phân hệ. Lựa chọn này giúp đảm bảo tính toàn vẹn tham chiếu (Referential Integrity) giữa các thực thể có quan hệ chéo phức tạp (khóa học, từ vựng, tiến trình, lịch sử AI). Đặc biệt, hệ thống tận dụng tối đa kiểu dữ liệu JSONB của PostgreSQL để lưu trữ các cấu trúc dữ liệu linh hoạt (biến thể phương ngữ, tiêu chí chấm điểm AI, nội dung chat) mà không cần thay đổi lược đồ cơ sở dữ liệu.</w:t>
+      <w:proofErr w:type="spellStart"/>
+      <w:r>
+        <w:t>Hệ</w:t>
+      </w:r>
+      <w:proofErr w:type="spellEnd"/>
+      <w:r>
+        <w:t xml:space="preserve"> </w:t>
+      </w:r>
+      <w:proofErr w:type="spellStart"/>
+      <w:r>
+        <w:t>thống</w:t>
+      </w:r>
+      <w:proofErr w:type="spellEnd"/>
+      <w:r>
+        <w:t xml:space="preserve"> </w:t>
+      </w:r>
+      <w:proofErr w:type="spellStart"/>
+      <w:r>
+        <w:t>sử</w:t>
+      </w:r>
+      <w:proofErr w:type="spellEnd"/>
+      <w:r>
+        <w:t xml:space="preserve"> </w:t>
+      </w:r>
+      <w:proofErr w:type="spellStart"/>
+      <w:r>
+        <w:t>dụng</w:t>
+      </w:r>
+      <w:proofErr w:type="spellEnd"/>
+      <w:r>
+        <w:t xml:space="preserve"> PostgreSQL </w:t>
+      </w:r>
+      <w:proofErr w:type="spellStart"/>
+      <w:r>
+        <w:t>làm</w:t>
+      </w:r>
+      <w:proofErr w:type="spellEnd"/>
+      <w:r>
+        <w:t xml:space="preserve"> </w:t>
+      </w:r>
+      <w:proofErr w:type="spellStart"/>
+      <w:r>
+        <w:t>cơ</w:t>
+      </w:r>
+      <w:proofErr w:type="spellEnd"/>
+      <w:r>
+        <w:t xml:space="preserve"> </w:t>
+      </w:r>
+      <w:proofErr w:type="spellStart"/>
+      <w:r>
+        <w:t>sở</w:t>
+      </w:r>
+      <w:proofErr w:type="spellEnd"/>
+      <w:r>
+        <w:t xml:space="preserve"> </w:t>
+      </w:r>
+      <w:proofErr w:type="spellStart"/>
+      <w:r>
+        <w:t>dữ</w:t>
+      </w:r>
+      <w:proofErr w:type="spellEnd"/>
+      <w:r>
+        <w:t xml:space="preserve"> </w:t>
+      </w:r>
+      <w:proofErr w:type="spellStart"/>
+      <w:r>
+        <w:t>liệu</w:t>
+      </w:r>
+      <w:proofErr w:type="spellEnd"/>
+      <w:r>
+        <w:t xml:space="preserve"> </w:t>
+      </w:r>
+      <w:proofErr w:type="spellStart"/>
+      <w:r>
+        <w:t>quan</w:t>
+      </w:r>
+      <w:proofErr w:type="spellEnd"/>
+      <w:r>
+        <w:t xml:space="preserve"> </w:t>
+      </w:r>
+      <w:proofErr w:type="spellStart"/>
+      <w:r>
+        <w:t>hệ</w:t>
+      </w:r>
+      <w:proofErr w:type="spellEnd"/>
+      <w:r>
+        <w:t xml:space="preserve"> </w:t>
+      </w:r>
+      <w:proofErr w:type="spellStart"/>
+      <w:r>
+        <w:t>duy</w:t>
+      </w:r>
+      <w:proofErr w:type="spellEnd"/>
+      <w:r>
+        <w:t xml:space="preserve"> </w:t>
+      </w:r>
+      <w:proofErr w:type="spellStart"/>
+      <w:r>
+        <w:t>nhất</w:t>
+      </w:r>
+      <w:proofErr w:type="spellEnd"/>
+      <w:r>
+        <w:t xml:space="preserve"> </w:t>
+      </w:r>
+      <w:proofErr w:type="spellStart"/>
+      <w:r>
+        <w:t>cho</w:t>
+      </w:r>
+      <w:proofErr w:type="spellEnd"/>
+      <w:r>
+        <w:t xml:space="preserve"> </w:t>
+      </w:r>
+      <w:proofErr w:type="spellStart"/>
+      <w:r>
+        <w:t>toàn</w:t>
+      </w:r>
+      <w:proofErr w:type="spellEnd"/>
+      <w:r>
+        <w:t xml:space="preserve"> </w:t>
+      </w:r>
+      <w:proofErr w:type="spellStart"/>
+      <w:r>
+        <w:t>bộ</w:t>
+      </w:r>
+      <w:proofErr w:type="spellEnd"/>
+      <w:r>
+        <w:t xml:space="preserve"> </w:t>
+      </w:r>
+      <w:proofErr w:type="spellStart"/>
+      <w:r>
+        <w:t>các</w:t>
+      </w:r>
+      <w:proofErr w:type="spellEnd"/>
+      <w:r>
+        <w:t xml:space="preserve"> </w:t>
+      </w:r>
+      <w:proofErr w:type="spellStart"/>
+      <w:r>
+        <w:t>phân</w:t>
+      </w:r>
+      <w:proofErr w:type="spellEnd"/>
+      <w:r>
+        <w:t xml:space="preserve"> </w:t>
+      </w:r>
+      <w:proofErr w:type="spellStart"/>
+      <w:r>
+        <w:t>hệ</w:t>
+      </w:r>
+      <w:proofErr w:type="spellEnd"/>
+      <w:r>
+        <w:t xml:space="preserve">. </w:t>
+      </w:r>
+      <w:proofErr w:type="spellStart"/>
+      <w:r>
+        <w:t>Lựa</w:t>
+      </w:r>
+      <w:proofErr w:type="spellEnd"/>
+      <w:r>
+        <w:t xml:space="preserve"> </w:t>
+      </w:r>
+      <w:proofErr w:type="spellStart"/>
+      <w:r>
+        <w:t>chọn</w:t>
+      </w:r>
+      <w:proofErr w:type="spellEnd"/>
+      <w:r>
+        <w:t xml:space="preserve"> </w:t>
+      </w:r>
+      <w:proofErr w:type="spellStart"/>
+      <w:r>
+        <w:t>này</w:t>
+      </w:r>
+      <w:proofErr w:type="spellEnd"/>
+      <w:r>
+        <w:t xml:space="preserve"> </w:t>
+      </w:r>
+      <w:proofErr w:type="spellStart"/>
+      <w:r>
+        <w:t>giúp</w:t>
+      </w:r>
+      <w:proofErr w:type="spellEnd"/>
+      <w:r>
+        <w:t xml:space="preserve"> </w:t>
+      </w:r>
+      <w:proofErr w:type="spellStart"/>
+      <w:r>
+        <w:t>đảm</w:t>
+      </w:r>
+      <w:proofErr w:type="spellEnd"/>
+      <w:r>
+        <w:t xml:space="preserve"> </w:t>
+      </w:r>
+      <w:proofErr w:type="spellStart"/>
+      <w:r>
+        <w:t>bảo</w:t>
+      </w:r>
+      <w:proofErr w:type="spellEnd"/>
+      <w:r>
+        <w:t xml:space="preserve"> </w:t>
+      </w:r>
+      <w:proofErr w:type="spellStart"/>
+      <w:r>
+        <w:t>tính</w:t>
+      </w:r>
+      <w:proofErr w:type="spellEnd"/>
+      <w:r>
+        <w:t xml:space="preserve"> </w:t>
+      </w:r>
+      <w:proofErr w:type="spellStart"/>
+      <w:r>
+        <w:t>toàn</w:t>
+      </w:r>
+      <w:proofErr w:type="spellEnd"/>
+      <w:r>
+        <w:t xml:space="preserve"> </w:t>
+      </w:r>
+      <w:proofErr w:type="spellStart"/>
+      <w:r>
+        <w:t>vẹn</w:t>
+      </w:r>
+      <w:proofErr w:type="spellEnd"/>
+      <w:r>
+        <w:t xml:space="preserve"> </w:t>
+      </w:r>
+      <w:proofErr w:type="spellStart"/>
+      <w:r>
+        <w:t>tham</w:t>
+      </w:r>
+      <w:proofErr w:type="spellEnd"/>
+      <w:r>
+        <w:t xml:space="preserve"> </w:t>
+      </w:r>
+      <w:proofErr w:type="spellStart"/>
+      <w:r>
+        <w:t>chiếu</w:t>
+      </w:r>
+      <w:proofErr w:type="spellEnd"/>
+      <w:r>
+        <w:t xml:space="preserve"> </w:t>
+      </w:r>
+      <w:proofErr w:type="spellStart"/>
+      <w:r>
+        <w:t>giữa</w:t>
+      </w:r>
+      <w:proofErr w:type="spellEnd"/>
+      <w:r>
+        <w:t xml:space="preserve"> </w:t>
+      </w:r>
+      <w:proofErr w:type="spellStart"/>
+      <w:r>
+        <w:t>các</w:t>
+      </w:r>
+      <w:proofErr w:type="spellEnd"/>
+      <w:r>
+        <w:t xml:space="preserve"> </w:t>
+      </w:r>
+      <w:proofErr w:type="spellStart"/>
+      <w:r>
+        <w:t>thực</w:t>
+      </w:r>
+      <w:proofErr w:type="spellEnd"/>
+      <w:r>
+        <w:t xml:space="preserve"> </w:t>
+      </w:r>
+      <w:proofErr w:type="spellStart"/>
+      <w:r>
+        <w:t>thể</w:t>
+      </w:r>
+      <w:proofErr w:type="spellEnd"/>
+      <w:r>
+        <w:t xml:space="preserve"> </w:t>
+      </w:r>
+      <w:proofErr w:type="spellStart"/>
+      <w:r>
+        <w:t>có</w:t>
+      </w:r>
+      <w:proofErr w:type="spellEnd"/>
+      <w:r>
+        <w:t xml:space="preserve"> </w:t>
+      </w:r>
+      <w:proofErr w:type="spellStart"/>
+      <w:r>
+        <w:t>quan</w:t>
+      </w:r>
+      <w:proofErr w:type="spellEnd"/>
+      <w:r>
+        <w:t xml:space="preserve"> </w:t>
+      </w:r>
+      <w:proofErr w:type="spellStart"/>
+      <w:r>
+        <w:t>hệ</w:t>
+      </w:r>
+      <w:proofErr w:type="spellEnd"/>
+      <w:r>
+        <w:t xml:space="preserve"> </w:t>
+      </w:r>
+      <w:proofErr w:type="spellStart"/>
+      <w:r>
+        <w:t>chéo</w:t>
+      </w:r>
+      <w:proofErr w:type="spellEnd"/>
+      <w:r>
+        <w:t xml:space="preserve"> </w:t>
+      </w:r>
+      <w:proofErr w:type="spellStart"/>
+      <w:r>
+        <w:t>phức</w:t>
+      </w:r>
+      <w:proofErr w:type="spellEnd"/>
+      <w:r>
+        <w:t xml:space="preserve"> </w:t>
+      </w:r>
+      <w:proofErr w:type="spellStart"/>
+      <w:r>
+        <w:t>tạp</w:t>
+      </w:r>
+      <w:proofErr w:type="spellEnd"/>
+      <w:r>
+        <w:t xml:space="preserve">. </w:t>
+      </w:r>
+      <w:proofErr w:type="spellStart"/>
+      <w:r>
+        <w:t>Đặc</w:t>
+      </w:r>
+      <w:proofErr w:type="spellEnd"/>
+      <w:r>
+        <w:t xml:space="preserve"> </w:t>
+      </w:r>
+      <w:proofErr w:type="spellStart"/>
+      <w:r>
+        <w:t>biệt</w:t>
+      </w:r>
+      <w:proofErr w:type="spellEnd"/>
+      <w:r>
+        <w:t xml:space="preserve">, </w:t>
+      </w:r>
+      <w:proofErr w:type="spellStart"/>
+      <w:r>
+        <w:t>hệ</w:t>
+      </w:r>
+      <w:proofErr w:type="spellEnd"/>
+      <w:r>
+        <w:t xml:space="preserve"> </w:t>
+      </w:r>
+      <w:proofErr w:type="spellStart"/>
+      <w:r>
+        <w:t>thống</w:t>
+      </w:r>
+      <w:proofErr w:type="spellEnd"/>
+      <w:r>
+        <w:t xml:space="preserve"> </w:t>
+      </w:r>
+      <w:proofErr w:type="spellStart"/>
+      <w:r>
+        <w:t>tận</w:t>
+      </w:r>
+      <w:proofErr w:type="spellEnd"/>
+      <w:r>
+        <w:t xml:space="preserve"> </w:t>
+      </w:r>
+      <w:proofErr w:type="spellStart"/>
+      <w:r>
+        <w:t>dụng</w:t>
+      </w:r>
+      <w:proofErr w:type="spellEnd"/>
+      <w:r>
+        <w:t xml:space="preserve"> </w:t>
+      </w:r>
+      <w:proofErr w:type="spellStart"/>
+      <w:r>
+        <w:t>tối</w:t>
+      </w:r>
+      <w:proofErr w:type="spellEnd"/>
+      <w:r>
+        <w:t xml:space="preserve"> </w:t>
+      </w:r>
+      <w:proofErr w:type="spellStart"/>
+      <w:r>
+        <w:t>đa</w:t>
+      </w:r>
+      <w:proofErr w:type="spellEnd"/>
+      <w:r>
+        <w:t xml:space="preserve"> </w:t>
+      </w:r>
+      <w:proofErr w:type="spellStart"/>
+      <w:r>
+        <w:t>kiểu</w:t>
+      </w:r>
+      <w:proofErr w:type="spellEnd"/>
+      <w:r>
+        <w:t xml:space="preserve"> </w:t>
+      </w:r>
+      <w:proofErr w:type="spellStart"/>
+      <w:r>
+        <w:t>dữ</w:t>
+      </w:r>
+      <w:proofErr w:type="spellEnd"/>
+      <w:r>
+        <w:t xml:space="preserve"> </w:t>
+      </w:r>
+      <w:proofErr w:type="spellStart"/>
+      <w:r>
+        <w:t>liệu</w:t>
+      </w:r>
+      <w:proofErr w:type="spellEnd"/>
+      <w:r>
+        <w:t xml:space="preserve"> JSONB </w:t>
+      </w:r>
+      <w:proofErr w:type="spellStart"/>
+      <w:r>
+        <w:t>của</w:t>
+      </w:r>
+      <w:proofErr w:type="spellEnd"/>
+      <w:r>
+        <w:t xml:space="preserve"> PostgreSQL </w:t>
+      </w:r>
+      <w:proofErr w:type="spellStart"/>
+      <w:r>
+        <w:t>để</w:t>
+      </w:r>
+      <w:proofErr w:type="spellEnd"/>
+      <w:r>
+        <w:t xml:space="preserve"> </w:t>
+      </w:r>
+      <w:proofErr w:type="spellStart"/>
+      <w:r>
+        <w:t>lưu</w:t>
+      </w:r>
+      <w:proofErr w:type="spellEnd"/>
+      <w:r>
+        <w:t xml:space="preserve"> </w:t>
+      </w:r>
+      <w:proofErr w:type="spellStart"/>
+      <w:r>
+        <w:t>trữ</w:t>
+      </w:r>
+      <w:proofErr w:type="spellEnd"/>
+      <w:r>
+        <w:t xml:space="preserve"> </w:t>
+      </w:r>
+      <w:proofErr w:type="spellStart"/>
+      <w:r>
+        <w:t>các</w:t>
+      </w:r>
+      <w:proofErr w:type="spellEnd"/>
+      <w:r>
+        <w:t xml:space="preserve"> </w:t>
+      </w:r>
+      <w:proofErr w:type="spellStart"/>
+      <w:r>
+        <w:t>cấu</w:t>
+      </w:r>
+      <w:proofErr w:type="spellEnd"/>
+      <w:r>
+        <w:t xml:space="preserve"> </w:t>
+      </w:r>
+      <w:proofErr w:type="spellStart"/>
+      <w:r>
+        <w:t>trúc</w:t>
+      </w:r>
+      <w:proofErr w:type="spellEnd"/>
+      <w:r>
+        <w:t xml:space="preserve"> </w:t>
+      </w:r>
+      <w:proofErr w:type="spellStart"/>
+      <w:r>
+        <w:t>dữ</w:t>
+      </w:r>
+      <w:proofErr w:type="spellEnd"/>
+      <w:r>
+        <w:t xml:space="preserve"> </w:t>
+      </w:r>
+      <w:proofErr w:type="spellStart"/>
+      <w:r>
+        <w:t>liệu</w:t>
+      </w:r>
+      <w:proofErr w:type="spellEnd"/>
+      <w:r>
+        <w:t xml:space="preserve"> </w:t>
+      </w:r>
+      <w:proofErr w:type="spellStart"/>
+      <w:r>
+        <w:t>linh</w:t>
+      </w:r>
+      <w:proofErr w:type="spellEnd"/>
+      <w:r>
+        <w:t xml:space="preserve"> </w:t>
+      </w:r>
+      <w:proofErr w:type="spellStart"/>
+      <w:r>
+        <w:t>hoạt</w:t>
+      </w:r>
+      <w:proofErr w:type="spellEnd"/>
+      <w:r>
+        <w:t xml:space="preserve"> </w:t>
+      </w:r>
+      <w:proofErr w:type="spellStart"/>
+      <w:r>
+        <w:t>mà</w:t>
+      </w:r>
+      <w:proofErr w:type="spellEnd"/>
+      <w:r>
+        <w:t xml:space="preserve"> </w:t>
+      </w:r>
+      <w:proofErr w:type="spellStart"/>
+      <w:r>
+        <w:t>không</w:t>
+      </w:r>
+      <w:proofErr w:type="spellEnd"/>
+      <w:r>
+        <w:t xml:space="preserve"> </w:t>
+      </w:r>
+      <w:proofErr w:type="spellStart"/>
+      <w:r>
+        <w:t>cần</w:t>
+      </w:r>
+      <w:proofErr w:type="spellEnd"/>
+      <w:r>
+        <w:t xml:space="preserve"> </w:t>
+      </w:r>
+      <w:proofErr w:type="spellStart"/>
+      <w:r>
+        <w:t>thay</w:t>
+      </w:r>
+      <w:proofErr w:type="spellEnd"/>
+      <w:r>
+        <w:t xml:space="preserve"> </w:t>
+      </w:r>
+      <w:proofErr w:type="spellStart"/>
+      <w:r>
+        <w:t>đổi</w:t>
+      </w:r>
+      <w:proofErr w:type="spellEnd"/>
+      <w:r>
+        <w:t xml:space="preserve"> </w:t>
+      </w:r>
+      <w:proofErr w:type="spellStart"/>
+      <w:r>
+        <w:t>lược</w:t>
+      </w:r>
+      <w:proofErr w:type="spellEnd"/>
+      <w:r>
+        <w:t xml:space="preserve"> </w:t>
+      </w:r>
+      <w:proofErr w:type="spellStart"/>
+      <w:r>
+        <w:t>đồ</w:t>
+      </w:r>
+      <w:proofErr w:type="spellEnd"/>
+      <w:r>
+        <w:t xml:space="preserve"> </w:t>
+      </w:r>
+      <w:proofErr w:type="spellStart"/>
+      <w:r>
+        <w:t>cơ</w:t>
+      </w:r>
+      <w:proofErr w:type="spellEnd"/>
+      <w:r>
+        <w:t xml:space="preserve"> </w:t>
+      </w:r>
+      <w:proofErr w:type="spellStart"/>
+      <w:r>
+        <w:t>sở</w:t>
+      </w:r>
+      <w:proofErr w:type="spellEnd"/>
+      <w:r>
+        <w:t xml:space="preserve"> </w:t>
+      </w:r>
+      <w:proofErr w:type="spellStart"/>
+      <w:r>
+        <w:t>dữ</w:t>
+      </w:r>
+      <w:proofErr w:type="spellEnd"/>
+      <w:r>
+        <w:t xml:space="preserve"> </w:t>
+      </w:r>
+      <w:proofErr w:type="spellStart"/>
+      <w:r>
+        <w:t>liệu</w:t>
+      </w:r>
+      <w:proofErr w:type="spellEnd"/>
+      <w:r>
+        <w:t>.</w:t>
       </w:r>
     </w:p>
     <w:p>
       <w:pPr>
         <w:pStyle w:val="BodyText1"/>
       </w:pPr>
-      <w:r>
-        <w:t>Quy ước chung: Mọi bảng trong lược đồ đều kế thừa ba trường thời gian tiêu chuẩn (created_at, updated_at, deleted_at). Hệ thống áp dụng cơ chế xóa mềm (Soft Delete) đồng nhất để hỗ trợ phục hồi dữ liệu khi cần thiết.</w:t>
+      <w:proofErr w:type="spellStart"/>
+      <w:r>
+        <w:t>Mọi</w:t>
+      </w:r>
+      <w:proofErr w:type="spellEnd"/>
+      <w:r>
+        <w:t xml:space="preserve"> </w:t>
+      </w:r>
+      <w:proofErr w:type="spellStart"/>
+      <w:r>
+        <w:t>bảng</w:t>
+      </w:r>
+      <w:proofErr w:type="spellEnd"/>
+      <w:r>
+        <w:t xml:space="preserve"> </w:t>
+      </w:r>
+      <w:proofErr w:type="spellStart"/>
+      <w:r>
+        <w:t>trong</w:t>
+      </w:r>
+      <w:proofErr w:type="spellEnd"/>
+      <w:r>
+        <w:t xml:space="preserve"> </w:t>
+      </w:r>
+      <w:proofErr w:type="spellStart"/>
+      <w:r>
+        <w:t>lược</w:t>
+      </w:r>
+      <w:proofErr w:type="spellEnd"/>
+      <w:r>
+        <w:t xml:space="preserve"> </w:t>
+      </w:r>
+      <w:proofErr w:type="spellStart"/>
+      <w:r>
+        <w:t>đồ</w:t>
+      </w:r>
+      <w:proofErr w:type="spellEnd"/>
+      <w:r>
+        <w:t xml:space="preserve"> </w:t>
+      </w:r>
+      <w:proofErr w:type="spellStart"/>
+      <w:r>
+        <w:t>đều</w:t>
+      </w:r>
+      <w:proofErr w:type="spellEnd"/>
+      <w:r>
+        <w:t xml:space="preserve"> </w:t>
+      </w:r>
+      <w:proofErr w:type="spellStart"/>
+      <w:r>
+        <w:t>kế</w:t>
+      </w:r>
+      <w:proofErr w:type="spellEnd"/>
+      <w:r>
+        <w:t xml:space="preserve"> </w:t>
+      </w:r>
+      <w:proofErr w:type="spellStart"/>
+      <w:r>
+        <w:t>thừa</w:t>
+      </w:r>
+      <w:proofErr w:type="spellEnd"/>
+      <w:r>
+        <w:t xml:space="preserve"> </w:t>
+      </w:r>
+      <w:proofErr w:type="spellStart"/>
+      <w:r>
+        <w:t>bốn</w:t>
+      </w:r>
+      <w:proofErr w:type="spellEnd"/>
+      <w:r>
+        <w:t xml:space="preserve"> </w:t>
+      </w:r>
+      <w:proofErr w:type="spellStart"/>
+      <w:r>
+        <w:t>trường</w:t>
+      </w:r>
+      <w:proofErr w:type="spellEnd"/>
+      <w:r>
+        <w:t xml:space="preserve"> </w:t>
+      </w:r>
+      <w:proofErr w:type="spellStart"/>
+      <w:r>
+        <w:t>cơ</w:t>
+      </w:r>
+      <w:proofErr w:type="spellEnd"/>
+      <w:r>
+        <w:t xml:space="preserve"> </w:t>
+      </w:r>
+      <w:proofErr w:type="spellStart"/>
+      <w:r>
+        <w:t>sở</w:t>
+      </w:r>
+      <w:proofErr w:type="spellEnd"/>
+      <w:r>
+        <w:t>: id (</w:t>
+      </w:r>
+      <w:proofErr w:type="spellStart"/>
+      <w:r>
+        <w:t>uuid</w:t>
+      </w:r>
+      <w:proofErr w:type="spellEnd"/>
+      <w:r>
+        <w:t xml:space="preserve"> </w:t>
+      </w:r>
+      <w:proofErr w:type="spellStart"/>
+      <w:r>
+        <w:t>làm</w:t>
+      </w:r>
+      <w:proofErr w:type="spellEnd"/>
+      <w:r>
+        <w:t xml:space="preserve"> </w:t>
+      </w:r>
+      <w:proofErr w:type="spellStart"/>
+      <w:r>
+        <w:t>khóa</w:t>
+      </w:r>
+      <w:proofErr w:type="spellEnd"/>
+      <w:r>
+        <w:t xml:space="preserve"> </w:t>
+      </w:r>
+      <w:proofErr w:type="spellStart"/>
+      <w:r>
+        <w:t>chính</w:t>
+      </w:r>
+      <w:proofErr w:type="spellEnd"/>
+      <w:r>
+        <w:t xml:space="preserve">), </w:t>
+      </w:r>
+      <w:proofErr w:type="spellStart"/>
+      <w:r>
+        <w:t>created_at</w:t>
+      </w:r>
+      <w:proofErr w:type="spellEnd"/>
+      <w:r>
+        <w:t xml:space="preserve">, </w:t>
+      </w:r>
+      <w:proofErr w:type="spellStart"/>
+      <w:r>
+        <w:t>updated_at</w:t>
+      </w:r>
+      <w:proofErr w:type="spellEnd"/>
+      <w:r>
+        <w:t xml:space="preserve">, </w:t>
+      </w:r>
+      <w:proofErr w:type="spellStart"/>
+      <w:r>
+        <w:t>và</w:t>
+      </w:r>
+      <w:proofErr w:type="spellEnd"/>
+      <w:r>
+        <w:t xml:space="preserve"> </w:t>
+      </w:r>
+      <w:proofErr w:type="spellStart"/>
+      <w:r>
+        <w:t>deleted_at</w:t>
+      </w:r>
+      <w:proofErr w:type="spellEnd"/>
+      <w:r>
+        <w:t xml:space="preserve">. </w:t>
+      </w:r>
+      <w:proofErr w:type="spellStart"/>
+      <w:r>
+        <w:t>Hệ</w:t>
+      </w:r>
+      <w:proofErr w:type="spellEnd"/>
+      <w:r>
+        <w:t xml:space="preserve"> </w:t>
+      </w:r>
+      <w:proofErr w:type="spellStart"/>
+      <w:r>
+        <w:t>thống</w:t>
+      </w:r>
+      <w:proofErr w:type="spellEnd"/>
+      <w:r>
+        <w:t xml:space="preserve"> </w:t>
+      </w:r>
+      <w:proofErr w:type="spellStart"/>
+      <w:r>
+        <w:t>áp</w:t>
+      </w:r>
+      <w:proofErr w:type="spellEnd"/>
+      <w:r>
+        <w:t xml:space="preserve"> </w:t>
+      </w:r>
+      <w:proofErr w:type="spellStart"/>
+      <w:r>
+        <w:t>dụng</w:t>
+      </w:r>
+      <w:proofErr w:type="spellEnd"/>
+      <w:r>
+        <w:t xml:space="preserve"> </w:t>
+      </w:r>
+      <w:proofErr w:type="spellStart"/>
+      <w:r>
+        <w:t>cơ</w:t>
+      </w:r>
+      <w:proofErr w:type="spellEnd"/>
+      <w:r>
+        <w:t xml:space="preserve"> </w:t>
+      </w:r>
+      <w:proofErr w:type="spellStart"/>
+      <w:r>
+        <w:t>chế</w:t>
+      </w:r>
+      <w:proofErr w:type="spellEnd"/>
+      <w:r>
+        <w:t xml:space="preserve"> </w:t>
+      </w:r>
+      <w:proofErr w:type="spellStart"/>
+      <w:r>
+        <w:t>xóa</w:t>
+      </w:r>
+      <w:proofErr w:type="spellEnd"/>
+      <w:r>
+        <w:t xml:space="preserve"> </w:t>
+      </w:r>
+      <w:proofErr w:type="spellStart"/>
+      <w:proofErr w:type="gramStart"/>
+      <w:r>
+        <w:t>mềm</w:t>
+      </w:r>
+      <w:proofErr w:type="spellEnd"/>
+      <w:r>
+        <w:t xml:space="preserve"> </w:t>
+      </w:r>
+      <w:r>
+        <w:t xml:space="preserve"> </w:t>
+      </w:r>
+      <w:proofErr w:type="spellStart"/>
+      <w:r>
+        <w:t>đồng</w:t>
+      </w:r>
+      <w:proofErr w:type="spellEnd"/>
+      <w:proofErr w:type="gramEnd"/>
+      <w:r>
+        <w:t xml:space="preserve"> </w:t>
+      </w:r>
+      <w:proofErr w:type="spellStart"/>
+      <w:r>
+        <w:t>nhất</w:t>
+      </w:r>
+      <w:proofErr w:type="spellEnd"/>
+      <w:r>
+        <w:t xml:space="preserve"> </w:t>
+      </w:r>
+      <w:proofErr w:type="spellStart"/>
+      <w:r>
+        <w:t>thông</w:t>
+      </w:r>
+      <w:proofErr w:type="spellEnd"/>
+      <w:r>
+        <w:t xml:space="preserve"> qua </w:t>
+      </w:r>
+      <w:proofErr w:type="spellStart"/>
+      <w:r>
+        <w:t>trường</w:t>
+      </w:r>
+      <w:proofErr w:type="spellEnd"/>
+      <w:r>
+        <w:t xml:space="preserve"> </w:t>
+      </w:r>
+      <w:proofErr w:type="spellStart"/>
+      <w:r>
+        <w:t>deleted_at</w:t>
+      </w:r>
+      <w:proofErr w:type="spellEnd"/>
+      <w:r>
+        <w:t xml:space="preserve"> </w:t>
+      </w:r>
+      <w:proofErr w:type="spellStart"/>
+      <w:r>
+        <w:t>để</w:t>
+      </w:r>
+      <w:proofErr w:type="spellEnd"/>
+      <w:r>
+        <w:t xml:space="preserve"> </w:t>
+      </w:r>
+      <w:proofErr w:type="spellStart"/>
+      <w:r>
+        <w:t>hỗ</w:t>
+      </w:r>
+      <w:proofErr w:type="spellEnd"/>
+      <w:r>
+        <w:t xml:space="preserve"> </w:t>
+      </w:r>
+      <w:proofErr w:type="spellStart"/>
+      <w:r>
+        <w:t>trợ</w:t>
+      </w:r>
+      <w:proofErr w:type="spellEnd"/>
+      <w:r>
+        <w:t xml:space="preserve"> </w:t>
+      </w:r>
+      <w:proofErr w:type="spellStart"/>
+      <w:r>
+        <w:t>phục</w:t>
+      </w:r>
+      <w:proofErr w:type="spellEnd"/>
+      <w:r>
+        <w:t xml:space="preserve"> </w:t>
+      </w:r>
+      <w:proofErr w:type="spellStart"/>
+      <w:r>
+        <w:t>hồi</w:t>
+      </w:r>
+      <w:proofErr w:type="spellEnd"/>
+      <w:r>
+        <w:t xml:space="preserve"> </w:t>
+      </w:r>
+      <w:proofErr w:type="spellStart"/>
+      <w:r>
+        <w:t>dữ</w:t>
+      </w:r>
+      <w:proofErr w:type="spellEnd"/>
+      <w:r>
+        <w:t xml:space="preserve"> </w:t>
+      </w:r>
+      <w:proofErr w:type="spellStart"/>
+      <w:r>
+        <w:t>liệu</w:t>
+      </w:r>
+      <w:proofErr w:type="spellEnd"/>
+      <w:r>
+        <w:t xml:space="preserve"> </w:t>
+      </w:r>
+      <w:proofErr w:type="spellStart"/>
+      <w:r>
+        <w:t>khi</w:t>
+      </w:r>
+      <w:proofErr w:type="spellEnd"/>
+      <w:r>
+        <w:t xml:space="preserve"> </w:t>
+      </w:r>
+      <w:proofErr w:type="spellStart"/>
+      <w:r>
+        <w:t>cần</w:t>
+      </w:r>
+      <w:proofErr w:type="spellEnd"/>
+      <w:r>
+        <w:t xml:space="preserve"> </w:t>
+      </w:r>
+      <w:proofErr w:type="spellStart"/>
+      <w:r>
+        <w:t>thiết</w:t>
+      </w:r>
+      <w:proofErr w:type="spellEnd"/>
+      <w:r>
+        <w:t>.</w:t>
       </w:r>
     </w:p>
     <w:p>
@@ -13193,16 +14356,378 @@
       </w:pPr>
       <w:bookmarkStart w:id="32" w:name="_LinVNix_new_107"/>
       <w:r>
-        <w:t>3.3.1 Lược đồ cơ sở dữ liệu</w:t>
+        <w:t xml:space="preserve">3.3.1 Lược đồ </w:t>
+      </w:r>
+      <w:proofErr w:type="spellStart"/>
+      <w:r>
+        <w:t>cơ</w:t>
+      </w:r>
+      <w:proofErr w:type="spellEnd"/>
+      <w:r>
+        <w:t xml:space="preserve"> </w:t>
+      </w:r>
+      <w:proofErr w:type="spellStart"/>
+      <w:r>
+        <w:t>sở</w:t>
+      </w:r>
+      <w:proofErr w:type="spellEnd"/>
+      <w:r>
+        <w:t xml:space="preserve"> </w:t>
+      </w:r>
+      <w:proofErr w:type="spellStart"/>
+      <w:r>
+        <w:t>dữ</w:t>
+      </w:r>
+      <w:proofErr w:type="spellEnd"/>
+      <w:r>
+        <w:t xml:space="preserve"> </w:t>
+      </w:r>
+      <w:proofErr w:type="spellStart"/>
+      <w:r>
+        <w:t>liệu</w:t>
       </w:r>
       <w:bookmarkEnd w:id="32"/>
+      <w:proofErr w:type="spellEnd"/>
     </w:p>
     <w:p>
       <w:pPr>
         <w:pStyle w:val="BodyText1"/>
       </w:pPr>
-      <w:r>
-        <w:t>Lược đồ thực thể liên kết (ERD) của hệ thống bao gồm 27 bảng, được nhóm thành các cụm nghiệp vụ: Tài khoản, Học liệu, Luyện tập, Tiến trình và Tương tác AI. Hình 3.5 dưới đây thể hiện các bảng nghiệp vụ cốt lõi và các mối quan hệ (chuẩn Crow’s foot), các bảng phụ trợ (token, media) đã được lược bỏ để sơ đồ rõ ràng.</w:t>
+      <w:proofErr w:type="spellStart"/>
+      <w:r>
+        <w:t>Lược</w:t>
+      </w:r>
+      <w:proofErr w:type="spellEnd"/>
+      <w:r>
+        <w:t xml:space="preserve"> </w:t>
+      </w:r>
+      <w:proofErr w:type="spellStart"/>
+      <w:r>
+        <w:t>đồ</w:t>
+      </w:r>
+      <w:proofErr w:type="spellEnd"/>
+      <w:r>
+        <w:t xml:space="preserve"> </w:t>
+      </w:r>
+      <w:proofErr w:type="spellStart"/>
+      <w:r>
+        <w:t>thực</w:t>
+      </w:r>
+      <w:proofErr w:type="spellEnd"/>
+      <w:r>
+        <w:t xml:space="preserve"> </w:t>
+      </w:r>
+      <w:proofErr w:type="spellStart"/>
+      <w:r>
+        <w:t>thể</w:t>
+      </w:r>
+      <w:proofErr w:type="spellEnd"/>
+      <w:r>
+        <w:t xml:space="preserve"> </w:t>
+      </w:r>
+      <w:proofErr w:type="spellStart"/>
+      <w:r>
+        <w:t>liên</w:t>
+      </w:r>
+      <w:proofErr w:type="spellEnd"/>
+      <w:r>
+        <w:t xml:space="preserve"> </w:t>
+      </w:r>
+      <w:proofErr w:type="spellStart"/>
+      <w:r>
+        <w:t>kết</w:t>
+      </w:r>
+      <w:proofErr w:type="spellEnd"/>
+      <w:r>
+        <w:t xml:space="preserve"> (ERD) </w:t>
+      </w:r>
+      <w:proofErr w:type="spellStart"/>
+      <w:r>
+        <w:t>của</w:t>
+      </w:r>
+      <w:proofErr w:type="spellEnd"/>
+      <w:r>
+        <w:t xml:space="preserve"> </w:t>
+      </w:r>
+      <w:proofErr w:type="spellStart"/>
+      <w:r>
+        <w:t>hệ</w:t>
+      </w:r>
+      <w:proofErr w:type="spellEnd"/>
+      <w:r>
+        <w:t xml:space="preserve"> </w:t>
+      </w:r>
+      <w:proofErr w:type="spellStart"/>
+      <w:r>
+        <w:t>thống</w:t>
+      </w:r>
+      <w:proofErr w:type="spellEnd"/>
+      <w:r>
+        <w:t xml:space="preserve"> bao </w:t>
+      </w:r>
+      <w:proofErr w:type="spellStart"/>
+      <w:r>
+        <w:t>gồm</w:t>
+      </w:r>
+      <w:proofErr w:type="spellEnd"/>
+      <w:r>
+        <w:t xml:space="preserve"> 27 </w:t>
+      </w:r>
+      <w:proofErr w:type="spellStart"/>
+      <w:r>
+        <w:t>bảng</w:t>
+      </w:r>
+      <w:proofErr w:type="spellEnd"/>
+      <w:r>
+        <w:t xml:space="preserve">, </w:t>
+      </w:r>
+      <w:proofErr w:type="spellStart"/>
+      <w:r>
+        <w:t>được</w:t>
+      </w:r>
+      <w:proofErr w:type="spellEnd"/>
+      <w:r>
+        <w:t xml:space="preserve"> </w:t>
+      </w:r>
+      <w:proofErr w:type="spellStart"/>
+      <w:r>
+        <w:t>nhóm</w:t>
+      </w:r>
+      <w:proofErr w:type="spellEnd"/>
+      <w:r>
+        <w:t xml:space="preserve"> </w:t>
+      </w:r>
+      <w:proofErr w:type="spellStart"/>
+      <w:r>
+        <w:t>thành</w:t>
+      </w:r>
+      <w:proofErr w:type="spellEnd"/>
+      <w:r>
+        <w:t xml:space="preserve"> </w:t>
+      </w:r>
+      <w:proofErr w:type="spellStart"/>
+      <w:r>
+        <w:t>các</w:t>
+      </w:r>
+      <w:proofErr w:type="spellEnd"/>
+      <w:r>
+        <w:t xml:space="preserve"> </w:t>
+      </w:r>
+      <w:proofErr w:type="spellStart"/>
+      <w:r>
+        <w:t>cụm</w:t>
+      </w:r>
+      <w:proofErr w:type="spellEnd"/>
+      <w:r>
+        <w:t xml:space="preserve"> </w:t>
+      </w:r>
+      <w:proofErr w:type="spellStart"/>
+      <w:r>
+        <w:t>nghiệp</w:t>
+      </w:r>
+      <w:proofErr w:type="spellEnd"/>
+      <w:r>
+        <w:t xml:space="preserve"> </w:t>
+      </w:r>
+      <w:proofErr w:type="spellStart"/>
+      <w:r>
+        <w:t>vụ</w:t>
+      </w:r>
+      <w:proofErr w:type="spellEnd"/>
+      <w:r>
+        <w:t xml:space="preserve">: Tài </w:t>
+      </w:r>
+      <w:proofErr w:type="spellStart"/>
+      <w:r>
+        <w:t>khoản</w:t>
+      </w:r>
+      <w:proofErr w:type="spellEnd"/>
+      <w:r>
+        <w:t xml:space="preserve">, Học </w:t>
+      </w:r>
+      <w:proofErr w:type="spellStart"/>
+      <w:r>
+        <w:t>liệu</w:t>
+      </w:r>
+      <w:proofErr w:type="spellEnd"/>
+      <w:r>
+        <w:t xml:space="preserve">, </w:t>
+      </w:r>
+      <w:proofErr w:type="spellStart"/>
+      <w:r>
+        <w:t>Luyện</w:t>
+      </w:r>
+      <w:proofErr w:type="spellEnd"/>
+      <w:r>
+        <w:t xml:space="preserve"> </w:t>
+      </w:r>
+      <w:proofErr w:type="spellStart"/>
+      <w:r>
+        <w:t>tập</w:t>
+      </w:r>
+      <w:proofErr w:type="spellEnd"/>
+      <w:r>
+        <w:t xml:space="preserve">, Tiến </w:t>
+      </w:r>
+      <w:proofErr w:type="spellStart"/>
+      <w:r>
+        <w:t>trình</w:t>
+      </w:r>
+      <w:proofErr w:type="spellEnd"/>
+      <w:r>
+        <w:t xml:space="preserve"> </w:t>
+      </w:r>
+      <w:proofErr w:type="spellStart"/>
+      <w:r>
+        <w:t>và</w:t>
+      </w:r>
+      <w:proofErr w:type="spellEnd"/>
+      <w:r>
+        <w:t xml:space="preserve"> </w:t>
+      </w:r>
+      <w:proofErr w:type="spellStart"/>
+      <w:r>
+        <w:t>Tương</w:t>
+      </w:r>
+      <w:proofErr w:type="spellEnd"/>
+      <w:r>
+        <w:t xml:space="preserve"> </w:t>
+      </w:r>
+      <w:proofErr w:type="spellStart"/>
+      <w:r>
+        <w:t>tác</w:t>
+      </w:r>
+      <w:proofErr w:type="spellEnd"/>
+      <w:r>
+        <w:t xml:space="preserve"> AI. </w:t>
+      </w:r>
+      <w:proofErr w:type="spellStart"/>
+      <w:r>
+        <w:t>Hình</w:t>
+      </w:r>
+      <w:proofErr w:type="spellEnd"/>
+      <w:r>
+        <w:t xml:space="preserve"> 3.5 </w:t>
+      </w:r>
+      <w:proofErr w:type="spellStart"/>
+      <w:r>
+        <w:t>dưới</w:t>
+      </w:r>
+      <w:proofErr w:type="spellEnd"/>
+      <w:r>
+        <w:t xml:space="preserve"> </w:t>
+      </w:r>
+      <w:proofErr w:type="spellStart"/>
+      <w:r>
+        <w:t>đây</w:t>
+      </w:r>
+      <w:proofErr w:type="spellEnd"/>
+      <w:r>
+        <w:t xml:space="preserve"> </w:t>
+      </w:r>
+      <w:proofErr w:type="spellStart"/>
+      <w:r>
+        <w:t>thể</w:t>
+      </w:r>
+      <w:proofErr w:type="spellEnd"/>
+      <w:r>
+        <w:t xml:space="preserve"> </w:t>
+      </w:r>
+      <w:proofErr w:type="spellStart"/>
+      <w:r>
+        <w:t>hiện</w:t>
+      </w:r>
+      <w:proofErr w:type="spellEnd"/>
+      <w:r>
+        <w:t xml:space="preserve"> </w:t>
+      </w:r>
+      <w:proofErr w:type="spellStart"/>
+      <w:r>
+        <w:t>các</w:t>
+      </w:r>
+      <w:proofErr w:type="spellEnd"/>
+      <w:r>
+        <w:t xml:space="preserve"> </w:t>
+      </w:r>
+      <w:proofErr w:type="spellStart"/>
+      <w:r>
+        <w:t>bảng</w:t>
+      </w:r>
+      <w:proofErr w:type="spellEnd"/>
+      <w:r>
+        <w:t xml:space="preserve"> </w:t>
+      </w:r>
+      <w:proofErr w:type="spellStart"/>
+      <w:r>
+        <w:t>nghiệp</w:t>
+      </w:r>
+      <w:proofErr w:type="spellEnd"/>
+      <w:r>
+        <w:t xml:space="preserve"> </w:t>
+      </w:r>
+      <w:proofErr w:type="spellStart"/>
+      <w:r>
+        <w:t>vụ</w:t>
+      </w:r>
+      <w:proofErr w:type="spellEnd"/>
+      <w:r>
+        <w:t xml:space="preserve"> </w:t>
+      </w:r>
+      <w:proofErr w:type="spellStart"/>
+      <w:r>
+        <w:t>cốt</w:t>
+      </w:r>
+      <w:proofErr w:type="spellEnd"/>
+      <w:r>
+        <w:t xml:space="preserve"> </w:t>
+      </w:r>
+      <w:proofErr w:type="spellStart"/>
+      <w:r>
+        <w:t>lõi</w:t>
+      </w:r>
+      <w:proofErr w:type="spellEnd"/>
+      <w:r>
+        <w:t xml:space="preserve"> </w:t>
+      </w:r>
+      <w:proofErr w:type="spellStart"/>
+      <w:r>
+        <w:t>và</w:t>
+      </w:r>
+      <w:proofErr w:type="spellEnd"/>
+      <w:r>
+        <w:t xml:space="preserve"> </w:t>
+      </w:r>
+      <w:proofErr w:type="spellStart"/>
+      <w:r>
+        <w:t>các</w:t>
+      </w:r>
+      <w:proofErr w:type="spellEnd"/>
+      <w:r>
+        <w:t xml:space="preserve"> </w:t>
+      </w:r>
+      <w:proofErr w:type="spellStart"/>
+      <w:r>
+        <w:t>mối</w:t>
+      </w:r>
+      <w:proofErr w:type="spellEnd"/>
+      <w:r>
+        <w:t xml:space="preserve"> </w:t>
+      </w:r>
+      <w:proofErr w:type="spellStart"/>
+      <w:r>
+        <w:t>quan</w:t>
+      </w:r>
+      <w:proofErr w:type="spellEnd"/>
+      <w:r>
+        <w:t xml:space="preserve"> </w:t>
+      </w:r>
+      <w:proofErr w:type="spellStart"/>
+      <w:r>
+        <w:t>hệ</w:t>
+      </w:r>
+      <w:proofErr w:type="spellEnd"/>
+      <w:r>
+        <w:t>.</w:t>
       </w:r>
     </w:p>
     <w:p>
@@ -13266,7 +14791,71 @@
           <w:i/>
           <w:iCs/>
         </w:rPr>
-        <w:t>Hình 3.5. Lược đồ thực thể liên kết (ERD) các bảng nghiệp vụ chính.</w:t>
+        <w:t xml:space="preserve">Hình 3.5. Lược đồ </w:t>
+      </w:r>
+      <w:proofErr w:type="spellStart"/>
+      <w:r>
+        <w:rPr>
+          <w:i/>
+          <w:iCs/>
+        </w:rPr>
+        <w:t>thực</w:t>
+      </w:r>
+      <w:proofErr w:type="spellEnd"/>
+      <w:r>
+        <w:rPr>
+          <w:i/>
+          <w:iCs/>
+        </w:rPr>
+        <w:t xml:space="preserve"> </w:t>
+      </w:r>
+      <w:proofErr w:type="spellStart"/>
+      <w:r>
+        <w:rPr>
+          <w:i/>
+          <w:iCs/>
+        </w:rPr>
+        <w:t>thể</w:t>
+      </w:r>
+      <w:proofErr w:type="spellEnd"/>
+      <w:r>
+        <w:rPr>
+          <w:i/>
+          <w:iCs/>
+        </w:rPr>
+        <w:t xml:space="preserve"> </w:t>
+      </w:r>
+      <w:proofErr w:type="spellStart"/>
+      <w:r>
+        <w:rPr>
+          <w:i/>
+          <w:iCs/>
+        </w:rPr>
+        <w:t>liên</w:t>
+      </w:r>
+      <w:proofErr w:type="spellEnd"/>
+      <w:r>
+        <w:rPr>
+          <w:i/>
+          <w:iCs/>
+        </w:rPr>
+        <w:t xml:space="preserve"> </w:t>
+      </w:r>
+      <w:proofErr w:type="spellStart"/>
+      <w:r>
+        <w:rPr>
+          <w:i/>
+          <w:iCs/>
+        </w:rPr>
+        <w:t>kết</w:t>
+      </w:r>
+      <w:proofErr w:type="spellEnd"/>
+      <w:r>
+        <w:rPr>
+          <w:i/>
+          <w:iCs/>
+        </w:rPr>
+        <w:t>.</w:t>
       </w:r>
     </w:p>
     <w:p>
@@ -13275,9 +14864,14 @@
       </w:pPr>
       <w:bookmarkStart w:id="33" w:name="_LinVNix_new_108"/>
       <w:r>
-        <w:t>3.3.2 Chi tiết các thực thể chính</w:t>
+        <w:t xml:space="preserve">3.3.2 Chi tiết các thực </w:t>
+      </w:r>
+      <w:proofErr w:type="spellStart"/>
+      <w:r>
+        <w:t>thể</w:t>
       </w:r>
       <w:bookmarkEnd w:id="33"/>
+      <w:proofErr w:type="spellEnd"/>
     </w:p>
     <w:p>
       <w:pPr>
@@ -16630,7 +18224,15 @@
         <w:t>Ứng dụng di động:</w:t>
       </w:r>
       <w:r>
-        <w:t xml:space="preserve"> Mã nguồn Flutter được biên dịch ra định dạng .apk (Android) và .ipa (iOS). Toàn bộ tham số nhạy cảm (API Keys, Database URI) được ẩn hoàn toàn và chỉ cấu hình qua biến môi trường </w:t>
+        <w:t xml:space="preserve"> Mã nguồn Flutter được biên dịch ra định dạng .apk (Android) </w:t>
+      </w:r>
+      <w:proofErr w:type="gramStart"/>
+      <w:r>
+        <w:t>và .ipa</w:t>
+      </w:r>
+      <w:proofErr w:type="gramEnd"/>
+      <w:r>
+        <w:t xml:space="preserve"> (iOS). Toàn bộ tham số nhạy cảm (API Keys, Database URI) được ẩn hoàn toàn và chỉ cấu hình qua biến môi trường </w:t>
       </w:r>
       <w:r>
         <w:lastRenderedPageBreak/>
@@ -17566,7 +19168,15 @@
                 <w:t>[10]</w:t>
               </w:r>
               <w:r>
-                <w:t xml:space="preserve"> Radford A., Kim J. W., Hallacy C. và cộng sự (2021), Learning Transferable Visual Models From Natural Language Supervision, Proceedings of the 38th International Conference on Machine Learning (ICML), tr. 8748–8763.</w:t>
+                <w:t xml:space="preserve"> Radford A., Kim J. W., Hallacy C. và cộng sự (2021), Learning Transferable Visual Models </w:t>
+              </w:r>
+              <w:proofErr w:type="gramStart"/>
+              <w:r>
+                <w:t>From</w:t>
+              </w:r>
+              <w:proofErr w:type="gramEnd"/>
+              <w:r>
+                <w:t xml:space="preserve"> Natural Language Supervision, Proceedings of the 38th International Conference on Machine Learning (ICML), tr. 8748–8763.</w:t>
               </w:r>
             </w:p>
             <w:p>
